--- a/Knowledge/3-Work knowledge/1-Software Engineering/1-Software Engineering Fundamentals/5-My Source/3-Network Topologies/Types of Mesh Topology/3-Full Mesh.docx
+++ b/Knowledge/3-Work knowledge/1-Software Engineering/1-Software Engineering Fundamentals/5-My Source/3-Network Topologies/Types of Mesh Topology/3-Full Mesh.docx
@@ -4,201 +4,419 @@
   <w:body>
     <w:p>
       <w:pPr>
-        <w:pStyle w:val="Heading1"/>
-        <w:keepNext w:val="0"/>
-        <w:keepLines w:val="0"/>
-        <w:spacing w:before="280"/>
+        <w:spacing w:before="280" w:after="80" w:line="276" w:lineRule="auto"/>
+        <w:outlineLvl w:val="0"/>
+        <w:rPr>
+          <w:rFonts w:asciiTheme="majorHAnsi" w:eastAsiaTheme="majorEastAsia" w:hAnsiTheme="majorHAnsi" w:cstheme="majorBidi"/>
+          <w:color w:val="2F5496" w:themeColor="accent1" w:themeShade="BF"/>
+          <w:kern w:val="0"/>
+          <w:sz w:val="40"/>
+          <w:szCs w:val="40"/>
+          <w:lang w:val="en"/>
+          <w14:ligatures w14:val="none"/>
+        </w:rPr>
       </w:pPr>
       <w:bookmarkStart w:id="0" w:name="_hzk2yzpgb6ag" w:colFirst="0" w:colLast="0"/>
       <w:bookmarkEnd w:id="0"/>
       <w:r>
+        <w:rPr>
+          <w:rFonts w:asciiTheme="majorHAnsi" w:eastAsiaTheme="majorEastAsia" w:hAnsiTheme="majorHAnsi" w:cstheme="majorBidi"/>
+          <w:color w:val="2F5496" w:themeColor="accent1" w:themeShade="BF"/>
+          <w:kern w:val="0"/>
+          <w:sz w:val="40"/>
+          <w:szCs w:val="40"/>
+          <w:lang w:val="en"/>
+          <w14:ligatures w14:val="none"/>
+        </w:rPr>
         <w:t>Full Mesh</w:t>
       </w:r>
     </w:p>
     <w:p>
       <w:pPr>
-        <w:pStyle w:val="Heading2"/>
+        <w:keepNext/>
+        <w:keepLines/>
+        <w:spacing w:before="160" w:after="80" w:line="276" w:lineRule="auto"/>
+        <w:outlineLvl w:val="1"/>
+        <w:rPr>
+          <w:rFonts w:asciiTheme="majorHAnsi" w:eastAsiaTheme="majorEastAsia" w:hAnsiTheme="majorHAnsi" w:cstheme="majorBidi"/>
+          <w:color w:val="2F5496" w:themeColor="accent1" w:themeShade="BF"/>
+          <w:kern w:val="0"/>
+          <w:sz w:val="32"/>
+          <w:szCs w:val="32"/>
+          <w:lang w:val="en"/>
+          <w14:ligatures w14:val="none"/>
+        </w:rPr>
       </w:pPr>
       <w:r>
-        <w:t xml:space="preserve">What Is </w:t>
-      </w:r>
-      <w:r>
-        <w:t>Full Mesh</w:t>
-      </w:r>
-      <w:r>
-        <w:t>?</w:t>
+        <w:rPr>
+          <w:rFonts w:asciiTheme="majorHAnsi" w:eastAsiaTheme="majorEastAsia" w:hAnsiTheme="majorHAnsi" w:cstheme="majorBidi"/>
+          <w:color w:val="2F5496" w:themeColor="accent1" w:themeShade="BF"/>
+          <w:kern w:val="0"/>
+          <w:sz w:val="32"/>
+          <w:szCs w:val="32"/>
+          <w:lang w:val="en"/>
+          <w14:ligatures w14:val="none"/>
+        </w:rPr>
+        <w:t>What Is Full Mesh?</w:t>
       </w:r>
     </w:p>
     <w:p>
       <w:pPr>
-        <w:spacing w:before="240" w:after="240"/>
+        <w:spacing w:before="240" w:after="240" w:line="276" w:lineRule="auto"/>
+        <w:rPr>
+          <w:rFonts w:ascii="Arial" w:eastAsia="Arial" w:hAnsi="Arial" w:cs="Arial"/>
+          <w:kern w:val="0"/>
+          <w:sz w:val="22"/>
+          <w:szCs w:val="22"/>
+          <w:lang w:val="en"/>
+          <w14:ligatures w14:val="none"/>
+        </w:rPr>
       </w:pPr>
       <w:r>
         <w:rPr>
-          <w:b/>
+          <w:rFonts w:ascii="Arial" w:eastAsia="Arial" w:hAnsi="Arial" w:cs="Arial"/>
+          <w:b/>
+          <w:kern w:val="0"/>
+          <w:sz w:val="22"/>
+          <w:szCs w:val="22"/>
           <w:highlight w:val="darkGray"/>
+          <w:lang w:val="en"/>
+          <w14:ligatures w14:val="none"/>
         </w:rPr>
         <w:t># Source</w:t>
       </w:r>
       <w:r>
         <w:rPr>
+          <w:rFonts w:ascii="Arial" w:eastAsia="Arial" w:hAnsi="Arial" w:cs="Arial"/>
+          <w:kern w:val="0"/>
+          <w:sz w:val="22"/>
+          <w:szCs w:val="22"/>
           <w:highlight w:val="darkGray"/>
+          <w:lang w:val="en"/>
+          <w14:ligatures w14:val="none"/>
         </w:rPr>
         <w:t xml:space="preserve">: </w:t>
       </w:r>
       <w:r>
         <w:rPr>
-          <w:b/>
+          <w:rFonts w:ascii="Arial" w:eastAsia="Arial" w:hAnsi="Arial" w:cs="Arial"/>
+          <w:b/>
+          <w:kern w:val="0"/>
+          <w:sz w:val="22"/>
+          <w:szCs w:val="22"/>
           <w:highlight w:val="darkGray"/>
-        </w:rPr>
-        <w:t>Chatgpt (GPT‑5 Mini) at [12/18/2025]</w:t>
+          <w:lang w:val="en"/>
+          <w14:ligatures w14:val="none"/>
+        </w:rPr>
+        <w:t>Chatgpt (GPT</w:t>
+      </w:r>
+      <w:r>
+        <w:rPr>
+          <w:rFonts w:ascii="Cambria Math" w:eastAsia="Arial" w:hAnsi="Cambria Math" w:cs="Cambria Math"/>
+          <w:b/>
+          <w:kern w:val="0"/>
+          <w:sz w:val="22"/>
+          <w:szCs w:val="22"/>
+          <w:highlight w:val="darkGray"/>
+          <w:lang w:val="en"/>
+          <w14:ligatures w14:val="none"/>
+        </w:rPr>
+        <w:t>‑</w:t>
+      </w:r>
+      <w:r>
+        <w:rPr>
+          <w:rFonts w:ascii="Arial" w:eastAsia="Arial" w:hAnsi="Arial" w:cs="Arial"/>
+          <w:b/>
+          <w:kern w:val="0"/>
+          <w:sz w:val="22"/>
+          <w:szCs w:val="22"/>
+          <w:highlight w:val="darkGray"/>
+          <w:lang w:val="en"/>
+          <w14:ligatures w14:val="none"/>
+        </w:rPr>
+        <w:t>5 Mini) at [12/18/2025]</w:t>
       </w:r>
     </w:p>
     <w:p>
       <w:pPr>
-        <w:spacing w:before="240" w:after="240"/>
+        <w:spacing w:before="240" w:after="240" w:line="276" w:lineRule="auto"/>
+        <w:rPr>
+          <w:rFonts w:ascii="Arial" w:eastAsia="Arial" w:hAnsi="Arial" w:cs="Arial"/>
+          <w:kern w:val="0"/>
+          <w:sz w:val="22"/>
+          <w:szCs w:val="22"/>
+          <w:lang w:val="en"/>
+          <w14:ligatures w14:val="none"/>
+        </w:rPr>
       </w:pPr>
       <w:r>
         <w:rPr>
-          <w:rFonts w:ascii="Roboto Mono" w:eastAsia="Roboto Mono" w:hAnsi="Roboto Mono"/>
-          <w:sz w:val="24"/>
+          <w:rFonts w:ascii="Roboto Mono" w:eastAsia="Roboto Mono" w:hAnsi="Roboto Mono" w:cs="Arial"/>
+          <w:kern w:val="0"/>
+          <w:szCs w:val="22"/>
+          <w:lang w:val="en"/>
+          <w14:ligatures w14:val="none"/>
         </w:rPr>
         <w:t xml:space="preserve">A </w:t>
       </w:r>
       <w:r>
         <w:rPr>
-          <w:rFonts w:ascii="Roboto Mono" w:eastAsia="Roboto Mono" w:hAnsi="Roboto Mono"/>
+          <w:rFonts w:ascii="Roboto Mono" w:eastAsia="Roboto Mono" w:hAnsi="Roboto Mono" w:cs="Arial"/>
           <w:b/>
           <w:bCs/>
-          <w:sz w:val="24"/>
+          <w:kern w:val="0"/>
+          <w:szCs w:val="22"/>
+          <w:lang w:val="en"/>
+          <w14:ligatures w14:val="none"/>
         </w:rPr>
         <w:t>Full Mesh Topology</w:t>
       </w:r>
       <w:r>
         <w:rPr>
-          <w:rFonts w:ascii="Roboto Mono" w:eastAsia="Roboto Mono" w:hAnsi="Roboto Mono"/>
-          <w:sz w:val="24"/>
+          <w:rFonts w:ascii="Roboto Mono" w:eastAsia="Roboto Mono" w:hAnsi="Roboto Mono" w:cs="Arial"/>
+          <w:kern w:val="0"/>
+          <w:szCs w:val="22"/>
+          <w:lang w:val="en"/>
+          <w14:ligatures w14:val="none"/>
         </w:rPr>
         <w:t xml:space="preserve"> is a type of network layout where </w:t>
       </w:r>
       <w:r>
         <w:rPr>
-          <w:rFonts w:ascii="Roboto Mono" w:eastAsia="Roboto Mono" w:hAnsi="Roboto Mono"/>
+          <w:rFonts w:ascii="Roboto Mono" w:eastAsia="Roboto Mono" w:hAnsi="Roboto Mono" w:cs="Arial"/>
           <w:b/>
           <w:bCs/>
-          <w:sz w:val="24"/>
+          <w:kern w:val="0"/>
+          <w:szCs w:val="22"/>
+          <w:lang w:val="en"/>
+          <w14:ligatures w14:val="none"/>
         </w:rPr>
         <w:t>every device is directly connected to every other device</w:t>
       </w:r>
       <w:r>
         <w:rPr>
-          <w:rFonts w:ascii="Roboto Mono" w:eastAsia="Roboto Mono" w:hAnsi="Roboto Mono"/>
-          <w:sz w:val="24"/>
+          <w:rFonts w:ascii="Roboto Mono" w:eastAsia="Roboto Mono" w:hAnsi="Roboto Mono" w:cs="Arial"/>
+          <w:kern w:val="0"/>
+          <w:szCs w:val="22"/>
+          <w:lang w:val="en"/>
+          <w14:ligatures w14:val="none"/>
         </w:rPr>
         <w:t xml:space="preserve"> in the network. It offers the </w:t>
       </w:r>
       <w:r>
         <w:rPr>
-          <w:rFonts w:ascii="Roboto Mono" w:eastAsia="Roboto Mono" w:hAnsi="Roboto Mono"/>
+          <w:rFonts w:ascii="Roboto Mono" w:eastAsia="Roboto Mono" w:hAnsi="Roboto Mono" w:cs="Arial"/>
           <w:b/>
           <w:bCs/>
-          <w:sz w:val="24"/>
+          <w:kern w:val="0"/>
+          <w:szCs w:val="22"/>
+          <w:lang w:val="en"/>
+          <w14:ligatures w14:val="none"/>
         </w:rPr>
         <w:t>highest level of redundancy</w:t>
       </w:r>
       <w:r>
         <w:rPr>
-          <w:rFonts w:ascii="Roboto Mono" w:eastAsia="Roboto Mono" w:hAnsi="Roboto Mono"/>
-          <w:sz w:val="24"/>
+          <w:rFonts w:ascii="Roboto Mono" w:eastAsia="Roboto Mono" w:hAnsi="Roboto Mono" w:cs="Arial"/>
+          <w:kern w:val="0"/>
+          <w:szCs w:val="22"/>
+          <w:lang w:val="en"/>
+          <w14:ligatures w14:val="none"/>
         </w:rPr>
         <w:t>, reliability, and fault tolerance.</w:t>
-      </w:r>
-    </w:p>
-    <w:p>
-      <w:r>
-        <w:rPr>
-          <w:rFonts w:ascii="Roboto Mono" w:eastAsia="Roboto Mono" w:hAnsi="Roboto Mono"/>
-          <w:sz w:val="24"/>
-        </w:rPr>
-        <w:pict w14:anchorId="25B7CF62">
-          <v:rect id="_x0000_i1025" style="width:0;height:1.5pt" o:hralign="center" o:hrstd="t" o:hr="t" fillcolor="#a0a0a0" stroked="f"/>
-        </w:pict>
       </w:r>
     </w:p>
     <w:p>
       <w:pPr>
-        <w:pStyle w:val="Heading2"/>
-        <w:keepNext w:val="0"/>
-        <w:keepLines w:val="0"/>
-        <w:rPr>
+        <w:spacing w:after="0" w:line="276" w:lineRule="auto"/>
+        <w:rPr>
+          <w:rFonts w:ascii="Arial" w:eastAsia="Arial" w:hAnsi="Arial" w:cs="Arial"/>
+          <w:kern w:val="0"/>
+          <w:sz w:val="22"/>
+          <w:szCs w:val="22"/>
+          <w:lang w:val="en"/>
+          <w14:ligatures w14:val="none"/>
+        </w:rPr>
+      </w:pPr>
+      <w:r>
+        <w:rPr>
+          <w:rFonts w:ascii="Roboto Mono" w:eastAsia="Roboto Mono" w:hAnsi="Roboto Mono" w:cs="Arial"/>
+          <w:kern w:val="0"/>
+          <w:szCs w:val="22"/>
+          <w:lang w:val="en"/>
+          <w14:ligatures w14:val="none"/>
+        </w:rPr>
+        <w:pict w14:anchorId="7212CE7F">
+          <v:rect id="_x0000_i1025" style="width:0;height:1.5pt" o:hralign="center" o:hrstd="t" o:hr="t" fillcolor="#a0a0a0" stroked="f"/>
+        </w:pict>
+      </w:r>
+    </w:p>
+    <w:p>
+      <w:pPr>
+        <w:spacing w:before="160" w:after="80" w:line="276" w:lineRule="auto"/>
+        <w:outlineLvl w:val="1"/>
+        <w:rPr>
+          <w:rFonts w:asciiTheme="majorHAnsi" w:eastAsiaTheme="majorEastAsia" w:hAnsiTheme="majorHAnsi" w:cstheme="majorBidi"/>
           <w:b/>
           <w:bCs/>
+          <w:color w:val="2F5496" w:themeColor="accent1" w:themeShade="BF"/>
+          <w:kern w:val="0"/>
           <w:sz w:val="34"/>
           <w:szCs w:val="34"/>
+          <w:lang w:val="en"/>
+          <w14:ligatures w14:val="none"/>
         </w:rPr>
       </w:pPr>
       <w:bookmarkStart w:id="1" w:name="_j8vui3ykhrry" w:colFirst="0" w:colLast="0"/>
       <w:bookmarkEnd w:id="1"/>
       <w:r>
         <w:rPr>
+          <w:rFonts w:ascii="Segoe UI Emoji" w:eastAsiaTheme="majorEastAsia" w:hAnsi="Segoe UI Emoji" w:cs="Segoe UI Emoji"/>
           <w:b/>
           <w:bCs/>
+          <w:color w:val="2F5496" w:themeColor="accent1" w:themeShade="BF"/>
+          <w:kern w:val="0"/>
           <w:sz w:val="34"/>
           <w:szCs w:val="34"/>
-        </w:rPr>
-        <w:t>🧠 Simple Definition:</w:t>
+          <w:lang w:val="en"/>
+          <w14:ligatures w14:val="none"/>
+        </w:rPr>
+        <w:t>🧠</w:t>
+      </w:r>
+      <w:r>
+        <w:rPr>
+          <w:rFonts w:asciiTheme="majorHAnsi" w:eastAsiaTheme="majorEastAsia" w:hAnsiTheme="majorHAnsi" w:cstheme="majorBidi"/>
+          <w:b/>
+          <w:bCs/>
+          <w:color w:val="2F5496" w:themeColor="accent1" w:themeShade="BF"/>
+          <w:kern w:val="0"/>
+          <w:sz w:val="34"/>
+          <w:szCs w:val="34"/>
+          <w:lang w:val="en"/>
+          <w14:ligatures w14:val="none"/>
+        </w:rPr>
+        <w:t xml:space="preserve"> Simple Definition:</w:t>
       </w:r>
     </w:p>
     <w:p>
       <w:pPr>
-        <w:spacing w:before="240" w:after="240"/>
+        <w:spacing w:before="240" w:after="240" w:line="276" w:lineRule="auto"/>
+        <w:rPr>
+          <w:rFonts w:ascii="Arial" w:eastAsia="Arial" w:hAnsi="Arial" w:cs="Arial"/>
+          <w:kern w:val="0"/>
+          <w:sz w:val="22"/>
+          <w:szCs w:val="22"/>
+          <w:lang w:val="en"/>
+          <w14:ligatures w14:val="none"/>
+        </w:rPr>
       </w:pPr>
       <w:r>
         <w:rPr>
-          <w:b/>
+          <w:rFonts w:ascii="Arial" w:eastAsia="Arial" w:hAnsi="Arial" w:cs="Arial"/>
+          <w:b/>
+          <w:kern w:val="0"/>
+          <w:sz w:val="22"/>
+          <w:szCs w:val="22"/>
           <w:highlight w:val="darkGray"/>
+          <w:lang w:val="en"/>
+          <w14:ligatures w14:val="none"/>
         </w:rPr>
         <w:t># Source</w:t>
       </w:r>
       <w:r>
         <w:rPr>
+          <w:rFonts w:ascii="Arial" w:eastAsia="Arial" w:hAnsi="Arial" w:cs="Arial"/>
+          <w:kern w:val="0"/>
+          <w:sz w:val="22"/>
+          <w:szCs w:val="22"/>
           <w:highlight w:val="darkGray"/>
+          <w:lang w:val="en"/>
+          <w14:ligatures w14:val="none"/>
         </w:rPr>
         <w:t xml:space="preserve">: </w:t>
       </w:r>
       <w:r>
         <w:rPr>
-          <w:b/>
+          <w:rFonts w:ascii="Arial" w:eastAsia="Arial" w:hAnsi="Arial" w:cs="Arial"/>
+          <w:b/>
+          <w:kern w:val="0"/>
+          <w:sz w:val="22"/>
+          <w:szCs w:val="22"/>
           <w:highlight w:val="darkGray"/>
-        </w:rPr>
-        <w:t>Chatgpt (GPT‑5 Mini) at [12/18/2025]</w:t>
+          <w:lang w:val="en"/>
+          <w14:ligatures w14:val="none"/>
+        </w:rPr>
+        <w:t>Chatgpt (GPT</w:t>
+      </w:r>
+      <w:r>
+        <w:rPr>
+          <w:rFonts w:ascii="Cambria Math" w:eastAsia="Arial" w:hAnsi="Cambria Math" w:cs="Cambria Math"/>
+          <w:b/>
+          <w:kern w:val="0"/>
+          <w:sz w:val="22"/>
+          <w:szCs w:val="22"/>
+          <w:highlight w:val="darkGray"/>
+          <w:lang w:val="en"/>
+          <w14:ligatures w14:val="none"/>
+        </w:rPr>
+        <w:t>‑</w:t>
+      </w:r>
+      <w:r>
+        <w:rPr>
+          <w:rFonts w:ascii="Arial" w:eastAsia="Arial" w:hAnsi="Arial" w:cs="Arial"/>
+          <w:b/>
+          <w:kern w:val="0"/>
+          <w:sz w:val="22"/>
+          <w:szCs w:val="22"/>
+          <w:highlight w:val="darkGray"/>
+          <w:lang w:val="en"/>
+          <w14:ligatures w14:val="none"/>
+        </w:rPr>
+        <w:t>5 Mini) at [12/18/2025]</w:t>
       </w:r>
     </w:p>
     <w:p>
       <w:pPr>
-        <w:spacing w:before="240" w:after="240"/>
+        <w:spacing w:before="240" w:after="240" w:line="276" w:lineRule="auto"/>
         <w:ind w:left="600" w:right="600"/>
+        <w:rPr>
+          <w:rFonts w:ascii="Arial" w:eastAsia="Arial" w:hAnsi="Arial" w:cs="Arial"/>
+          <w:kern w:val="0"/>
+          <w:sz w:val="22"/>
+          <w:szCs w:val="22"/>
+          <w:lang w:val="en"/>
+          <w14:ligatures w14:val="none"/>
+        </w:rPr>
       </w:pPr>
       <w:r>
         <w:rPr>
-          <w:rFonts w:ascii="Roboto Mono" w:eastAsia="Roboto Mono" w:hAnsi="Roboto Mono"/>
-          <w:sz w:val="24"/>
+          <w:rFonts w:ascii="Roboto Mono" w:eastAsia="Roboto Mono" w:hAnsi="Roboto Mono" w:cs="Arial"/>
+          <w:kern w:val="0"/>
+          <w:szCs w:val="22"/>
+          <w:lang w:val="en"/>
+          <w14:ligatures w14:val="none"/>
         </w:rPr>
         <w:t xml:space="preserve">In a </w:t>
       </w:r>
       <w:r>
         <w:rPr>
-          <w:rFonts w:ascii="Roboto Mono" w:eastAsia="Roboto Mono" w:hAnsi="Roboto Mono"/>
+          <w:rFonts w:ascii="Roboto Mono" w:eastAsia="Roboto Mono" w:hAnsi="Roboto Mono" w:cs="Arial"/>
           <w:b/>
           <w:bCs/>
-          <w:sz w:val="24"/>
+          <w:kern w:val="0"/>
+          <w:szCs w:val="22"/>
+          <w:lang w:val="en"/>
+          <w14:ligatures w14:val="none"/>
         </w:rPr>
         <w:t>Full Mesh</w:t>
       </w:r>
       <w:r>
         <w:rPr>
-          <w:rFonts w:ascii="Roboto Mono" w:eastAsia="Roboto Mono" w:hAnsi="Roboto Mono"/>
-          <w:sz w:val="24"/>
+          <w:rFonts w:ascii="Roboto Mono" w:eastAsia="Roboto Mono" w:hAnsi="Roboto Mono" w:cs="Arial"/>
+          <w:kern w:val="0"/>
+          <w:szCs w:val="22"/>
+          <w:lang w:val="en"/>
+          <w14:ligatures w14:val="none"/>
         </w:rPr>
         <w:t xml:space="preserve">, all nodes are interconnected. If there are </w:t>
       </w:r>
@@ -206,14 +424,20 @@
         <w:rPr>
           <w:rFonts w:ascii="Roboto Mono" w:eastAsia="Roboto Mono" w:hAnsi="Roboto Mono" w:cs="Roboto Mono"/>
           <w:color w:val="188038"/>
-          <w:sz w:val="24"/>
+          <w:kern w:val="0"/>
+          <w:szCs w:val="22"/>
+          <w:lang w:val="en"/>
+          <w14:ligatures w14:val="none"/>
         </w:rPr>
         <w:t>n</w:t>
       </w:r>
       <w:r>
         <w:rPr>
-          <w:rFonts w:ascii="Roboto Mono" w:eastAsia="Roboto Mono" w:hAnsi="Roboto Mono"/>
-          <w:sz w:val="24"/>
+          <w:rFonts w:ascii="Roboto Mono" w:eastAsia="Roboto Mono" w:hAnsi="Roboto Mono" w:cs="Arial"/>
+          <w:kern w:val="0"/>
+          <w:szCs w:val="22"/>
+          <w:lang w:val="en"/>
+          <w14:ligatures w14:val="none"/>
         </w:rPr>
         <w:t xml:space="preserve"> devices, each one has </w:t>
       </w:r>
@@ -223,23 +447,32 @@
           <w:b/>
           <w:bCs/>
           <w:color w:val="188038"/>
-          <w:sz w:val="24"/>
+          <w:kern w:val="0"/>
+          <w:szCs w:val="22"/>
+          <w:lang w:val="en"/>
+          <w14:ligatures w14:val="none"/>
         </w:rPr>
         <w:t>n - 1</w:t>
       </w:r>
       <w:r>
         <w:rPr>
-          <w:rFonts w:ascii="Roboto Mono" w:eastAsia="Roboto Mono" w:hAnsi="Roboto Mono"/>
+          <w:rFonts w:ascii="Roboto Mono" w:eastAsia="Roboto Mono" w:hAnsi="Roboto Mono" w:cs="Arial"/>
           <w:b/>
           <w:bCs/>
-          <w:sz w:val="24"/>
+          <w:kern w:val="0"/>
+          <w:szCs w:val="22"/>
+          <w:lang w:val="en"/>
+          <w14:ligatures w14:val="none"/>
         </w:rPr>
         <w:t xml:space="preserve"> direct links</w:t>
       </w:r>
       <w:r>
         <w:rPr>
-          <w:rFonts w:ascii="Roboto Mono" w:eastAsia="Roboto Mono" w:hAnsi="Roboto Mono"/>
-          <w:sz w:val="24"/>
+          <w:rFonts w:ascii="Roboto Mono" w:eastAsia="Roboto Mono" w:hAnsi="Roboto Mono" w:cs="Arial"/>
+          <w:kern w:val="0"/>
+          <w:szCs w:val="22"/>
+          <w:lang w:val="en"/>
+          <w14:ligatures w14:val="none"/>
         </w:rPr>
         <w:t xml:space="preserve">, resulting in </w:t>
       </w:r>
@@ -249,94 +482,209 @@
           <w:b/>
           <w:bCs/>
           <w:color w:val="188038"/>
-          <w:sz w:val="24"/>
+          <w:kern w:val="0"/>
+          <w:szCs w:val="22"/>
+          <w:lang w:val="en"/>
+          <w14:ligatures w14:val="none"/>
         </w:rPr>
         <w:t>n(n - 1)/2</w:t>
       </w:r>
       <w:r>
         <w:rPr>
-          <w:rFonts w:ascii="Roboto Mono" w:eastAsia="Roboto Mono" w:hAnsi="Roboto Mono"/>
+          <w:rFonts w:ascii="Roboto Mono" w:eastAsia="Roboto Mono" w:hAnsi="Roboto Mono" w:cs="Arial"/>
           <w:b/>
           <w:bCs/>
-          <w:sz w:val="24"/>
+          <w:kern w:val="0"/>
+          <w:szCs w:val="22"/>
+          <w:lang w:val="en"/>
+          <w14:ligatures w14:val="none"/>
         </w:rPr>
         <w:t xml:space="preserve"> total connections</w:t>
       </w:r>
       <w:r>
         <w:rPr>
-          <w:rFonts w:ascii="Roboto Mono" w:eastAsia="Roboto Mono" w:hAnsi="Roboto Mono"/>
-          <w:sz w:val="24"/>
+          <w:rFonts w:ascii="Roboto Mono" w:eastAsia="Roboto Mono" w:hAnsi="Roboto Mono" w:cs="Arial"/>
+          <w:kern w:val="0"/>
+          <w:szCs w:val="22"/>
+          <w:lang w:val="en"/>
+          <w14:ligatures w14:val="none"/>
         </w:rPr>
         <w:t>.</w:t>
-      </w:r>
-    </w:p>
-    <w:p>
-      <w:r>
-        <w:rPr>
-          <w:rFonts w:ascii="Roboto Mono" w:eastAsia="Roboto Mono" w:hAnsi="Roboto Mono"/>
-          <w:sz w:val="24"/>
-        </w:rPr>
-        <w:pict w14:anchorId="179BB15B">
-          <v:rect id="_x0000_i1026" style="width:0;height:1.5pt" o:hralign="center" o:hrstd="t" o:hr="t" fillcolor="#a0a0a0" stroked="f"/>
-        </w:pict>
       </w:r>
     </w:p>
     <w:p>
       <w:pPr>
-        <w:pStyle w:val="Heading2"/>
-        <w:keepNext w:val="0"/>
-        <w:keepLines w:val="0"/>
-        <w:rPr>
+        <w:spacing w:after="0" w:line="276" w:lineRule="auto"/>
+        <w:rPr>
+          <w:rFonts w:ascii="Arial" w:eastAsia="Arial" w:hAnsi="Arial" w:cs="Arial"/>
+          <w:kern w:val="0"/>
+          <w:sz w:val="22"/>
+          <w:szCs w:val="22"/>
+          <w:lang w:val="en"/>
+          <w14:ligatures w14:val="none"/>
+        </w:rPr>
+      </w:pPr>
+      <w:r>
+        <w:rPr>
+          <w:rFonts w:ascii="Roboto Mono" w:eastAsia="Roboto Mono" w:hAnsi="Roboto Mono" w:cs="Arial"/>
+          <w:kern w:val="0"/>
+          <w:szCs w:val="22"/>
+          <w:lang w:val="en"/>
+          <w14:ligatures w14:val="none"/>
+        </w:rPr>
+        <w:pict w14:anchorId="5688BF8B">
+          <v:rect id="_x0000_i1026" style="width:0;height:1.5pt" o:hralign="center" o:hrstd="t" o:hr="t" fillcolor="#a0a0a0" stroked="f"/>
+        </w:pict>
+      </w:r>
+    </w:p>
+    <w:p>
+      <w:pPr>
+        <w:spacing w:before="160" w:after="80" w:line="276" w:lineRule="auto"/>
+        <w:outlineLvl w:val="1"/>
+        <w:rPr>
+          <w:rFonts w:asciiTheme="majorHAnsi" w:eastAsiaTheme="majorEastAsia" w:hAnsiTheme="majorHAnsi" w:cstheme="majorBidi"/>
           <w:b/>
           <w:bCs/>
+          <w:color w:val="2F5496" w:themeColor="accent1" w:themeShade="BF"/>
+          <w:kern w:val="0"/>
           <w:sz w:val="34"/>
           <w:szCs w:val="34"/>
+          <w:lang w:val="en"/>
+          <w14:ligatures w14:val="none"/>
         </w:rPr>
       </w:pPr>
       <w:bookmarkStart w:id="2" w:name="_n8uetv1qco21" w:colFirst="0" w:colLast="0"/>
       <w:bookmarkEnd w:id="2"/>
       <w:r>
         <w:rPr>
+          <w:rFonts w:ascii="Segoe UI Emoji" w:eastAsiaTheme="majorEastAsia" w:hAnsi="Segoe UI Emoji" w:cs="Segoe UI Emoji"/>
           <w:b/>
           <w:bCs/>
+          <w:color w:val="2F5496" w:themeColor="accent1" w:themeShade="BF"/>
+          <w:kern w:val="0"/>
           <w:sz w:val="34"/>
           <w:szCs w:val="34"/>
-        </w:rPr>
-        <w:t>🖼️ Visual Example (4 Devices):</w:t>
+          <w:lang w:val="en"/>
+          <w14:ligatures w14:val="none"/>
+        </w:rPr>
+        <w:t>🖼️</w:t>
+      </w:r>
+      <w:r>
+        <w:rPr>
+          <w:rFonts w:asciiTheme="majorHAnsi" w:eastAsiaTheme="majorEastAsia" w:hAnsiTheme="majorHAnsi" w:cstheme="majorBidi"/>
+          <w:b/>
+          <w:bCs/>
+          <w:color w:val="2F5496" w:themeColor="accent1" w:themeShade="BF"/>
+          <w:kern w:val="0"/>
+          <w:sz w:val="34"/>
+          <w:szCs w:val="34"/>
+          <w:lang w:val="en"/>
+          <w14:ligatures w14:val="none"/>
+        </w:rPr>
+        <w:t xml:space="preserve"> Visual Example (4 Devices):</w:t>
       </w:r>
     </w:p>
     <w:p>
       <w:pPr>
-        <w:spacing w:before="240" w:after="240"/>
+        <w:spacing w:before="240" w:after="240" w:line="276" w:lineRule="auto"/>
+        <w:rPr>
+          <w:rFonts w:ascii="Arial" w:eastAsia="Arial" w:hAnsi="Arial" w:cs="Arial"/>
+          <w:kern w:val="0"/>
+          <w:sz w:val="22"/>
+          <w:szCs w:val="22"/>
+          <w:lang w:val="en"/>
+          <w14:ligatures w14:val="none"/>
+        </w:rPr>
       </w:pPr>
       <w:r>
         <w:rPr>
-          <w:b/>
+          <w:rFonts w:ascii="Arial" w:eastAsia="Arial" w:hAnsi="Arial" w:cs="Arial"/>
+          <w:b/>
+          <w:kern w:val="0"/>
+          <w:sz w:val="22"/>
+          <w:szCs w:val="22"/>
           <w:highlight w:val="darkGray"/>
+          <w:lang w:val="en"/>
+          <w14:ligatures w14:val="none"/>
         </w:rPr>
         <w:t># Source</w:t>
       </w:r>
       <w:r>
         <w:rPr>
+          <w:rFonts w:ascii="Arial" w:eastAsia="Arial" w:hAnsi="Arial" w:cs="Arial"/>
+          <w:kern w:val="0"/>
+          <w:sz w:val="22"/>
+          <w:szCs w:val="22"/>
           <w:highlight w:val="darkGray"/>
+          <w:lang w:val="en"/>
+          <w14:ligatures w14:val="none"/>
         </w:rPr>
         <w:t xml:space="preserve">: </w:t>
       </w:r>
       <w:r>
         <w:rPr>
-          <w:b/>
+          <w:rFonts w:ascii="Arial" w:eastAsia="Arial" w:hAnsi="Arial" w:cs="Arial"/>
+          <w:b/>
+          <w:kern w:val="0"/>
+          <w:sz w:val="22"/>
+          <w:szCs w:val="22"/>
           <w:highlight w:val="darkGray"/>
-        </w:rPr>
-        <w:t>Chatgpt (GPT‑5 Mini) at [12/18/2025]</w:t>
+          <w:lang w:val="en"/>
+          <w14:ligatures w14:val="none"/>
+        </w:rPr>
+        <w:t>Chatgpt (GPT</w:t>
+      </w:r>
+      <w:r>
+        <w:rPr>
+          <w:rFonts w:ascii="Cambria Math" w:eastAsia="Arial" w:hAnsi="Cambria Math" w:cs="Cambria Math"/>
+          <w:b/>
+          <w:kern w:val="0"/>
+          <w:sz w:val="22"/>
+          <w:szCs w:val="22"/>
+          <w:highlight w:val="darkGray"/>
+          <w:lang w:val="en"/>
+          <w14:ligatures w14:val="none"/>
+        </w:rPr>
+        <w:t>‑</w:t>
+      </w:r>
+      <w:r>
+        <w:rPr>
+          <w:rFonts w:ascii="Arial" w:eastAsia="Arial" w:hAnsi="Arial" w:cs="Arial"/>
+          <w:b/>
+          <w:kern w:val="0"/>
+          <w:sz w:val="22"/>
+          <w:szCs w:val="22"/>
+          <w:highlight w:val="darkGray"/>
+          <w:lang w:val="en"/>
+          <w14:ligatures w14:val="none"/>
+        </w:rPr>
+        <w:t>5 Mini) at [12/18/2025]</w:t>
       </w:r>
     </w:p>
     <w:p>
-      <w:r>
-        <w:rPr>
+      <w:pPr>
+        <w:spacing w:after="0" w:line="276" w:lineRule="auto"/>
+        <w:rPr>
+          <w:rFonts w:ascii="Arial" w:eastAsia="Arial" w:hAnsi="Arial" w:cs="Arial"/>
+          <w:kern w:val="0"/>
+          <w:sz w:val="22"/>
+          <w:szCs w:val="22"/>
+          <w:lang w:val="en"/>
+          <w14:ligatures w14:val="none"/>
+        </w:rPr>
+      </w:pPr>
+      <w:r>
+        <w:rPr>
+          <w:rFonts w:ascii="Arial" w:eastAsia="Arial" w:hAnsi="Arial" w:cs="Arial"/>
           <w:noProof/>
+          <w:kern w:val="0"/>
+          <w:sz w:val="22"/>
+          <w:szCs w:val="22"/>
+          <w:lang w:val="en"/>
+          <w14:ligatures w14:val="none"/>
         </w:rPr>
         <w:drawing>
-          <wp:inline distT="114300" distB="114300" distL="114300" distR="114300" wp14:anchorId="03A13AC6" wp14:editId="5B586591">
+          <wp:inline distT="114300" distB="114300" distL="114300" distR="114300" wp14:anchorId="2899EA93" wp14:editId="33C8E411">
             <wp:extent cx="5943600" cy="1485900"/>
             <wp:effectExtent l="0" t="0" r="0" b="0"/>
             <wp:docPr id="5" name="image5.png"/>
@@ -373,138 +721,325 @@
       </w:r>
     </w:p>
     <w:p>
-      <w:r>
-        <w:rPr>
-          <w:rFonts w:ascii="Roboto Mono" w:eastAsia="Roboto Mono" w:hAnsi="Roboto Mono"/>
-          <w:sz w:val="24"/>
+      <w:pPr>
+        <w:spacing w:after="0" w:line="276" w:lineRule="auto"/>
+        <w:rPr>
+          <w:rFonts w:ascii="Arial" w:eastAsia="Arial" w:hAnsi="Arial" w:cs="Arial"/>
+          <w:kern w:val="0"/>
+          <w:sz w:val="22"/>
+          <w:szCs w:val="22"/>
+          <w:lang w:val="en"/>
+          <w14:ligatures w14:val="none"/>
+        </w:rPr>
+      </w:pPr>
+      <w:r>
+        <w:rPr>
+          <w:rFonts w:ascii="Roboto Mono" w:eastAsia="Roboto Mono" w:hAnsi="Roboto Mono" w:cs="Arial"/>
+          <w:kern w:val="0"/>
+          <w:szCs w:val="22"/>
+          <w:lang w:val="en"/>
+          <w14:ligatures w14:val="none"/>
         </w:rPr>
         <w:t xml:space="preserve">    [A]</w:t>
-      </w:r>
-    </w:p>
-    <w:p>
-      <w:r>
-        <w:rPr>
-          <w:rFonts w:ascii="Roboto Mono" w:eastAsia="Roboto Mono" w:hAnsi="Roboto Mono"/>
-          <w:sz w:val="24"/>
-        </w:rPr>
-        <w:t xml:space="preserve">    / | \</w:t>
-      </w:r>
-    </w:p>
-    <w:p>
-      <w:r>
-        <w:rPr>
-          <w:rFonts w:ascii="Roboto Mono" w:eastAsia="Roboto Mono" w:hAnsi="Roboto Mono"/>
-          <w:sz w:val="24"/>
-        </w:rPr>
-        <w:t xml:space="preserve">  [B]-[C]</w:t>
-      </w:r>
-    </w:p>
-    <w:p>
-      <w:r>
-        <w:rPr>
-          <w:rFonts w:ascii="Roboto Mono" w:eastAsia="Roboto Mono" w:hAnsi="Roboto Mono"/>
-          <w:sz w:val="24"/>
-        </w:rPr>
-        <w:t xml:space="preserve">    \ | /</w:t>
-      </w:r>
-    </w:p>
-    <w:p>
-      <w:r>
-        <w:rPr>
-          <w:rFonts w:ascii="Roboto Mono" w:eastAsia="Roboto Mono" w:hAnsi="Roboto Mono"/>
-          <w:sz w:val="24"/>
-        </w:rPr>
-        <w:lastRenderedPageBreak/>
-        <w:t xml:space="preserve">     [D]</w:t>
-      </w:r>
-    </w:p>
-    <w:p/>
-    <w:p>
-      <w:pPr>
-        <w:spacing w:before="240" w:after="240"/>
-      </w:pPr>
-      <w:r>
-        <w:rPr>
-          <w:rFonts w:ascii="Roboto Mono" w:eastAsia="Roboto Mono" w:hAnsi="Roboto Mono"/>
-          <w:sz w:val="24"/>
-        </w:rPr>
-        <w:t xml:space="preserve">Each device can communicate with every other device </w:t>
-      </w:r>
-      <w:r>
-        <w:rPr>
-          <w:rFonts w:ascii="Roboto Mono" w:eastAsia="Roboto Mono" w:hAnsi="Roboto Mono"/>
-          <w:b/>
-          <w:bCs/>
-          <w:sz w:val="24"/>
-        </w:rPr>
-        <w:t>without relying on any intermediate node</w:t>
-      </w:r>
-      <w:r>
-        <w:rPr>
-          <w:rFonts w:ascii="Roboto Mono" w:eastAsia="Roboto Mono" w:hAnsi="Roboto Mono"/>
-          <w:sz w:val="24"/>
-        </w:rPr>
-        <w:t>.</w:t>
-      </w:r>
-    </w:p>
-    <w:p>
-      <w:r>
-        <w:rPr>
-          <w:rFonts w:ascii="Roboto Mono" w:eastAsia="Roboto Mono" w:hAnsi="Roboto Mono"/>
-          <w:sz w:val="24"/>
-        </w:rPr>
-        <w:pict w14:anchorId="4AEF9FDD">
-          <v:rect id="_x0000_i1027" style="width:0;height:1.5pt" o:hralign="center" o:hrstd="t" o:hr="t" fillcolor="#a0a0a0" stroked="f"/>
-        </w:pict>
       </w:r>
     </w:p>
     <w:p>
       <w:pPr>
-        <w:pStyle w:val="Heading2"/>
-        <w:keepNext w:val="0"/>
-        <w:keepLines w:val="0"/>
-        <w:rPr>
+        <w:spacing w:after="0" w:line="276" w:lineRule="auto"/>
+        <w:rPr>
+          <w:rFonts w:ascii="Arial" w:eastAsia="Arial" w:hAnsi="Arial" w:cs="Arial"/>
+          <w:kern w:val="0"/>
+          <w:sz w:val="22"/>
+          <w:szCs w:val="22"/>
+          <w:lang w:val="en"/>
+          <w14:ligatures w14:val="none"/>
+        </w:rPr>
+      </w:pPr>
+      <w:r>
+        <w:rPr>
+          <w:rFonts w:ascii="Roboto Mono" w:eastAsia="Roboto Mono" w:hAnsi="Roboto Mono" w:cs="Arial"/>
+          <w:kern w:val="0"/>
+          <w:szCs w:val="22"/>
+          <w:lang w:val="en"/>
+          <w14:ligatures w14:val="none"/>
+        </w:rPr>
+        <w:t xml:space="preserve">    / | \</w:t>
+      </w:r>
+    </w:p>
+    <w:p>
+      <w:pPr>
+        <w:spacing w:after="0" w:line="276" w:lineRule="auto"/>
+        <w:rPr>
+          <w:rFonts w:ascii="Arial" w:eastAsia="Arial" w:hAnsi="Arial" w:cs="Arial"/>
+          <w:kern w:val="0"/>
+          <w:sz w:val="22"/>
+          <w:szCs w:val="22"/>
+          <w:lang w:val="en"/>
+          <w14:ligatures w14:val="none"/>
+        </w:rPr>
+      </w:pPr>
+      <w:r>
+        <w:rPr>
+          <w:rFonts w:ascii="Roboto Mono" w:eastAsia="Roboto Mono" w:hAnsi="Roboto Mono" w:cs="Arial"/>
+          <w:kern w:val="0"/>
+          <w:szCs w:val="22"/>
+          <w:lang w:val="en"/>
+          <w14:ligatures w14:val="none"/>
+        </w:rPr>
+        <w:t xml:space="preserve">  [B]-[C]</w:t>
+      </w:r>
+    </w:p>
+    <w:p>
+      <w:pPr>
+        <w:spacing w:after="0" w:line="276" w:lineRule="auto"/>
+        <w:rPr>
+          <w:rFonts w:ascii="Arial" w:eastAsia="Arial" w:hAnsi="Arial" w:cs="Arial"/>
+          <w:kern w:val="0"/>
+          <w:sz w:val="22"/>
+          <w:szCs w:val="22"/>
+          <w:lang w:val="en"/>
+          <w14:ligatures w14:val="none"/>
+        </w:rPr>
+      </w:pPr>
+      <w:r>
+        <w:rPr>
+          <w:rFonts w:ascii="Roboto Mono" w:eastAsia="Roboto Mono" w:hAnsi="Roboto Mono" w:cs="Arial"/>
+          <w:kern w:val="0"/>
+          <w:szCs w:val="22"/>
+          <w:lang w:val="en"/>
+          <w14:ligatures w14:val="none"/>
+        </w:rPr>
+        <w:t xml:space="preserve">    \ | /</w:t>
+      </w:r>
+    </w:p>
+    <w:p>
+      <w:pPr>
+        <w:spacing w:after="0" w:line="276" w:lineRule="auto"/>
+        <w:rPr>
+          <w:rFonts w:ascii="Arial" w:eastAsia="Arial" w:hAnsi="Arial" w:cs="Arial"/>
+          <w:kern w:val="0"/>
+          <w:sz w:val="22"/>
+          <w:szCs w:val="22"/>
+          <w:lang w:val="en"/>
+          <w14:ligatures w14:val="none"/>
+        </w:rPr>
+      </w:pPr>
+      <w:r>
+        <w:rPr>
+          <w:rFonts w:ascii="Roboto Mono" w:eastAsia="Roboto Mono" w:hAnsi="Roboto Mono" w:cs="Arial"/>
+          <w:kern w:val="0"/>
+          <w:szCs w:val="22"/>
+          <w:lang w:val="en"/>
+          <w14:ligatures w14:val="none"/>
+        </w:rPr>
+        <w:t xml:space="preserve">     [D]</w:t>
+      </w:r>
+    </w:p>
+    <w:p>
+      <w:pPr>
+        <w:spacing w:after="0" w:line="276" w:lineRule="auto"/>
+        <w:rPr>
+          <w:rFonts w:ascii="Arial" w:eastAsia="Arial" w:hAnsi="Arial" w:cs="Arial"/>
+          <w:kern w:val="0"/>
+          <w:sz w:val="22"/>
+          <w:szCs w:val="22"/>
+          <w:lang w:val="en"/>
+          <w14:ligatures w14:val="none"/>
+        </w:rPr>
+      </w:pPr>
+    </w:p>
+    <w:p>
+      <w:pPr>
+        <w:spacing w:before="240" w:after="240" w:line="276" w:lineRule="auto"/>
+        <w:rPr>
+          <w:rFonts w:ascii="Arial" w:eastAsia="Arial" w:hAnsi="Arial" w:cs="Arial"/>
+          <w:kern w:val="0"/>
+          <w:sz w:val="22"/>
+          <w:szCs w:val="22"/>
+          <w:lang w:val="en"/>
+          <w14:ligatures w14:val="none"/>
+        </w:rPr>
+      </w:pPr>
+      <w:r>
+        <w:rPr>
+          <w:rFonts w:ascii="Roboto Mono" w:eastAsia="Roboto Mono" w:hAnsi="Roboto Mono" w:cs="Arial"/>
+          <w:kern w:val="0"/>
+          <w:szCs w:val="22"/>
+          <w:lang w:val="en"/>
+          <w14:ligatures w14:val="none"/>
+        </w:rPr>
+        <w:t xml:space="preserve">Each device can communicate with every other device </w:t>
+      </w:r>
+      <w:r>
+        <w:rPr>
+          <w:rFonts w:ascii="Roboto Mono" w:eastAsia="Roboto Mono" w:hAnsi="Roboto Mono" w:cs="Arial"/>
           <w:b/>
           <w:bCs/>
+          <w:kern w:val="0"/>
+          <w:szCs w:val="22"/>
+          <w:lang w:val="en"/>
+          <w14:ligatures w14:val="none"/>
+        </w:rPr>
+        <w:t>without relying on any intermediate node</w:t>
+      </w:r>
+      <w:r>
+        <w:rPr>
+          <w:rFonts w:ascii="Roboto Mono" w:eastAsia="Roboto Mono" w:hAnsi="Roboto Mono" w:cs="Arial"/>
+          <w:kern w:val="0"/>
+          <w:szCs w:val="22"/>
+          <w:lang w:val="en"/>
+          <w14:ligatures w14:val="none"/>
+        </w:rPr>
+        <w:t>.</w:t>
+      </w:r>
+    </w:p>
+    <w:p>
+      <w:pPr>
+        <w:spacing w:after="0" w:line="276" w:lineRule="auto"/>
+        <w:rPr>
+          <w:rFonts w:ascii="Arial" w:eastAsia="Arial" w:hAnsi="Arial" w:cs="Arial"/>
+          <w:kern w:val="0"/>
+          <w:sz w:val="22"/>
+          <w:szCs w:val="22"/>
+          <w:lang w:val="en"/>
+          <w14:ligatures w14:val="none"/>
+        </w:rPr>
+      </w:pPr>
+      <w:r>
+        <w:rPr>
+          <w:rFonts w:ascii="Roboto Mono" w:eastAsia="Roboto Mono" w:hAnsi="Roboto Mono" w:cs="Arial"/>
+          <w:kern w:val="0"/>
+          <w:szCs w:val="22"/>
+          <w:lang w:val="en"/>
+          <w14:ligatures w14:val="none"/>
+        </w:rPr>
+        <w:pict w14:anchorId="5729166E">
+          <v:rect id="_x0000_i1027" style="width:0;height:1.5pt" o:hralign="center" o:hrstd="t" o:hr="t" fillcolor="#a0a0a0" stroked="f"/>
+        </w:pict>
+      </w:r>
+    </w:p>
+    <w:p>
+      <w:pPr>
+        <w:spacing w:before="160" w:after="80" w:line="276" w:lineRule="auto"/>
+        <w:outlineLvl w:val="1"/>
+        <w:rPr>
+          <w:rFonts w:asciiTheme="majorHAnsi" w:eastAsiaTheme="majorEastAsia" w:hAnsiTheme="majorHAnsi" w:cstheme="majorBidi"/>
+          <w:b/>
+          <w:bCs/>
+          <w:color w:val="2F5496" w:themeColor="accent1" w:themeShade="BF"/>
+          <w:kern w:val="0"/>
           <w:sz w:val="34"/>
           <w:szCs w:val="34"/>
+          <w:lang w:val="en"/>
+          <w14:ligatures w14:val="none"/>
         </w:rPr>
       </w:pPr>
       <w:bookmarkStart w:id="3" w:name="_kphn5lc2wy1k" w:colFirst="0" w:colLast="0"/>
       <w:bookmarkEnd w:id="3"/>
       <w:r>
         <w:rPr>
+          <w:rFonts w:ascii="Segoe UI Emoji" w:eastAsiaTheme="majorEastAsia" w:hAnsi="Segoe UI Emoji" w:cs="Segoe UI Emoji"/>
           <w:b/>
           <w:bCs/>
+          <w:color w:val="2F5496" w:themeColor="accent1" w:themeShade="BF"/>
+          <w:kern w:val="0"/>
           <w:sz w:val="34"/>
           <w:szCs w:val="34"/>
-        </w:rPr>
-        <w:t>🔁 How It Works</w:t>
+          <w:lang w:val="en"/>
+          <w14:ligatures w14:val="none"/>
+        </w:rPr>
+        <w:t>🔁</w:t>
+      </w:r>
+      <w:r>
+        <w:rPr>
+          <w:rFonts w:asciiTheme="majorHAnsi" w:eastAsiaTheme="majorEastAsia" w:hAnsiTheme="majorHAnsi" w:cstheme="majorBidi"/>
+          <w:b/>
+          <w:bCs/>
+          <w:color w:val="2F5496" w:themeColor="accent1" w:themeShade="BF"/>
+          <w:kern w:val="0"/>
+          <w:sz w:val="34"/>
+          <w:szCs w:val="34"/>
+          <w:lang w:val="en"/>
+          <w14:ligatures w14:val="none"/>
+        </w:rPr>
+        <w:t xml:space="preserve"> How It Works</w:t>
       </w:r>
     </w:p>
     <w:p>
       <w:pPr>
-        <w:spacing w:before="240" w:after="240"/>
+        <w:spacing w:before="240" w:after="240" w:line="276" w:lineRule="auto"/>
+        <w:rPr>
+          <w:rFonts w:ascii="Arial" w:eastAsia="Arial" w:hAnsi="Arial" w:cs="Arial"/>
+          <w:kern w:val="0"/>
+          <w:sz w:val="22"/>
+          <w:szCs w:val="22"/>
+          <w:lang w:val="en"/>
+          <w14:ligatures w14:val="none"/>
+        </w:rPr>
       </w:pPr>
       <w:r>
         <w:rPr>
-          <w:b/>
+          <w:rFonts w:ascii="Arial" w:eastAsia="Arial" w:hAnsi="Arial" w:cs="Arial"/>
+          <w:b/>
+          <w:kern w:val="0"/>
+          <w:sz w:val="22"/>
+          <w:szCs w:val="22"/>
           <w:highlight w:val="darkGray"/>
+          <w:lang w:val="en"/>
+          <w14:ligatures w14:val="none"/>
         </w:rPr>
         <w:t># Source</w:t>
       </w:r>
       <w:r>
         <w:rPr>
+          <w:rFonts w:ascii="Arial" w:eastAsia="Arial" w:hAnsi="Arial" w:cs="Arial"/>
+          <w:kern w:val="0"/>
+          <w:sz w:val="22"/>
+          <w:szCs w:val="22"/>
           <w:highlight w:val="darkGray"/>
+          <w:lang w:val="en"/>
+          <w14:ligatures w14:val="none"/>
         </w:rPr>
         <w:t xml:space="preserve">: </w:t>
       </w:r>
       <w:r>
         <w:rPr>
-          <w:b/>
+          <w:rFonts w:ascii="Arial" w:eastAsia="Arial" w:hAnsi="Arial" w:cs="Arial"/>
+          <w:b/>
+          <w:kern w:val="0"/>
+          <w:sz w:val="22"/>
+          <w:szCs w:val="22"/>
           <w:highlight w:val="darkGray"/>
-        </w:rPr>
-        <w:t>Chatgpt (GPT‑5 Mini) at [12/18/2025]</w:t>
+          <w:lang w:val="en"/>
+          <w14:ligatures w14:val="none"/>
+        </w:rPr>
+        <w:t>Chatgpt (GPT</w:t>
+      </w:r>
+      <w:r>
+        <w:rPr>
+          <w:rFonts w:ascii="Cambria Math" w:eastAsia="Arial" w:hAnsi="Cambria Math" w:cs="Cambria Math"/>
+          <w:b/>
+          <w:kern w:val="0"/>
+          <w:sz w:val="22"/>
+          <w:szCs w:val="22"/>
+          <w:highlight w:val="darkGray"/>
+          <w:lang w:val="en"/>
+          <w14:ligatures w14:val="none"/>
+        </w:rPr>
+        <w:t>‑</w:t>
+      </w:r>
+      <w:r>
+        <w:rPr>
+          <w:rFonts w:ascii="Arial" w:eastAsia="Arial" w:hAnsi="Arial" w:cs="Arial"/>
+          <w:b/>
+          <w:kern w:val="0"/>
+          <w:sz w:val="22"/>
+          <w:szCs w:val="22"/>
+          <w:highlight w:val="darkGray"/>
+          <w:lang w:val="en"/>
+          <w14:ligatures w14:val="none"/>
+        </w:rPr>
+        <w:t>5 Mini) at [12/18/2025]</w:t>
       </w:r>
     </w:p>
     <w:p>
@@ -513,19 +1048,33 @@
           <w:ilvl w:val="0"/>
           <w:numId w:val="1"/>
         </w:numPr>
-        <w:spacing w:before="240"/>
+        <w:spacing w:before="240" w:after="0" w:line="276" w:lineRule="auto"/>
+        <w:rPr>
+          <w:rFonts w:ascii="Arial" w:eastAsia="Arial" w:hAnsi="Arial" w:cs="Arial"/>
+          <w:kern w:val="0"/>
+          <w:sz w:val="22"/>
+          <w:szCs w:val="22"/>
+          <w:lang w:val="en"/>
+          <w14:ligatures w14:val="none"/>
+        </w:rPr>
       </w:pPr>
       <w:r>
         <w:rPr>
-          <w:rFonts w:ascii="Roboto Mono" w:eastAsia="Roboto Mono" w:hAnsi="Roboto Mono"/>
-          <w:sz w:val="24"/>
+          <w:rFonts w:ascii="Roboto Mono" w:eastAsia="Roboto Mono" w:hAnsi="Roboto Mono" w:cs="Arial"/>
+          <w:kern w:val="0"/>
+          <w:szCs w:val="22"/>
+          <w:lang w:val="en"/>
+          <w14:ligatures w14:val="none"/>
         </w:rPr>
         <w:t>No central switch or router is required for communication.</w:t>
       </w:r>
       <w:r>
         <w:rPr>
-          <w:rFonts w:ascii="Roboto Mono" w:eastAsia="Roboto Mono" w:hAnsi="Roboto Mono"/>
-          <w:sz w:val="24"/>
+          <w:rFonts w:ascii="Roboto Mono" w:eastAsia="Roboto Mono" w:hAnsi="Roboto Mono" w:cs="Arial"/>
+          <w:kern w:val="0"/>
+          <w:szCs w:val="22"/>
+          <w:lang w:val="en"/>
+          <w14:ligatures w14:val="none"/>
         </w:rPr>
         <w:br/>
       </w:r>
@@ -536,34 +1085,55 @@
           <w:ilvl w:val="0"/>
           <w:numId w:val="1"/>
         </w:numPr>
+        <w:spacing w:after="0" w:line="276" w:lineRule="auto"/>
+        <w:rPr>
+          <w:rFonts w:ascii="Arial" w:eastAsia="Arial" w:hAnsi="Arial" w:cs="Arial"/>
+          <w:kern w:val="0"/>
+          <w:sz w:val="22"/>
+          <w:szCs w:val="22"/>
+          <w:lang w:val="en"/>
+          <w14:ligatures w14:val="none"/>
+        </w:rPr>
       </w:pPr>
       <w:r>
         <w:rPr>
-          <w:rFonts w:ascii="Roboto Mono" w:eastAsia="Roboto Mono" w:hAnsi="Roboto Mono"/>
-          <w:sz w:val="24"/>
+          <w:rFonts w:ascii="Roboto Mono" w:eastAsia="Roboto Mono" w:hAnsi="Roboto Mono" w:cs="Arial"/>
+          <w:kern w:val="0"/>
+          <w:szCs w:val="22"/>
+          <w:lang w:val="en"/>
+          <w14:ligatures w14:val="none"/>
         </w:rPr>
         <w:t xml:space="preserve">If one link or node fails, data can take </w:t>
       </w:r>
       <w:r>
         <w:rPr>
-          <w:rFonts w:ascii="Roboto Mono" w:eastAsia="Roboto Mono" w:hAnsi="Roboto Mono"/>
+          <w:rFonts w:ascii="Roboto Mono" w:eastAsia="Roboto Mono" w:hAnsi="Roboto Mono" w:cs="Arial"/>
           <w:b/>
           <w:bCs/>
-          <w:sz w:val="24"/>
+          <w:kern w:val="0"/>
+          <w:szCs w:val="22"/>
+          <w:lang w:val="en"/>
+          <w14:ligatures w14:val="none"/>
         </w:rPr>
         <w:t>alternative direct paths</w:t>
       </w:r>
       <w:r>
         <w:rPr>
-          <w:rFonts w:ascii="Roboto Mono" w:eastAsia="Roboto Mono" w:hAnsi="Roboto Mono"/>
-          <w:sz w:val="24"/>
+          <w:rFonts w:ascii="Roboto Mono" w:eastAsia="Roboto Mono" w:hAnsi="Roboto Mono" w:cs="Arial"/>
+          <w:kern w:val="0"/>
+          <w:szCs w:val="22"/>
+          <w:lang w:val="en"/>
+          <w14:ligatures w14:val="none"/>
         </w:rPr>
         <w:t>.</w:t>
       </w:r>
       <w:r>
         <w:rPr>
-          <w:rFonts w:ascii="Roboto Mono" w:eastAsia="Roboto Mono" w:hAnsi="Roboto Mono"/>
-          <w:sz w:val="24"/>
+          <w:rFonts w:ascii="Roboto Mono" w:eastAsia="Roboto Mono" w:hAnsi="Roboto Mono" w:cs="Arial"/>
+          <w:kern w:val="0"/>
+          <w:szCs w:val="22"/>
+          <w:lang w:val="en"/>
+          <w14:ligatures w14:val="none"/>
         </w:rPr>
         <w:br/>
       </w:r>
@@ -574,107 +1144,232 @@
           <w:ilvl w:val="0"/>
           <w:numId w:val="1"/>
         </w:numPr>
-        <w:spacing w:after="240"/>
+        <w:spacing w:after="240" w:line="276" w:lineRule="auto"/>
+        <w:rPr>
+          <w:rFonts w:ascii="Arial" w:eastAsia="Arial" w:hAnsi="Arial" w:cs="Arial"/>
+          <w:kern w:val="0"/>
+          <w:sz w:val="22"/>
+          <w:szCs w:val="22"/>
+          <w:lang w:val="en"/>
+          <w14:ligatures w14:val="none"/>
+        </w:rPr>
       </w:pPr>
       <w:r>
         <w:rPr>
-          <w:rFonts w:ascii="Roboto Mono" w:eastAsia="Roboto Mono" w:hAnsi="Roboto Mono"/>
-          <w:sz w:val="24"/>
+          <w:rFonts w:ascii="Roboto Mono" w:eastAsia="Roboto Mono" w:hAnsi="Roboto Mono" w:cs="Arial"/>
+          <w:kern w:val="0"/>
+          <w:szCs w:val="22"/>
+          <w:lang w:val="en"/>
+          <w14:ligatures w14:val="none"/>
         </w:rPr>
         <w:t xml:space="preserve">Routing decisions can be made dynamically for </w:t>
       </w:r>
       <w:r>
         <w:rPr>
-          <w:rFonts w:ascii="Roboto Mono" w:eastAsia="Roboto Mono" w:hAnsi="Roboto Mono"/>
+          <w:rFonts w:ascii="Roboto Mono" w:eastAsia="Roboto Mono" w:hAnsi="Roboto Mono" w:cs="Arial"/>
           <w:b/>
           <w:bCs/>
-          <w:sz w:val="24"/>
+          <w:kern w:val="0"/>
+          <w:szCs w:val="22"/>
+          <w:lang w:val="en"/>
+          <w14:ligatures w14:val="none"/>
         </w:rPr>
         <w:t>optimal paths</w:t>
       </w:r>
       <w:r>
         <w:rPr>
-          <w:rFonts w:ascii="Roboto Mono" w:eastAsia="Roboto Mono" w:hAnsi="Roboto Mono"/>
-          <w:sz w:val="24"/>
+          <w:rFonts w:ascii="Roboto Mono" w:eastAsia="Roboto Mono" w:hAnsi="Roboto Mono" w:cs="Arial"/>
+          <w:kern w:val="0"/>
+          <w:szCs w:val="22"/>
+          <w:lang w:val="en"/>
+          <w14:ligatures w14:val="none"/>
         </w:rPr>
         <w:t>.</w:t>
       </w:r>
       <w:r>
         <w:rPr>
-          <w:rFonts w:ascii="Roboto Mono" w:eastAsia="Roboto Mono" w:hAnsi="Roboto Mono"/>
-          <w:sz w:val="24"/>
+          <w:rFonts w:ascii="Roboto Mono" w:eastAsia="Roboto Mono" w:hAnsi="Roboto Mono" w:cs="Arial"/>
+          <w:kern w:val="0"/>
+          <w:szCs w:val="22"/>
+          <w:lang w:val="en"/>
+          <w14:ligatures w14:val="none"/>
         </w:rPr>
         <w:br/>
-      </w:r>
-    </w:p>
-    <w:p>
-      <w:r>
-        <w:rPr>
-          <w:rFonts w:ascii="Roboto Mono" w:eastAsia="Roboto Mono" w:hAnsi="Roboto Mono"/>
-          <w:sz w:val="24"/>
-        </w:rPr>
-        <w:pict w14:anchorId="65D4B6C7">
-          <v:rect id="_x0000_i1028" style="width:0;height:1.5pt" o:hralign="center" o:hrstd="t" o:hr="t" fillcolor="#a0a0a0" stroked="f"/>
-        </w:pict>
       </w:r>
     </w:p>
     <w:p>
       <w:pPr>
-        <w:pStyle w:val="Heading2"/>
-        <w:keepNext w:val="0"/>
-        <w:keepLines w:val="0"/>
-        <w:rPr>
+        <w:spacing w:after="0" w:line="276" w:lineRule="auto"/>
+        <w:rPr>
+          <w:rFonts w:ascii="Arial" w:eastAsia="Arial" w:hAnsi="Arial" w:cs="Arial"/>
+          <w:kern w:val="0"/>
+          <w:sz w:val="22"/>
+          <w:szCs w:val="22"/>
+          <w:lang w:val="en"/>
+          <w14:ligatures w14:val="none"/>
+        </w:rPr>
+      </w:pPr>
+      <w:r>
+        <w:rPr>
+          <w:rFonts w:ascii="Roboto Mono" w:eastAsia="Roboto Mono" w:hAnsi="Roboto Mono" w:cs="Arial"/>
+          <w:kern w:val="0"/>
+          <w:szCs w:val="22"/>
+          <w:lang w:val="en"/>
+          <w14:ligatures w14:val="none"/>
+        </w:rPr>
+        <w:pict w14:anchorId="5E4E591E">
+          <v:rect id="_x0000_i1028" style="width:0;height:1.5pt" o:hralign="center" o:hrstd="t" o:hr="t" fillcolor="#a0a0a0" stroked="f"/>
+        </w:pict>
+      </w:r>
+    </w:p>
+    <w:p>
+      <w:pPr>
+        <w:spacing w:before="160" w:after="80" w:line="276" w:lineRule="auto"/>
+        <w:outlineLvl w:val="1"/>
+        <w:rPr>
+          <w:rFonts w:asciiTheme="majorHAnsi" w:eastAsiaTheme="majorEastAsia" w:hAnsiTheme="majorHAnsi" w:cstheme="majorBidi"/>
           <w:b/>
           <w:bCs/>
+          <w:color w:val="2F5496" w:themeColor="accent1" w:themeShade="BF"/>
+          <w:kern w:val="0"/>
           <w:sz w:val="34"/>
           <w:szCs w:val="34"/>
+          <w:lang w:val="en"/>
+          <w14:ligatures w14:val="none"/>
         </w:rPr>
       </w:pPr>
       <w:bookmarkStart w:id="4" w:name="_4ev33t6ul6q6" w:colFirst="0" w:colLast="0"/>
       <w:bookmarkEnd w:id="4"/>
       <w:r>
         <w:rPr>
-          <w:rFonts w:ascii="Arial Unicode MS" w:eastAsia="Arial Unicode MS" w:hAnsi="Arial Unicode MS" w:cs="Arial Unicode MS"/>
+          <w:rFonts w:ascii="Segoe UI Emoji" w:eastAsia="Arial Unicode MS" w:hAnsi="Segoe UI Emoji" w:cs="Segoe UI Emoji"/>
           <w:b/>
           <w:bCs/>
+          <w:color w:val="2F5496" w:themeColor="accent1" w:themeShade="BF"/>
+          <w:kern w:val="0"/>
           <w:sz w:val="34"/>
           <w:szCs w:val="34"/>
-        </w:rPr>
-        <w:t>✅ Advantages</w:t>
+          <w:lang w:val="en"/>
+          <w14:ligatures w14:val="none"/>
+        </w:rPr>
+        <w:t>✅</w:t>
+      </w:r>
+      <w:r>
+        <w:rPr>
+          <w:rFonts w:ascii="Arial Unicode MS" w:eastAsia="Arial Unicode MS" w:hAnsi="Arial Unicode MS" w:cs="Arial Unicode MS"/>
+          <w:b/>
+          <w:bCs/>
+          <w:color w:val="2F5496" w:themeColor="accent1" w:themeShade="BF"/>
+          <w:kern w:val="0"/>
+          <w:sz w:val="34"/>
+          <w:szCs w:val="34"/>
+          <w:lang w:val="en"/>
+          <w14:ligatures w14:val="none"/>
+        </w:rPr>
+        <w:t xml:space="preserve"> Advantages</w:t>
       </w:r>
     </w:p>
     <w:p>
       <w:pPr>
-        <w:spacing w:before="240" w:after="240"/>
+        <w:spacing w:before="240" w:after="240" w:line="276" w:lineRule="auto"/>
+        <w:rPr>
+          <w:rFonts w:ascii="Arial" w:eastAsia="Arial" w:hAnsi="Arial" w:cs="Arial"/>
+          <w:kern w:val="0"/>
+          <w:sz w:val="22"/>
+          <w:szCs w:val="22"/>
+          <w:lang w:val="en"/>
+          <w14:ligatures w14:val="none"/>
+        </w:rPr>
       </w:pPr>
       <w:r>
         <w:rPr>
-          <w:b/>
+          <w:rFonts w:ascii="Arial" w:eastAsia="Arial" w:hAnsi="Arial" w:cs="Arial"/>
+          <w:b/>
+          <w:kern w:val="0"/>
+          <w:sz w:val="22"/>
+          <w:szCs w:val="22"/>
           <w:highlight w:val="darkGray"/>
+          <w:lang w:val="en"/>
+          <w14:ligatures w14:val="none"/>
         </w:rPr>
         <w:t># Source</w:t>
       </w:r>
       <w:r>
         <w:rPr>
+          <w:rFonts w:ascii="Arial" w:eastAsia="Arial" w:hAnsi="Arial" w:cs="Arial"/>
+          <w:kern w:val="0"/>
+          <w:sz w:val="22"/>
+          <w:szCs w:val="22"/>
           <w:highlight w:val="darkGray"/>
+          <w:lang w:val="en"/>
+          <w14:ligatures w14:val="none"/>
         </w:rPr>
         <w:t xml:space="preserve">: </w:t>
       </w:r>
       <w:r>
         <w:rPr>
-          <w:b/>
+          <w:rFonts w:ascii="Arial" w:eastAsia="Arial" w:hAnsi="Arial" w:cs="Arial"/>
+          <w:b/>
+          <w:kern w:val="0"/>
+          <w:sz w:val="22"/>
+          <w:szCs w:val="22"/>
           <w:highlight w:val="darkGray"/>
-        </w:rPr>
-        <w:t>Chatgpt (GPT‑5 Mini) at [12/18/2025]</w:t>
+          <w:lang w:val="en"/>
+          <w14:ligatures w14:val="none"/>
+        </w:rPr>
+        <w:t>Chatgpt (GPT</w:t>
+      </w:r>
+      <w:r>
+        <w:rPr>
+          <w:rFonts w:ascii="Cambria Math" w:eastAsia="Arial" w:hAnsi="Cambria Math" w:cs="Cambria Math"/>
+          <w:b/>
+          <w:kern w:val="0"/>
+          <w:sz w:val="22"/>
+          <w:szCs w:val="22"/>
+          <w:highlight w:val="darkGray"/>
+          <w:lang w:val="en"/>
+          <w14:ligatures w14:val="none"/>
+        </w:rPr>
+        <w:t>‑</w:t>
+      </w:r>
+      <w:r>
+        <w:rPr>
+          <w:rFonts w:ascii="Arial" w:eastAsia="Arial" w:hAnsi="Arial" w:cs="Arial"/>
+          <w:b/>
+          <w:kern w:val="0"/>
+          <w:sz w:val="22"/>
+          <w:szCs w:val="22"/>
+          <w:highlight w:val="darkGray"/>
+          <w:lang w:val="en"/>
+          <w14:ligatures w14:val="none"/>
+        </w:rPr>
+        <w:t>5 Mini) at [12/18/2025]</w:t>
       </w:r>
     </w:p>
     <w:p>
-      <w:r>
-        <w:rPr>
+      <w:pPr>
+        <w:spacing w:after="0" w:line="276" w:lineRule="auto"/>
+        <w:rPr>
+          <w:rFonts w:ascii="Arial" w:eastAsia="Arial" w:hAnsi="Arial" w:cs="Arial"/>
+          <w:kern w:val="0"/>
+          <w:sz w:val="22"/>
+          <w:szCs w:val="22"/>
+          <w:lang w:val="en"/>
+          <w14:ligatures w14:val="none"/>
+        </w:rPr>
+      </w:pPr>
+      <w:r>
+        <w:rPr>
+          <w:rFonts w:ascii="Arial" w:eastAsia="Arial" w:hAnsi="Arial" w:cs="Arial"/>
           <w:noProof/>
+          <w:kern w:val="0"/>
+          <w:sz w:val="22"/>
+          <w:szCs w:val="22"/>
+          <w:lang w:val="en"/>
+          <w14:ligatures w14:val="none"/>
         </w:rPr>
         <w:drawing>
-          <wp:inline distT="114300" distB="114300" distL="114300" distR="114300" wp14:anchorId="693D48E2" wp14:editId="6F2204CE">
+          <wp:inline distT="114300" distB="114300" distL="114300" distR="114300" wp14:anchorId="3CE231C6" wp14:editId="4C9C4B5A">
             <wp:extent cx="5943600" cy="1612900"/>
             <wp:effectExtent l="0" t="0" r="0" b="0"/>
             <wp:docPr id="3" name="image1.png"/>
@@ -750,16 +1445,40 @@
           </w:tcPr>
           <w:p>
             <w:pPr>
+              <w:spacing w:after="0" w:line="276" w:lineRule="auto"/>
               <w:jc w:val="center"/>
+              <w:rPr>
+                <w:rFonts w:ascii="Arial" w:eastAsia="Arial" w:hAnsi="Arial" w:cs="Arial"/>
+                <w:kern w:val="0"/>
+                <w:sz w:val="22"/>
+                <w:szCs w:val="22"/>
+                <w:lang w:val="en"/>
+                <w14:ligatures w14:val="none"/>
+              </w:rPr>
             </w:pPr>
+            <w:r>
+              <w:rPr>
+                <w:rFonts w:ascii="Segoe UI Symbol" w:eastAsia="Roboto Mono" w:hAnsi="Segoe UI Symbol" w:cs="Segoe UI Symbol"/>
+                <w:b/>
+                <w:bCs/>
+                <w:kern w:val="0"/>
+                <w:szCs w:val="22"/>
+                <w:lang w:val="en"/>
+                <w14:ligatures w14:val="none"/>
+              </w:rPr>
+              <w:t>✔</w:t>
+            </w:r>
             <w:r>
               <w:rPr>
                 <w:rFonts w:ascii="Roboto Mono" w:eastAsia="Roboto Mono" w:hAnsi="Roboto Mono" w:cs="Arial Unicode MS"/>
                 <w:b/>
                 <w:bCs/>
-                <w:sz w:val="24"/>
-              </w:rPr>
-              <w:t>✔ Feature</w:t>
+                <w:kern w:val="0"/>
+                <w:szCs w:val="22"/>
+                <w:lang w:val="en"/>
+                <w14:ligatures w14:val="none"/>
+              </w:rPr>
+              <w:t xml:space="preserve"> Feature</w:t>
             </w:r>
           </w:p>
         </w:tc>
@@ -781,16 +1500,40 @@
           </w:tcPr>
           <w:p>
             <w:pPr>
+              <w:spacing w:after="0" w:line="276" w:lineRule="auto"/>
               <w:jc w:val="center"/>
+              <w:rPr>
+                <w:rFonts w:ascii="Arial" w:eastAsia="Arial" w:hAnsi="Arial" w:cs="Arial"/>
+                <w:kern w:val="0"/>
+                <w:sz w:val="22"/>
+                <w:szCs w:val="22"/>
+                <w:lang w:val="en"/>
+                <w14:ligatures w14:val="none"/>
+              </w:rPr>
             </w:pPr>
             <w:r>
               <w:rPr>
-                <w:rFonts w:ascii="Roboto Mono" w:eastAsia="Roboto Mono" w:hAnsi="Roboto Mono"/>
+                <w:rFonts w:ascii="Segoe UI Emoji" w:eastAsia="Roboto Mono" w:hAnsi="Segoe UI Emoji" w:cs="Segoe UI Emoji"/>
                 <w:b/>
                 <w:bCs/>
-                <w:sz w:val="24"/>
-              </w:rPr>
-              <w:t>🔍 Benefit</w:t>
+                <w:kern w:val="0"/>
+                <w:szCs w:val="22"/>
+                <w:lang w:val="en"/>
+                <w14:ligatures w14:val="none"/>
+              </w:rPr>
+              <w:t>🔍</w:t>
+            </w:r>
+            <w:r>
+              <w:rPr>
+                <w:rFonts w:ascii="Roboto Mono" w:eastAsia="Roboto Mono" w:hAnsi="Roboto Mono" w:cs="Arial"/>
+                <w:b/>
+                <w:bCs/>
+                <w:kern w:val="0"/>
+                <w:szCs w:val="22"/>
+                <w:lang w:val="en"/>
+                <w14:ligatures w14:val="none"/>
+              </w:rPr>
+              <w:t xml:space="preserve"> Benefit</w:t>
             </w:r>
           </w:p>
         </w:tc>
@@ -816,12 +1559,36 @@
             </w:tcMar>
           </w:tcPr>
           <w:p>
-            <w:r>
-              <w:rPr>
-                <w:rFonts w:ascii="Roboto Mono" w:eastAsia="Roboto Mono" w:hAnsi="Roboto Mono"/>
-                <w:sz w:val="24"/>
-              </w:rPr>
-              <w:t>🔁 Multiple Paths</w:t>
+            <w:pPr>
+              <w:spacing w:after="0" w:line="276" w:lineRule="auto"/>
+              <w:rPr>
+                <w:rFonts w:ascii="Arial" w:eastAsia="Arial" w:hAnsi="Arial" w:cs="Arial"/>
+                <w:kern w:val="0"/>
+                <w:sz w:val="22"/>
+                <w:szCs w:val="22"/>
+                <w:lang w:val="en"/>
+                <w14:ligatures w14:val="none"/>
+              </w:rPr>
+            </w:pPr>
+            <w:r>
+              <w:rPr>
+                <w:rFonts w:ascii="Segoe UI Emoji" w:eastAsia="Roboto Mono" w:hAnsi="Segoe UI Emoji" w:cs="Segoe UI Emoji"/>
+                <w:kern w:val="0"/>
+                <w:szCs w:val="22"/>
+                <w:lang w:val="en"/>
+                <w14:ligatures w14:val="none"/>
+              </w:rPr>
+              <w:t>🔁</w:t>
+            </w:r>
+            <w:r>
+              <w:rPr>
+                <w:rFonts w:ascii="Roboto Mono" w:eastAsia="Roboto Mono" w:hAnsi="Roboto Mono" w:cs="Arial"/>
+                <w:kern w:val="0"/>
+                <w:szCs w:val="22"/>
+                <w:lang w:val="en"/>
+                <w14:ligatures w14:val="none"/>
+              </w:rPr>
+              <w:t xml:space="preserve"> Multiple Paths</w:t>
             </w:r>
           </w:p>
         </w:tc>
@@ -842,10 +1609,24 @@
             </w:tcMar>
           </w:tcPr>
           <w:p>
-            <w:r>
-              <w:rPr>
-                <w:rFonts w:ascii="Roboto Mono" w:eastAsia="Roboto Mono" w:hAnsi="Roboto Mono"/>
-                <w:sz w:val="24"/>
+            <w:pPr>
+              <w:spacing w:after="0" w:line="276" w:lineRule="auto"/>
+              <w:rPr>
+                <w:rFonts w:ascii="Arial" w:eastAsia="Arial" w:hAnsi="Arial" w:cs="Arial"/>
+                <w:kern w:val="0"/>
+                <w:sz w:val="22"/>
+                <w:szCs w:val="22"/>
+                <w:lang w:val="en"/>
+                <w14:ligatures w14:val="none"/>
+              </w:rPr>
+            </w:pPr>
+            <w:r>
+              <w:rPr>
+                <w:rFonts w:ascii="Roboto Mono" w:eastAsia="Roboto Mono" w:hAnsi="Roboto Mono" w:cs="Arial"/>
+                <w:kern w:val="0"/>
+                <w:szCs w:val="22"/>
+                <w:lang w:val="en"/>
+                <w14:ligatures w14:val="none"/>
               </w:rPr>
               <w:t>Traffic can be rerouted instantly</w:t>
             </w:r>
@@ -873,13 +1654,36 @@
             </w:tcMar>
           </w:tcPr>
           <w:p>
-            <w:r>
-              <w:rPr>
-                <w:rFonts w:ascii="Roboto Mono" w:eastAsia="Roboto Mono" w:hAnsi="Roboto Mono"/>
-                <w:sz w:val="24"/>
-              </w:rPr>
-              <w:lastRenderedPageBreak/>
-              <w:t>🔒 High Reliability</w:t>
+            <w:pPr>
+              <w:spacing w:after="0" w:line="276" w:lineRule="auto"/>
+              <w:rPr>
+                <w:rFonts w:ascii="Arial" w:eastAsia="Arial" w:hAnsi="Arial" w:cs="Arial"/>
+                <w:kern w:val="0"/>
+                <w:sz w:val="22"/>
+                <w:szCs w:val="22"/>
+                <w:lang w:val="en"/>
+                <w14:ligatures w14:val="none"/>
+              </w:rPr>
+            </w:pPr>
+            <w:r>
+              <w:rPr>
+                <w:rFonts w:ascii="Segoe UI Emoji" w:eastAsia="Roboto Mono" w:hAnsi="Segoe UI Emoji" w:cs="Segoe UI Emoji"/>
+                <w:kern w:val="0"/>
+                <w:szCs w:val="22"/>
+                <w:lang w:val="en"/>
+                <w14:ligatures w14:val="none"/>
+              </w:rPr>
+              <w:t>🔒</w:t>
+            </w:r>
+            <w:r>
+              <w:rPr>
+                <w:rFonts w:ascii="Roboto Mono" w:eastAsia="Roboto Mono" w:hAnsi="Roboto Mono" w:cs="Arial"/>
+                <w:kern w:val="0"/>
+                <w:szCs w:val="22"/>
+                <w:lang w:val="en"/>
+                <w14:ligatures w14:val="none"/>
+              </w:rPr>
+              <w:t xml:space="preserve"> High Reliability</w:t>
             </w:r>
           </w:p>
         </w:tc>
@@ -900,10 +1704,24 @@
             </w:tcMar>
           </w:tcPr>
           <w:p>
-            <w:r>
-              <w:rPr>
-                <w:rFonts w:ascii="Roboto Mono" w:eastAsia="Roboto Mono" w:hAnsi="Roboto Mono"/>
-                <w:sz w:val="24"/>
+            <w:pPr>
+              <w:spacing w:after="0" w:line="276" w:lineRule="auto"/>
+              <w:rPr>
+                <w:rFonts w:ascii="Arial" w:eastAsia="Arial" w:hAnsi="Arial" w:cs="Arial"/>
+                <w:kern w:val="0"/>
+                <w:sz w:val="22"/>
+                <w:szCs w:val="22"/>
+                <w:lang w:val="en"/>
+                <w14:ligatures w14:val="none"/>
+              </w:rPr>
+            </w:pPr>
+            <w:r>
+              <w:rPr>
+                <w:rFonts w:ascii="Roboto Mono" w:eastAsia="Roboto Mono" w:hAnsi="Roboto Mono" w:cs="Arial"/>
+                <w:kern w:val="0"/>
+                <w:szCs w:val="22"/>
+                <w:lang w:val="en"/>
+                <w14:ligatures w14:val="none"/>
               </w:rPr>
               <w:t>No single point of failure</w:t>
             </w:r>
@@ -931,12 +1749,36 @@
             </w:tcMar>
           </w:tcPr>
           <w:p>
-            <w:r>
-              <w:rPr>
-                <w:rFonts w:ascii="Roboto Mono" w:eastAsia="Roboto Mono" w:hAnsi="Roboto Mono"/>
-                <w:sz w:val="24"/>
-              </w:rPr>
-              <w:t>⚡ Fast Communication</w:t>
+            <w:pPr>
+              <w:spacing w:after="0" w:line="276" w:lineRule="auto"/>
+              <w:rPr>
+                <w:rFonts w:ascii="Arial" w:eastAsia="Arial" w:hAnsi="Arial" w:cs="Arial"/>
+                <w:kern w:val="0"/>
+                <w:sz w:val="22"/>
+                <w:szCs w:val="22"/>
+                <w:lang w:val="en"/>
+                <w14:ligatures w14:val="none"/>
+              </w:rPr>
+            </w:pPr>
+            <w:r>
+              <w:rPr>
+                <w:rFonts w:ascii="Segoe UI Emoji" w:eastAsia="Roboto Mono" w:hAnsi="Segoe UI Emoji" w:cs="Segoe UI Emoji"/>
+                <w:kern w:val="0"/>
+                <w:szCs w:val="22"/>
+                <w:lang w:val="en"/>
+                <w14:ligatures w14:val="none"/>
+              </w:rPr>
+              <w:t>⚡</w:t>
+            </w:r>
+            <w:r>
+              <w:rPr>
+                <w:rFonts w:ascii="Roboto Mono" w:eastAsia="Roboto Mono" w:hAnsi="Roboto Mono" w:cs="Arial"/>
+                <w:kern w:val="0"/>
+                <w:szCs w:val="22"/>
+                <w:lang w:val="en"/>
+                <w14:ligatures w14:val="none"/>
+              </w:rPr>
+              <w:t xml:space="preserve"> Fast Communication</w:t>
             </w:r>
           </w:p>
         </w:tc>
@@ -957,10 +1799,24 @@
             </w:tcMar>
           </w:tcPr>
           <w:p>
-            <w:r>
-              <w:rPr>
-                <w:rFonts w:ascii="Roboto Mono" w:eastAsia="Roboto Mono" w:hAnsi="Roboto Mono"/>
-                <w:sz w:val="24"/>
+            <w:pPr>
+              <w:spacing w:after="0" w:line="276" w:lineRule="auto"/>
+              <w:rPr>
+                <w:rFonts w:ascii="Arial" w:eastAsia="Arial" w:hAnsi="Arial" w:cs="Arial"/>
+                <w:kern w:val="0"/>
+                <w:sz w:val="22"/>
+                <w:szCs w:val="22"/>
+                <w:lang w:val="en"/>
+                <w14:ligatures w14:val="none"/>
+              </w:rPr>
+            </w:pPr>
+            <w:r>
+              <w:rPr>
+                <w:rFonts w:ascii="Roboto Mono" w:eastAsia="Roboto Mono" w:hAnsi="Roboto Mono" w:cs="Arial"/>
+                <w:kern w:val="0"/>
+                <w:szCs w:val="22"/>
+                <w:lang w:val="en"/>
+                <w14:ligatures w14:val="none"/>
               </w:rPr>
               <w:t>Direct links mean low latency</w:t>
             </w:r>
@@ -988,12 +1844,36 @@
             </w:tcMar>
           </w:tcPr>
           <w:p>
-            <w:r>
-              <w:rPr>
-                <w:rFonts w:ascii="Roboto Mono" w:eastAsia="Roboto Mono" w:hAnsi="Roboto Mono"/>
-                <w:sz w:val="24"/>
-              </w:rPr>
-              <w:t>📡 Ideal for Wireless</w:t>
+            <w:pPr>
+              <w:spacing w:after="0" w:line="276" w:lineRule="auto"/>
+              <w:rPr>
+                <w:rFonts w:ascii="Arial" w:eastAsia="Arial" w:hAnsi="Arial" w:cs="Arial"/>
+                <w:kern w:val="0"/>
+                <w:sz w:val="22"/>
+                <w:szCs w:val="22"/>
+                <w:lang w:val="en"/>
+                <w14:ligatures w14:val="none"/>
+              </w:rPr>
+            </w:pPr>
+            <w:r>
+              <w:rPr>
+                <w:rFonts w:ascii="Segoe UI Emoji" w:eastAsia="Roboto Mono" w:hAnsi="Segoe UI Emoji" w:cs="Segoe UI Emoji"/>
+                <w:kern w:val="0"/>
+                <w:szCs w:val="22"/>
+                <w:lang w:val="en"/>
+                <w14:ligatures w14:val="none"/>
+              </w:rPr>
+              <w:t>📡</w:t>
+            </w:r>
+            <w:r>
+              <w:rPr>
+                <w:rFonts w:ascii="Roboto Mono" w:eastAsia="Roboto Mono" w:hAnsi="Roboto Mono" w:cs="Arial"/>
+                <w:kern w:val="0"/>
+                <w:szCs w:val="22"/>
+                <w:lang w:val="en"/>
+                <w14:ligatures w14:val="none"/>
+              </w:rPr>
+              <w:t xml:space="preserve"> Ideal for Wireless</w:t>
             </w:r>
           </w:p>
         </w:tc>
@@ -1014,10 +1894,24 @@
             </w:tcMar>
           </w:tcPr>
           <w:p>
-            <w:r>
-              <w:rPr>
-                <w:rFonts w:ascii="Roboto Mono" w:eastAsia="Roboto Mono" w:hAnsi="Roboto Mono"/>
-                <w:sz w:val="24"/>
+            <w:pPr>
+              <w:spacing w:after="0" w:line="276" w:lineRule="auto"/>
+              <w:rPr>
+                <w:rFonts w:ascii="Arial" w:eastAsia="Arial" w:hAnsi="Arial" w:cs="Arial"/>
+                <w:kern w:val="0"/>
+                <w:sz w:val="22"/>
+                <w:szCs w:val="22"/>
+                <w:lang w:val="en"/>
+                <w14:ligatures w14:val="none"/>
+              </w:rPr>
+            </w:pPr>
+            <w:r>
+              <w:rPr>
+                <w:rFonts w:ascii="Roboto Mono" w:eastAsia="Roboto Mono" w:hAnsi="Roboto Mono" w:cs="Arial"/>
+                <w:kern w:val="0"/>
+                <w:szCs w:val="22"/>
+                <w:lang w:val="en"/>
+                <w14:ligatures w14:val="none"/>
               </w:rPr>
               <w:t>Often used in wireless mesh/backbone networks</w:t>
             </w:r>
@@ -1026,73 +1920,178 @@
       </w:tr>
     </w:tbl>
     <w:p>
-      <w:r>
-        <w:rPr>
-          <w:rFonts w:ascii="Roboto Mono" w:eastAsia="Roboto Mono" w:hAnsi="Roboto Mono"/>
-          <w:sz w:val="24"/>
-        </w:rPr>
-        <w:pict w14:anchorId="2C74D3CD">
+      <w:pPr>
+        <w:spacing w:after="0" w:line="276" w:lineRule="auto"/>
+        <w:rPr>
+          <w:rFonts w:ascii="Arial" w:eastAsia="Arial" w:hAnsi="Arial" w:cs="Arial"/>
+          <w:kern w:val="0"/>
+          <w:sz w:val="22"/>
+          <w:szCs w:val="22"/>
+          <w:lang w:val="en"/>
+          <w14:ligatures w14:val="none"/>
+        </w:rPr>
+      </w:pPr>
+      <w:r>
+        <w:rPr>
+          <w:rFonts w:ascii="Roboto Mono" w:eastAsia="Roboto Mono" w:hAnsi="Roboto Mono" w:cs="Arial"/>
+          <w:kern w:val="0"/>
+          <w:szCs w:val="22"/>
+          <w:lang w:val="en"/>
+          <w14:ligatures w14:val="none"/>
+        </w:rPr>
+        <w:pict w14:anchorId="7EBDC7F5">
           <v:rect id="_x0000_i1029" style="width:0;height:1.5pt" o:hralign="center" o:hrstd="t" o:hr="t" fillcolor="#a0a0a0" stroked="f"/>
         </w:pict>
       </w:r>
     </w:p>
     <w:p>
       <w:pPr>
-        <w:pStyle w:val="Heading2"/>
-        <w:keepNext w:val="0"/>
-        <w:keepLines w:val="0"/>
-        <w:rPr>
+        <w:spacing w:before="160" w:after="80" w:line="276" w:lineRule="auto"/>
+        <w:outlineLvl w:val="1"/>
+        <w:rPr>
+          <w:rFonts w:asciiTheme="majorHAnsi" w:eastAsiaTheme="majorEastAsia" w:hAnsiTheme="majorHAnsi" w:cstheme="majorBidi"/>
           <w:b/>
           <w:bCs/>
+          <w:color w:val="2F5496" w:themeColor="accent1" w:themeShade="BF"/>
+          <w:kern w:val="0"/>
           <w:sz w:val="34"/>
           <w:szCs w:val="34"/>
+          <w:lang w:val="en"/>
+          <w14:ligatures w14:val="none"/>
         </w:rPr>
       </w:pPr>
       <w:bookmarkStart w:id="5" w:name="_gdzcinmwa4qa" w:colFirst="0" w:colLast="0"/>
       <w:bookmarkEnd w:id="5"/>
       <w:r>
         <w:rPr>
-          <w:rFonts w:ascii="Arial Unicode MS" w:eastAsia="Arial Unicode MS" w:hAnsi="Arial Unicode MS" w:cs="Arial Unicode MS"/>
+          <w:rFonts w:ascii="Segoe UI Emoji" w:eastAsia="Arial Unicode MS" w:hAnsi="Segoe UI Emoji" w:cs="Segoe UI Emoji"/>
           <w:b/>
           <w:bCs/>
+          <w:color w:val="2F5496" w:themeColor="accent1" w:themeShade="BF"/>
+          <w:kern w:val="0"/>
           <w:sz w:val="34"/>
           <w:szCs w:val="34"/>
-        </w:rPr>
-        <w:t>❌ Disadvantages</w:t>
+          <w:lang w:val="en"/>
+          <w14:ligatures w14:val="none"/>
+        </w:rPr>
+        <w:t>❌</w:t>
+      </w:r>
+      <w:r>
+        <w:rPr>
+          <w:rFonts w:ascii="Arial Unicode MS" w:eastAsia="Arial Unicode MS" w:hAnsi="Arial Unicode MS" w:cs="Arial Unicode MS"/>
+          <w:b/>
+          <w:bCs/>
+          <w:color w:val="2F5496" w:themeColor="accent1" w:themeShade="BF"/>
+          <w:kern w:val="0"/>
+          <w:sz w:val="34"/>
+          <w:szCs w:val="34"/>
+          <w:lang w:val="en"/>
+          <w14:ligatures w14:val="none"/>
+        </w:rPr>
+        <w:t xml:space="preserve"> Disadvantages</w:t>
       </w:r>
     </w:p>
     <w:p>
       <w:pPr>
-        <w:spacing w:before="240" w:after="240"/>
+        <w:spacing w:before="240" w:after="240" w:line="276" w:lineRule="auto"/>
+        <w:rPr>
+          <w:rFonts w:ascii="Arial" w:eastAsia="Arial" w:hAnsi="Arial" w:cs="Arial"/>
+          <w:kern w:val="0"/>
+          <w:sz w:val="22"/>
+          <w:szCs w:val="22"/>
+          <w:lang w:val="en"/>
+          <w14:ligatures w14:val="none"/>
+        </w:rPr>
       </w:pPr>
       <w:r>
         <w:rPr>
-          <w:b/>
+          <w:rFonts w:ascii="Arial" w:eastAsia="Arial" w:hAnsi="Arial" w:cs="Arial"/>
+          <w:b/>
+          <w:kern w:val="0"/>
+          <w:sz w:val="22"/>
+          <w:szCs w:val="22"/>
           <w:highlight w:val="darkGray"/>
+          <w:lang w:val="en"/>
+          <w14:ligatures w14:val="none"/>
         </w:rPr>
         <w:t># Source</w:t>
       </w:r>
       <w:r>
         <w:rPr>
+          <w:rFonts w:ascii="Arial" w:eastAsia="Arial" w:hAnsi="Arial" w:cs="Arial"/>
+          <w:kern w:val="0"/>
+          <w:sz w:val="22"/>
+          <w:szCs w:val="22"/>
           <w:highlight w:val="darkGray"/>
+          <w:lang w:val="en"/>
+          <w14:ligatures w14:val="none"/>
         </w:rPr>
         <w:t xml:space="preserve">: </w:t>
       </w:r>
       <w:r>
         <w:rPr>
-          <w:b/>
+          <w:rFonts w:ascii="Arial" w:eastAsia="Arial" w:hAnsi="Arial" w:cs="Arial"/>
+          <w:b/>
+          <w:kern w:val="0"/>
+          <w:sz w:val="22"/>
+          <w:szCs w:val="22"/>
           <w:highlight w:val="darkGray"/>
-        </w:rPr>
-        <w:t>Chatgpt (GPT‑5 Mini) at [12/18/2025]</w:t>
+          <w:lang w:val="en"/>
+          <w14:ligatures w14:val="none"/>
+        </w:rPr>
+        <w:t>Chatgpt (GPT</w:t>
+      </w:r>
+      <w:r>
+        <w:rPr>
+          <w:rFonts w:ascii="Cambria Math" w:eastAsia="Arial" w:hAnsi="Cambria Math" w:cs="Cambria Math"/>
+          <w:b/>
+          <w:kern w:val="0"/>
+          <w:sz w:val="22"/>
+          <w:szCs w:val="22"/>
+          <w:highlight w:val="darkGray"/>
+          <w:lang w:val="en"/>
+          <w14:ligatures w14:val="none"/>
+        </w:rPr>
+        <w:t>‑</w:t>
+      </w:r>
+      <w:r>
+        <w:rPr>
+          <w:rFonts w:ascii="Arial" w:eastAsia="Arial" w:hAnsi="Arial" w:cs="Arial"/>
+          <w:b/>
+          <w:kern w:val="0"/>
+          <w:sz w:val="22"/>
+          <w:szCs w:val="22"/>
+          <w:highlight w:val="darkGray"/>
+          <w:lang w:val="en"/>
+          <w14:ligatures w14:val="none"/>
+        </w:rPr>
+        <w:t>5 Mini) at [12/18/2025]</w:t>
       </w:r>
     </w:p>
     <w:p>
-      <w:r>
-        <w:rPr>
+      <w:pPr>
+        <w:spacing w:after="0" w:line="276" w:lineRule="auto"/>
+        <w:rPr>
+          <w:rFonts w:ascii="Arial" w:eastAsia="Arial" w:hAnsi="Arial" w:cs="Arial"/>
+          <w:kern w:val="0"/>
+          <w:sz w:val="22"/>
+          <w:szCs w:val="22"/>
+          <w:lang w:val="en"/>
+          <w14:ligatures w14:val="none"/>
+        </w:rPr>
+      </w:pPr>
+      <w:r>
+        <w:rPr>
+          <w:rFonts w:ascii="Arial" w:eastAsia="Arial" w:hAnsi="Arial" w:cs="Arial"/>
           <w:noProof/>
+          <w:kern w:val="0"/>
+          <w:sz w:val="22"/>
+          <w:szCs w:val="22"/>
+          <w:lang w:val="en"/>
+          <w14:ligatures w14:val="none"/>
         </w:rPr>
         <w:drawing>
-          <wp:inline distT="114300" distB="114300" distL="114300" distR="114300" wp14:anchorId="071F3299" wp14:editId="52E4D074">
+          <wp:inline distT="114300" distB="114300" distL="114300" distR="114300" wp14:anchorId="23038E0B" wp14:editId="5A6D075F">
             <wp:extent cx="5943600" cy="1270000"/>
             <wp:effectExtent l="0" t="0" r="0" b="0"/>
             <wp:docPr id="1" name="image4.png"/>
@@ -1168,16 +2167,40 @@
           </w:tcPr>
           <w:p>
             <w:pPr>
+              <w:spacing w:after="0" w:line="276" w:lineRule="auto"/>
               <w:jc w:val="center"/>
+              <w:rPr>
+                <w:rFonts w:ascii="Arial" w:eastAsia="Arial" w:hAnsi="Arial" w:cs="Arial"/>
+                <w:kern w:val="0"/>
+                <w:sz w:val="22"/>
+                <w:szCs w:val="22"/>
+                <w:lang w:val="en"/>
+                <w14:ligatures w14:val="none"/>
+              </w:rPr>
             </w:pPr>
+            <w:r>
+              <w:rPr>
+                <w:rFonts w:ascii="Segoe UI Symbol" w:eastAsia="Roboto Mono" w:hAnsi="Segoe UI Symbol" w:cs="Segoe UI Symbol"/>
+                <w:b/>
+                <w:bCs/>
+                <w:kern w:val="0"/>
+                <w:szCs w:val="22"/>
+                <w:lang w:val="en"/>
+                <w14:ligatures w14:val="none"/>
+              </w:rPr>
+              <w:t>✘</w:t>
+            </w:r>
             <w:r>
               <w:rPr>
                 <w:rFonts w:ascii="Roboto Mono" w:eastAsia="Roboto Mono" w:hAnsi="Roboto Mono" w:cs="Arial Unicode MS"/>
                 <w:b/>
                 <w:bCs/>
-                <w:sz w:val="24"/>
-              </w:rPr>
-              <w:t>✘ Limitation</w:t>
+                <w:kern w:val="0"/>
+                <w:szCs w:val="22"/>
+                <w:lang w:val="en"/>
+                <w14:ligatures w14:val="none"/>
+              </w:rPr>
+              <w:t xml:space="preserve"> Limitation</w:t>
             </w:r>
           </w:p>
         </w:tc>
@@ -1199,16 +2222,40 @@
           </w:tcPr>
           <w:p>
             <w:pPr>
+              <w:spacing w:after="0" w:line="276" w:lineRule="auto"/>
               <w:jc w:val="center"/>
+              <w:rPr>
+                <w:rFonts w:ascii="Arial" w:eastAsia="Arial" w:hAnsi="Arial" w:cs="Arial"/>
+                <w:kern w:val="0"/>
+                <w:sz w:val="22"/>
+                <w:szCs w:val="22"/>
+                <w:lang w:val="en"/>
+                <w14:ligatures w14:val="none"/>
+              </w:rPr>
             </w:pPr>
             <w:r>
               <w:rPr>
-                <w:rFonts w:ascii="Roboto Mono" w:eastAsia="Roboto Mono" w:hAnsi="Roboto Mono"/>
+                <w:rFonts w:ascii="Segoe UI Symbol" w:eastAsia="Roboto Mono" w:hAnsi="Segoe UI Symbol" w:cs="Segoe UI Symbol"/>
                 <w:b/>
                 <w:bCs/>
-                <w:sz w:val="24"/>
-              </w:rPr>
-              <w:t>🛠 Description</w:t>
+                <w:kern w:val="0"/>
+                <w:szCs w:val="22"/>
+                <w:lang w:val="en"/>
+                <w14:ligatures w14:val="none"/>
+              </w:rPr>
+              <w:t>🛠</w:t>
+            </w:r>
+            <w:r>
+              <w:rPr>
+                <w:rFonts w:ascii="Roboto Mono" w:eastAsia="Roboto Mono" w:hAnsi="Roboto Mono" w:cs="Arial"/>
+                <w:b/>
+                <w:bCs/>
+                <w:kern w:val="0"/>
+                <w:szCs w:val="22"/>
+                <w:lang w:val="en"/>
+                <w14:ligatures w14:val="none"/>
+              </w:rPr>
+              <w:t xml:space="preserve"> Description</w:t>
             </w:r>
           </w:p>
         </w:tc>
@@ -1234,12 +2281,36 @@
             </w:tcMar>
           </w:tcPr>
           <w:p>
-            <w:r>
-              <w:rPr>
-                <w:rFonts w:ascii="Roboto Mono" w:eastAsia="Roboto Mono" w:hAnsi="Roboto Mono"/>
-                <w:sz w:val="24"/>
-              </w:rPr>
-              <w:t>💰 Expensive Setup</w:t>
+            <w:pPr>
+              <w:spacing w:after="0" w:line="276" w:lineRule="auto"/>
+              <w:rPr>
+                <w:rFonts w:ascii="Arial" w:eastAsia="Arial" w:hAnsi="Arial" w:cs="Arial"/>
+                <w:kern w:val="0"/>
+                <w:sz w:val="22"/>
+                <w:szCs w:val="22"/>
+                <w:lang w:val="en"/>
+                <w14:ligatures w14:val="none"/>
+              </w:rPr>
+            </w:pPr>
+            <w:r>
+              <w:rPr>
+                <w:rFonts w:ascii="Segoe UI Emoji" w:eastAsia="Roboto Mono" w:hAnsi="Segoe UI Emoji" w:cs="Segoe UI Emoji"/>
+                <w:kern w:val="0"/>
+                <w:szCs w:val="22"/>
+                <w:lang w:val="en"/>
+                <w14:ligatures w14:val="none"/>
+              </w:rPr>
+              <w:t>💰</w:t>
+            </w:r>
+            <w:r>
+              <w:rPr>
+                <w:rFonts w:ascii="Roboto Mono" w:eastAsia="Roboto Mono" w:hAnsi="Roboto Mono" w:cs="Arial"/>
+                <w:kern w:val="0"/>
+                <w:szCs w:val="22"/>
+                <w:lang w:val="en"/>
+                <w14:ligatures w14:val="none"/>
+              </w:rPr>
+              <w:t xml:space="preserve"> Expensive Setup</w:t>
             </w:r>
           </w:p>
         </w:tc>
@@ -1260,10 +2331,24 @@
             </w:tcMar>
           </w:tcPr>
           <w:p>
-            <w:r>
-              <w:rPr>
-                <w:rFonts w:ascii="Roboto Mono" w:eastAsia="Roboto Mono" w:hAnsi="Roboto Mono"/>
-                <w:sz w:val="24"/>
+            <w:pPr>
+              <w:spacing w:after="0" w:line="276" w:lineRule="auto"/>
+              <w:rPr>
+                <w:rFonts w:ascii="Arial" w:eastAsia="Arial" w:hAnsi="Arial" w:cs="Arial"/>
+                <w:kern w:val="0"/>
+                <w:sz w:val="22"/>
+                <w:szCs w:val="22"/>
+                <w:lang w:val="en"/>
+                <w14:ligatures w14:val="none"/>
+              </w:rPr>
+            </w:pPr>
+            <w:r>
+              <w:rPr>
+                <w:rFonts w:ascii="Roboto Mono" w:eastAsia="Roboto Mono" w:hAnsi="Roboto Mono" w:cs="Arial"/>
+                <w:kern w:val="0"/>
+                <w:szCs w:val="22"/>
+                <w:lang w:val="en"/>
+                <w14:ligatures w14:val="none"/>
               </w:rPr>
               <w:t>Requires many cables, ports, and hardware</w:t>
             </w:r>
@@ -1291,12 +2376,36 @@
             </w:tcMar>
           </w:tcPr>
           <w:p>
-            <w:r>
-              <w:rPr>
-                <w:rFonts w:ascii="Roboto Mono" w:eastAsia="Roboto Mono" w:hAnsi="Roboto Mono"/>
-                <w:sz w:val="24"/>
-              </w:rPr>
-              <w:t>🔧 Complex Management</w:t>
+            <w:pPr>
+              <w:spacing w:after="0" w:line="276" w:lineRule="auto"/>
+              <w:rPr>
+                <w:rFonts w:ascii="Arial" w:eastAsia="Arial" w:hAnsi="Arial" w:cs="Arial"/>
+                <w:kern w:val="0"/>
+                <w:sz w:val="22"/>
+                <w:szCs w:val="22"/>
+                <w:lang w:val="en"/>
+                <w14:ligatures w14:val="none"/>
+              </w:rPr>
+            </w:pPr>
+            <w:r>
+              <w:rPr>
+                <w:rFonts w:ascii="Segoe UI Emoji" w:eastAsia="Roboto Mono" w:hAnsi="Segoe UI Emoji" w:cs="Segoe UI Emoji"/>
+                <w:kern w:val="0"/>
+                <w:szCs w:val="22"/>
+                <w:lang w:val="en"/>
+                <w14:ligatures w14:val="none"/>
+              </w:rPr>
+              <w:t>🔧</w:t>
+            </w:r>
+            <w:r>
+              <w:rPr>
+                <w:rFonts w:ascii="Roboto Mono" w:eastAsia="Roboto Mono" w:hAnsi="Roboto Mono" w:cs="Arial"/>
+                <w:kern w:val="0"/>
+                <w:szCs w:val="22"/>
+                <w:lang w:val="en"/>
+                <w14:ligatures w14:val="none"/>
+              </w:rPr>
+              <w:t xml:space="preserve"> Complex Management</w:t>
             </w:r>
           </w:p>
         </w:tc>
@@ -1317,10 +2426,24 @@
             </w:tcMar>
           </w:tcPr>
           <w:p>
-            <w:r>
-              <w:rPr>
-                <w:rFonts w:ascii="Roboto Mono" w:eastAsia="Roboto Mono" w:hAnsi="Roboto Mono"/>
-                <w:sz w:val="24"/>
+            <w:pPr>
+              <w:spacing w:after="0" w:line="276" w:lineRule="auto"/>
+              <w:rPr>
+                <w:rFonts w:ascii="Arial" w:eastAsia="Arial" w:hAnsi="Arial" w:cs="Arial"/>
+                <w:kern w:val="0"/>
+                <w:sz w:val="22"/>
+                <w:szCs w:val="22"/>
+                <w:lang w:val="en"/>
+                <w14:ligatures w14:val="none"/>
+              </w:rPr>
+            </w:pPr>
+            <w:r>
+              <w:rPr>
+                <w:rFonts w:ascii="Roboto Mono" w:eastAsia="Roboto Mono" w:hAnsi="Roboto Mono" w:cs="Arial"/>
+                <w:kern w:val="0"/>
+                <w:szCs w:val="22"/>
+                <w:lang w:val="en"/>
+                <w14:ligatures w14:val="none"/>
               </w:rPr>
               <w:t>Difficult to scale and maintain as nodes grow</w:t>
             </w:r>
@@ -1348,12 +2471,36 @@
             </w:tcMar>
           </w:tcPr>
           <w:p>
-            <w:r>
-              <w:rPr>
-                <w:rFonts w:ascii="Roboto Mono" w:eastAsia="Roboto Mono" w:hAnsi="Roboto Mono"/>
-                <w:sz w:val="24"/>
-              </w:rPr>
-              <w:t>📈 Scalability Issues</w:t>
+            <w:pPr>
+              <w:spacing w:after="0" w:line="276" w:lineRule="auto"/>
+              <w:rPr>
+                <w:rFonts w:ascii="Arial" w:eastAsia="Arial" w:hAnsi="Arial" w:cs="Arial"/>
+                <w:kern w:val="0"/>
+                <w:sz w:val="22"/>
+                <w:szCs w:val="22"/>
+                <w:lang w:val="en"/>
+                <w14:ligatures w14:val="none"/>
+              </w:rPr>
+            </w:pPr>
+            <w:r>
+              <w:rPr>
+                <w:rFonts w:ascii="Segoe UI Emoji" w:eastAsia="Roboto Mono" w:hAnsi="Segoe UI Emoji" w:cs="Segoe UI Emoji"/>
+                <w:kern w:val="0"/>
+                <w:szCs w:val="22"/>
+                <w:lang w:val="en"/>
+                <w14:ligatures w14:val="none"/>
+              </w:rPr>
+              <w:t>📈</w:t>
+            </w:r>
+            <w:r>
+              <w:rPr>
+                <w:rFonts w:ascii="Roboto Mono" w:eastAsia="Roboto Mono" w:hAnsi="Roboto Mono" w:cs="Arial"/>
+                <w:kern w:val="0"/>
+                <w:szCs w:val="22"/>
+                <w:lang w:val="en"/>
+                <w14:ligatures w14:val="none"/>
+              </w:rPr>
+              <w:t xml:space="preserve"> Scalability Issues</w:t>
             </w:r>
           </w:p>
         </w:tc>
@@ -1374,10 +2521,24 @@
             </w:tcMar>
           </w:tcPr>
           <w:p>
-            <w:r>
-              <w:rPr>
-                <w:rFonts w:ascii="Roboto Mono" w:eastAsia="Roboto Mono" w:hAnsi="Roboto Mono"/>
-                <w:sz w:val="24"/>
+            <w:pPr>
+              <w:spacing w:after="0" w:line="276" w:lineRule="auto"/>
+              <w:rPr>
+                <w:rFonts w:ascii="Arial" w:eastAsia="Arial" w:hAnsi="Arial" w:cs="Arial"/>
+                <w:kern w:val="0"/>
+                <w:sz w:val="22"/>
+                <w:szCs w:val="22"/>
+                <w:lang w:val="en"/>
+                <w14:ligatures w14:val="none"/>
+              </w:rPr>
+            </w:pPr>
+            <w:r>
+              <w:rPr>
+                <w:rFonts w:ascii="Roboto Mono" w:eastAsia="Roboto Mono" w:hAnsi="Roboto Mono" w:cs="Arial"/>
+                <w:kern w:val="0"/>
+                <w:szCs w:val="22"/>
+                <w:lang w:val="en"/>
+                <w14:ligatures w14:val="none"/>
               </w:rPr>
               <w:t>Not practical for large networks</w:t>
             </w:r>
@@ -1386,73 +2547,173 @@
       </w:tr>
     </w:tbl>
     <w:p>
-      <w:r>
-        <w:rPr>
-          <w:rFonts w:ascii="Roboto Mono" w:eastAsia="Roboto Mono" w:hAnsi="Roboto Mono"/>
-          <w:sz w:val="24"/>
-        </w:rPr>
-        <w:pict w14:anchorId="18EE1B58">
+      <w:pPr>
+        <w:spacing w:after="0" w:line="276" w:lineRule="auto"/>
+        <w:rPr>
+          <w:rFonts w:ascii="Arial" w:eastAsia="Arial" w:hAnsi="Arial" w:cs="Arial"/>
+          <w:kern w:val="0"/>
+          <w:sz w:val="22"/>
+          <w:szCs w:val="22"/>
+          <w:lang w:val="en"/>
+          <w14:ligatures w14:val="none"/>
+        </w:rPr>
+      </w:pPr>
+      <w:r>
+        <w:rPr>
+          <w:rFonts w:ascii="Roboto Mono" w:eastAsia="Roboto Mono" w:hAnsi="Roboto Mono" w:cs="Arial"/>
+          <w:kern w:val="0"/>
+          <w:szCs w:val="22"/>
+          <w:lang w:val="en"/>
+          <w14:ligatures w14:val="none"/>
+        </w:rPr>
+        <w:pict w14:anchorId="51AD1011">
           <v:rect id="_x0000_i1030" style="width:0;height:1.5pt" o:hralign="center" o:hrstd="t" o:hr="t" fillcolor="#a0a0a0" stroked="f"/>
         </w:pict>
       </w:r>
     </w:p>
     <w:p>
       <w:pPr>
-        <w:pStyle w:val="Heading2"/>
-        <w:keepNext w:val="0"/>
-        <w:keepLines w:val="0"/>
-        <w:rPr>
+        <w:spacing w:before="160" w:after="80" w:line="276" w:lineRule="auto"/>
+        <w:outlineLvl w:val="1"/>
+        <w:rPr>
+          <w:rFonts w:asciiTheme="majorHAnsi" w:eastAsiaTheme="majorEastAsia" w:hAnsiTheme="majorHAnsi" w:cstheme="majorBidi"/>
           <w:b/>
           <w:bCs/>
+          <w:color w:val="2F5496" w:themeColor="accent1" w:themeShade="BF"/>
+          <w:kern w:val="0"/>
           <w:sz w:val="34"/>
           <w:szCs w:val="34"/>
+          <w:lang w:val="en"/>
+          <w14:ligatures w14:val="none"/>
         </w:rPr>
       </w:pPr>
       <w:bookmarkStart w:id="6" w:name="_ep1u65u7vtdy" w:colFirst="0" w:colLast="0"/>
       <w:bookmarkEnd w:id="6"/>
       <w:r>
         <w:rPr>
+          <w:rFonts w:ascii="Segoe UI Emoji" w:eastAsiaTheme="majorEastAsia" w:hAnsi="Segoe UI Emoji" w:cs="Segoe UI Emoji"/>
           <w:b/>
           <w:bCs/>
+          <w:color w:val="2F5496" w:themeColor="accent1" w:themeShade="BF"/>
+          <w:kern w:val="0"/>
           <w:sz w:val="34"/>
           <w:szCs w:val="34"/>
-        </w:rPr>
-        <w:t>📊 Connection Formula</w:t>
+          <w:lang w:val="en"/>
+          <w14:ligatures w14:val="none"/>
+        </w:rPr>
+        <w:t>📊</w:t>
+      </w:r>
+      <w:r>
+        <w:rPr>
+          <w:rFonts w:asciiTheme="majorHAnsi" w:eastAsiaTheme="majorEastAsia" w:hAnsiTheme="majorHAnsi" w:cstheme="majorBidi"/>
+          <w:b/>
+          <w:bCs/>
+          <w:color w:val="2F5496" w:themeColor="accent1" w:themeShade="BF"/>
+          <w:kern w:val="0"/>
+          <w:sz w:val="34"/>
+          <w:szCs w:val="34"/>
+          <w:lang w:val="en"/>
+          <w14:ligatures w14:val="none"/>
+        </w:rPr>
+        <w:t xml:space="preserve"> Connection Formula</w:t>
       </w:r>
     </w:p>
     <w:p>
       <w:pPr>
-        <w:spacing w:before="240" w:after="240"/>
+        <w:spacing w:before="240" w:after="240" w:line="276" w:lineRule="auto"/>
+        <w:rPr>
+          <w:rFonts w:ascii="Arial" w:eastAsia="Arial" w:hAnsi="Arial" w:cs="Arial"/>
+          <w:kern w:val="0"/>
+          <w:sz w:val="22"/>
+          <w:szCs w:val="22"/>
+          <w:lang w:val="en"/>
+          <w14:ligatures w14:val="none"/>
+        </w:rPr>
       </w:pPr>
       <w:r>
         <w:rPr>
-          <w:b/>
+          <w:rFonts w:ascii="Arial" w:eastAsia="Arial" w:hAnsi="Arial" w:cs="Arial"/>
+          <w:b/>
+          <w:kern w:val="0"/>
+          <w:sz w:val="22"/>
+          <w:szCs w:val="22"/>
           <w:highlight w:val="darkGray"/>
+          <w:lang w:val="en"/>
+          <w14:ligatures w14:val="none"/>
         </w:rPr>
         <w:t># Source</w:t>
       </w:r>
       <w:r>
         <w:rPr>
+          <w:rFonts w:ascii="Arial" w:eastAsia="Arial" w:hAnsi="Arial" w:cs="Arial"/>
+          <w:kern w:val="0"/>
+          <w:sz w:val="22"/>
+          <w:szCs w:val="22"/>
           <w:highlight w:val="darkGray"/>
+          <w:lang w:val="en"/>
+          <w14:ligatures w14:val="none"/>
         </w:rPr>
         <w:t xml:space="preserve">: </w:t>
       </w:r>
       <w:r>
         <w:rPr>
-          <w:b/>
+          <w:rFonts w:ascii="Arial" w:eastAsia="Arial" w:hAnsi="Arial" w:cs="Arial"/>
+          <w:b/>
+          <w:kern w:val="0"/>
+          <w:sz w:val="22"/>
+          <w:szCs w:val="22"/>
           <w:highlight w:val="darkGray"/>
-        </w:rPr>
-        <w:t>Chatgpt (GPT‑5 Mini) at [12/18/2025]</w:t>
+          <w:lang w:val="en"/>
+          <w14:ligatures w14:val="none"/>
+        </w:rPr>
+        <w:t>Chatgpt (GPT</w:t>
+      </w:r>
+      <w:r>
+        <w:rPr>
+          <w:rFonts w:ascii="Cambria Math" w:eastAsia="Arial" w:hAnsi="Cambria Math" w:cs="Cambria Math"/>
+          <w:b/>
+          <w:kern w:val="0"/>
+          <w:sz w:val="22"/>
+          <w:szCs w:val="22"/>
+          <w:highlight w:val="darkGray"/>
+          <w:lang w:val="en"/>
+          <w14:ligatures w14:val="none"/>
+        </w:rPr>
+        <w:t>‑</w:t>
+      </w:r>
+      <w:r>
+        <w:rPr>
+          <w:rFonts w:ascii="Arial" w:eastAsia="Arial" w:hAnsi="Arial" w:cs="Arial"/>
+          <w:b/>
+          <w:kern w:val="0"/>
+          <w:sz w:val="22"/>
+          <w:szCs w:val="22"/>
+          <w:highlight w:val="darkGray"/>
+          <w:lang w:val="en"/>
+          <w14:ligatures w14:val="none"/>
+        </w:rPr>
+        <w:t>5 Mini) at [12/18/2025]</w:t>
       </w:r>
     </w:p>
     <w:p>
       <w:pPr>
-        <w:spacing w:before="240" w:after="240"/>
+        <w:spacing w:before="240" w:after="240" w:line="276" w:lineRule="auto"/>
+        <w:rPr>
+          <w:rFonts w:ascii="Arial" w:eastAsia="Arial" w:hAnsi="Arial" w:cs="Arial"/>
+          <w:kern w:val="0"/>
+          <w:sz w:val="22"/>
+          <w:szCs w:val="22"/>
+          <w:lang w:val="en"/>
+          <w14:ligatures w14:val="none"/>
+        </w:rPr>
       </w:pPr>
       <w:r>
         <w:rPr>
-          <w:rFonts w:ascii="Roboto Mono" w:eastAsia="Roboto Mono" w:hAnsi="Roboto Mono"/>
-          <w:sz w:val="24"/>
+          <w:rFonts w:ascii="Roboto Mono" w:eastAsia="Roboto Mono" w:hAnsi="Roboto Mono" w:cs="Arial"/>
+          <w:kern w:val="0"/>
+          <w:szCs w:val="22"/>
+          <w:lang w:val="en"/>
+          <w14:ligatures w14:val="none"/>
         </w:rPr>
         <w:t xml:space="preserve">For </w:t>
       </w:r>
@@ -1460,45 +2721,76 @@
         <w:rPr>
           <w:rFonts w:ascii="Roboto Mono" w:eastAsia="Roboto Mono" w:hAnsi="Roboto Mono" w:cs="Roboto Mono"/>
           <w:color w:val="188038"/>
-          <w:sz w:val="24"/>
+          <w:kern w:val="0"/>
+          <w:szCs w:val="22"/>
+          <w:lang w:val="en"/>
+          <w14:ligatures w14:val="none"/>
         </w:rPr>
         <w:t>n</w:t>
       </w:r>
       <w:r>
         <w:rPr>
-          <w:rFonts w:ascii="Roboto Mono" w:eastAsia="Roboto Mono" w:hAnsi="Roboto Mono"/>
-          <w:sz w:val="24"/>
+          <w:rFonts w:ascii="Roboto Mono" w:eastAsia="Roboto Mono" w:hAnsi="Roboto Mono" w:cs="Arial"/>
+          <w:kern w:val="0"/>
+          <w:szCs w:val="22"/>
+          <w:lang w:val="en"/>
+          <w14:ligatures w14:val="none"/>
         </w:rPr>
         <w:t xml:space="preserve"> devices:</w:t>
       </w:r>
     </w:p>
     <w:p>
       <w:pPr>
-        <w:spacing w:before="240" w:after="240"/>
+        <w:spacing w:before="240" w:after="240" w:line="276" w:lineRule="auto"/>
         <w:ind w:left="600" w:right="600"/>
         <w:rPr>
+          <w:rFonts w:ascii="Arial" w:eastAsia="Arial" w:hAnsi="Arial" w:cs="Arial"/>
           <w:b/>
           <w:bCs/>
+          <w:kern w:val="0"/>
+          <w:sz w:val="22"/>
+          <w:szCs w:val="22"/>
+          <w:lang w:val="en"/>
+          <w14:ligatures w14:val="none"/>
         </w:rPr>
       </w:pPr>
       <w:r>
         <w:rPr>
-          <w:rFonts w:ascii="Roboto Mono" w:eastAsia="Roboto Mono" w:hAnsi="Roboto Mono"/>
+          <w:rFonts w:ascii="Roboto Mono" w:eastAsia="Roboto Mono" w:hAnsi="Roboto Mono" w:cs="Arial"/>
           <w:b/>
           <w:bCs/>
-          <w:sz w:val="24"/>
+          <w:kern w:val="0"/>
+          <w:szCs w:val="22"/>
+          <w:lang w:val="en"/>
+          <w14:ligatures w14:val="none"/>
         </w:rPr>
         <w:t>Total Connections = n(n - 1) / 2</w:t>
       </w:r>
     </w:p>
     <w:p>
-      <w:r>
-        <w:rPr>
+      <w:pPr>
+        <w:spacing w:after="0" w:line="276" w:lineRule="auto"/>
+        <w:rPr>
+          <w:rFonts w:ascii="Arial" w:eastAsia="Arial" w:hAnsi="Arial" w:cs="Arial"/>
+          <w:kern w:val="0"/>
+          <w:sz w:val="22"/>
+          <w:szCs w:val="22"/>
+          <w:lang w:val="en"/>
+          <w14:ligatures w14:val="none"/>
+        </w:rPr>
+      </w:pPr>
+      <w:r>
+        <w:rPr>
+          <w:rFonts w:ascii="Arial" w:eastAsia="Arial" w:hAnsi="Arial" w:cs="Arial"/>
           <w:noProof/>
-        </w:rPr>
-        <w:lastRenderedPageBreak/>
+          <w:kern w:val="0"/>
+          <w:sz w:val="22"/>
+          <w:szCs w:val="22"/>
+          <w:lang w:val="en"/>
+          <w14:ligatures w14:val="none"/>
+        </w:rPr>
         <w:drawing>
-          <wp:inline distT="114300" distB="114300" distL="114300" distR="114300" wp14:anchorId="2F1DC6D0" wp14:editId="2460D6C8">
+          <wp:inline distT="114300" distB="114300" distL="114300" distR="114300" wp14:anchorId="23C0BD60" wp14:editId="342DDB00">
             <wp:extent cx="5943600" cy="1651000"/>
             <wp:effectExtent l="0" t="0" r="0" b="0"/>
             <wp:docPr id="2" name="image3.png"/>
@@ -1574,14 +2866,26 @@
           </w:tcPr>
           <w:p>
             <w:pPr>
+              <w:spacing w:after="0" w:line="276" w:lineRule="auto"/>
               <w:jc w:val="center"/>
+              <w:rPr>
+                <w:rFonts w:ascii="Arial" w:eastAsia="Arial" w:hAnsi="Arial" w:cs="Arial"/>
+                <w:kern w:val="0"/>
+                <w:sz w:val="22"/>
+                <w:szCs w:val="22"/>
+                <w:lang w:val="en"/>
+                <w14:ligatures w14:val="none"/>
+              </w:rPr>
             </w:pPr>
             <w:r>
               <w:rPr>
-                <w:rFonts w:ascii="Roboto Mono" w:eastAsia="Roboto Mono" w:hAnsi="Roboto Mono"/>
+                <w:rFonts w:ascii="Roboto Mono" w:eastAsia="Roboto Mono" w:hAnsi="Roboto Mono" w:cs="Arial"/>
                 <w:b/>
                 <w:bCs/>
-                <w:sz w:val="24"/>
+                <w:kern w:val="0"/>
+                <w:szCs w:val="22"/>
+                <w:lang w:val="en"/>
+                <w14:ligatures w14:val="none"/>
               </w:rPr>
               <w:t>Devices</w:t>
             </w:r>
@@ -1605,14 +2909,26 @@
           </w:tcPr>
           <w:p>
             <w:pPr>
+              <w:spacing w:after="0" w:line="276" w:lineRule="auto"/>
               <w:jc w:val="center"/>
+              <w:rPr>
+                <w:rFonts w:ascii="Arial" w:eastAsia="Arial" w:hAnsi="Arial" w:cs="Arial"/>
+                <w:kern w:val="0"/>
+                <w:sz w:val="22"/>
+                <w:szCs w:val="22"/>
+                <w:lang w:val="en"/>
+                <w14:ligatures w14:val="none"/>
+              </w:rPr>
             </w:pPr>
             <w:r>
               <w:rPr>
-                <w:rFonts w:ascii="Roboto Mono" w:eastAsia="Roboto Mono" w:hAnsi="Roboto Mono"/>
+                <w:rFonts w:ascii="Roboto Mono" w:eastAsia="Roboto Mono" w:hAnsi="Roboto Mono" w:cs="Arial"/>
                 <w:b/>
                 <w:bCs/>
-                <w:sz w:val="24"/>
+                <w:kern w:val="0"/>
+                <w:szCs w:val="22"/>
+                <w:lang w:val="en"/>
+                <w14:ligatures w14:val="none"/>
               </w:rPr>
               <w:t>Connections Required</w:t>
             </w:r>
@@ -1640,10 +2956,24 @@
             </w:tcMar>
           </w:tcPr>
           <w:p>
-            <w:r>
-              <w:rPr>
-                <w:rFonts w:ascii="Roboto Mono" w:eastAsia="Roboto Mono" w:hAnsi="Roboto Mono"/>
-                <w:sz w:val="24"/>
+            <w:pPr>
+              <w:spacing w:after="0" w:line="276" w:lineRule="auto"/>
+              <w:rPr>
+                <w:rFonts w:ascii="Arial" w:eastAsia="Arial" w:hAnsi="Arial" w:cs="Arial"/>
+                <w:kern w:val="0"/>
+                <w:sz w:val="22"/>
+                <w:szCs w:val="22"/>
+                <w:lang w:val="en"/>
+                <w14:ligatures w14:val="none"/>
+              </w:rPr>
+            </w:pPr>
+            <w:r>
+              <w:rPr>
+                <w:rFonts w:ascii="Roboto Mono" w:eastAsia="Roboto Mono" w:hAnsi="Roboto Mono" w:cs="Arial"/>
+                <w:kern w:val="0"/>
+                <w:szCs w:val="22"/>
+                <w:lang w:val="en"/>
+                <w14:ligatures w14:val="none"/>
               </w:rPr>
               <w:t>3</w:t>
             </w:r>
@@ -1666,10 +2996,24 @@
             </w:tcMar>
           </w:tcPr>
           <w:p>
-            <w:r>
-              <w:rPr>
-                <w:rFonts w:ascii="Roboto Mono" w:eastAsia="Roboto Mono" w:hAnsi="Roboto Mono"/>
-                <w:sz w:val="24"/>
+            <w:pPr>
+              <w:spacing w:after="0" w:line="276" w:lineRule="auto"/>
+              <w:rPr>
+                <w:rFonts w:ascii="Arial" w:eastAsia="Arial" w:hAnsi="Arial" w:cs="Arial"/>
+                <w:kern w:val="0"/>
+                <w:sz w:val="22"/>
+                <w:szCs w:val="22"/>
+                <w:lang w:val="en"/>
+                <w14:ligatures w14:val="none"/>
+              </w:rPr>
+            </w:pPr>
+            <w:r>
+              <w:rPr>
+                <w:rFonts w:ascii="Roboto Mono" w:eastAsia="Roboto Mono" w:hAnsi="Roboto Mono" w:cs="Arial"/>
+                <w:kern w:val="0"/>
+                <w:szCs w:val="22"/>
+                <w:lang w:val="en"/>
+                <w14:ligatures w14:val="none"/>
               </w:rPr>
               <w:t>3</w:t>
             </w:r>
@@ -1697,10 +3041,24 @@
             </w:tcMar>
           </w:tcPr>
           <w:p>
-            <w:r>
-              <w:rPr>
-                <w:rFonts w:ascii="Roboto Mono" w:eastAsia="Roboto Mono" w:hAnsi="Roboto Mono"/>
-                <w:sz w:val="24"/>
+            <w:pPr>
+              <w:spacing w:after="0" w:line="276" w:lineRule="auto"/>
+              <w:rPr>
+                <w:rFonts w:ascii="Arial" w:eastAsia="Arial" w:hAnsi="Arial" w:cs="Arial"/>
+                <w:kern w:val="0"/>
+                <w:sz w:val="22"/>
+                <w:szCs w:val="22"/>
+                <w:lang w:val="en"/>
+                <w14:ligatures w14:val="none"/>
+              </w:rPr>
+            </w:pPr>
+            <w:r>
+              <w:rPr>
+                <w:rFonts w:ascii="Roboto Mono" w:eastAsia="Roboto Mono" w:hAnsi="Roboto Mono" w:cs="Arial"/>
+                <w:kern w:val="0"/>
+                <w:szCs w:val="22"/>
+                <w:lang w:val="en"/>
+                <w14:ligatures w14:val="none"/>
               </w:rPr>
               <w:t>4</w:t>
             </w:r>
@@ -1723,10 +3081,24 @@
             </w:tcMar>
           </w:tcPr>
           <w:p>
-            <w:r>
-              <w:rPr>
-                <w:rFonts w:ascii="Roboto Mono" w:eastAsia="Roboto Mono" w:hAnsi="Roboto Mono"/>
-                <w:sz w:val="24"/>
+            <w:pPr>
+              <w:spacing w:after="0" w:line="276" w:lineRule="auto"/>
+              <w:rPr>
+                <w:rFonts w:ascii="Arial" w:eastAsia="Arial" w:hAnsi="Arial" w:cs="Arial"/>
+                <w:kern w:val="0"/>
+                <w:sz w:val="22"/>
+                <w:szCs w:val="22"/>
+                <w:lang w:val="en"/>
+                <w14:ligatures w14:val="none"/>
+              </w:rPr>
+            </w:pPr>
+            <w:r>
+              <w:rPr>
+                <w:rFonts w:ascii="Roboto Mono" w:eastAsia="Roboto Mono" w:hAnsi="Roboto Mono" w:cs="Arial"/>
+                <w:kern w:val="0"/>
+                <w:szCs w:val="22"/>
+                <w:lang w:val="en"/>
+                <w14:ligatures w14:val="none"/>
               </w:rPr>
               <w:t>6</w:t>
             </w:r>
@@ -1754,10 +3126,24 @@
             </w:tcMar>
           </w:tcPr>
           <w:p>
-            <w:r>
-              <w:rPr>
-                <w:rFonts w:ascii="Roboto Mono" w:eastAsia="Roboto Mono" w:hAnsi="Roboto Mono"/>
-                <w:sz w:val="24"/>
+            <w:pPr>
+              <w:spacing w:after="0" w:line="276" w:lineRule="auto"/>
+              <w:rPr>
+                <w:rFonts w:ascii="Arial" w:eastAsia="Arial" w:hAnsi="Arial" w:cs="Arial"/>
+                <w:kern w:val="0"/>
+                <w:sz w:val="22"/>
+                <w:szCs w:val="22"/>
+                <w:lang w:val="en"/>
+                <w14:ligatures w14:val="none"/>
+              </w:rPr>
+            </w:pPr>
+            <w:r>
+              <w:rPr>
+                <w:rFonts w:ascii="Roboto Mono" w:eastAsia="Roboto Mono" w:hAnsi="Roboto Mono" w:cs="Arial"/>
+                <w:kern w:val="0"/>
+                <w:szCs w:val="22"/>
+                <w:lang w:val="en"/>
+                <w14:ligatures w14:val="none"/>
               </w:rPr>
               <w:t>5</w:t>
             </w:r>
@@ -1780,10 +3166,24 @@
             </w:tcMar>
           </w:tcPr>
           <w:p>
-            <w:r>
-              <w:rPr>
-                <w:rFonts w:ascii="Roboto Mono" w:eastAsia="Roboto Mono" w:hAnsi="Roboto Mono"/>
-                <w:sz w:val="24"/>
+            <w:pPr>
+              <w:spacing w:after="0" w:line="276" w:lineRule="auto"/>
+              <w:rPr>
+                <w:rFonts w:ascii="Arial" w:eastAsia="Arial" w:hAnsi="Arial" w:cs="Arial"/>
+                <w:kern w:val="0"/>
+                <w:sz w:val="22"/>
+                <w:szCs w:val="22"/>
+                <w:lang w:val="en"/>
+                <w14:ligatures w14:val="none"/>
+              </w:rPr>
+            </w:pPr>
+            <w:r>
+              <w:rPr>
+                <w:rFonts w:ascii="Roboto Mono" w:eastAsia="Roboto Mono" w:hAnsi="Roboto Mono" w:cs="Arial"/>
+                <w:kern w:val="0"/>
+                <w:szCs w:val="22"/>
+                <w:lang w:val="en"/>
+                <w14:ligatures w14:val="none"/>
               </w:rPr>
               <w:t>10</w:t>
             </w:r>
@@ -1811,10 +3211,24 @@
             </w:tcMar>
           </w:tcPr>
           <w:p>
-            <w:r>
-              <w:rPr>
-                <w:rFonts w:ascii="Roboto Mono" w:eastAsia="Roboto Mono" w:hAnsi="Roboto Mono"/>
-                <w:sz w:val="24"/>
+            <w:pPr>
+              <w:spacing w:after="0" w:line="276" w:lineRule="auto"/>
+              <w:rPr>
+                <w:rFonts w:ascii="Arial" w:eastAsia="Arial" w:hAnsi="Arial" w:cs="Arial"/>
+                <w:kern w:val="0"/>
+                <w:sz w:val="22"/>
+                <w:szCs w:val="22"/>
+                <w:lang w:val="en"/>
+                <w14:ligatures w14:val="none"/>
+              </w:rPr>
+            </w:pPr>
+            <w:r>
+              <w:rPr>
+                <w:rFonts w:ascii="Roboto Mono" w:eastAsia="Roboto Mono" w:hAnsi="Roboto Mono" w:cs="Arial"/>
+                <w:kern w:val="0"/>
+                <w:szCs w:val="22"/>
+                <w:lang w:val="en"/>
+                <w14:ligatures w14:val="none"/>
               </w:rPr>
               <w:t>10</w:t>
             </w:r>
@@ -1837,10 +3251,24 @@
             </w:tcMar>
           </w:tcPr>
           <w:p>
-            <w:r>
-              <w:rPr>
-                <w:rFonts w:ascii="Roboto Mono" w:eastAsia="Roboto Mono" w:hAnsi="Roboto Mono"/>
-                <w:sz w:val="24"/>
+            <w:pPr>
+              <w:spacing w:after="0" w:line="276" w:lineRule="auto"/>
+              <w:rPr>
+                <w:rFonts w:ascii="Arial" w:eastAsia="Arial" w:hAnsi="Arial" w:cs="Arial"/>
+                <w:kern w:val="0"/>
+                <w:sz w:val="22"/>
+                <w:szCs w:val="22"/>
+                <w:lang w:val="en"/>
+                <w14:ligatures w14:val="none"/>
+              </w:rPr>
+            </w:pPr>
+            <w:r>
+              <w:rPr>
+                <w:rFonts w:ascii="Roboto Mono" w:eastAsia="Roboto Mono" w:hAnsi="Roboto Mono" w:cs="Arial"/>
+                <w:kern w:val="0"/>
+                <w:szCs w:val="22"/>
+                <w:lang w:val="en"/>
+                <w14:ligatures w14:val="none"/>
               </w:rPr>
               <w:t>45</w:t>
             </w:r>
@@ -1849,72 +3277,178 @@
       </w:tr>
     </w:tbl>
     <w:p>
-      <w:r>
-        <w:rPr>
-          <w:rFonts w:ascii="Roboto Mono" w:eastAsia="Roboto Mono" w:hAnsi="Roboto Mono"/>
-          <w:sz w:val="24"/>
-        </w:rPr>
-        <w:pict w14:anchorId="019BB778">
+      <w:pPr>
+        <w:spacing w:after="0" w:line="276" w:lineRule="auto"/>
+        <w:rPr>
+          <w:rFonts w:ascii="Arial" w:eastAsia="Arial" w:hAnsi="Arial" w:cs="Arial"/>
+          <w:kern w:val="0"/>
+          <w:sz w:val="22"/>
+          <w:szCs w:val="22"/>
+          <w:lang w:val="en"/>
+          <w14:ligatures w14:val="none"/>
+        </w:rPr>
+      </w:pPr>
+      <w:r>
+        <w:rPr>
+          <w:rFonts w:ascii="Roboto Mono" w:eastAsia="Roboto Mono" w:hAnsi="Roboto Mono" w:cs="Arial"/>
+          <w:kern w:val="0"/>
+          <w:szCs w:val="22"/>
+          <w:lang w:val="en"/>
+          <w14:ligatures w14:val="none"/>
+        </w:rPr>
+        <w:pict w14:anchorId="774E44FF">
           <v:rect id="_x0000_i1031" style="width:0;height:1.5pt" o:hralign="center" o:hrstd="t" o:hr="t" fillcolor="#a0a0a0" stroked="f"/>
         </w:pict>
       </w:r>
     </w:p>
     <w:p>
       <w:pPr>
-        <w:pStyle w:val="Heading2"/>
-        <w:keepNext w:val="0"/>
-        <w:keepLines w:val="0"/>
-        <w:rPr>
+        <w:spacing w:before="160" w:after="80" w:line="276" w:lineRule="auto"/>
+        <w:outlineLvl w:val="1"/>
+        <w:rPr>
+          <w:rFonts w:asciiTheme="majorHAnsi" w:eastAsiaTheme="majorEastAsia" w:hAnsiTheme="majorHAnsi" w:cstheme="majorBidi"/>
           <w:b/>
           <w:bCs/>
+          <w:color w:val="2F5496" w:themeColor="accent1" w:themeShade="BF"/>
+          <w:kern w:val="0"/>
           <w:sz w:val="34"/>
           <w:szCs w:val="34"/>
+          <w:lang w:val="en"/>
+          <w14:ligatures w14:val="none"/>
         </w:rPr>
       </w:pPr>
       <w:bookmarkStart w:id="7" w:name="_9fev90xdb5d1" w:colFirst="0" w:colLast="0"/>
       <w:bookmarkEnd w:id="7"/>
       <w:r>
         <w:rPr>
+          <w:rFonts w:ascii="Segoe UI Symbol" w:eastAsiaTheme="majorEastAsia" w:hAnsi="Segoe UI Symbol" w:cs="Segoe UI Symbol"/>
           <w:b/>
           <w:bCs/>
+          <w:color w:val="2F5496" w:themeColor="accent1" w:themeShade="BF"/>
+          <w:kern w:val="0"/>
           <w:sz w:val="34"/>
           <w:szCs w:val="34"/>
-        </w:rPr>
-        <w:t>🛠 Use Cases</w:t>
+          <w:lang w:val="en"/>
+          <w14:ligatures w14:val="none"/>
+        </w:rPr>
+        <w:t>🛠</w:t>
+      </w:r>
+      <w:r>
+        <w:rPr>
+          <w:rFonts w:asciiTheme="majorHAnsi" w:eastAsiaTheme="majorEastAsia" w:hAnsiTheme="majorHAnsi" w:cstheme="majorBidi"/>
+          <w:b/>
+          <w:bCs/>
+          <w:color w:val="2F5496" w:themeColor="accent1" w:themeShade="BF"/>
+          <w:kern w:val="0"/>
+          <w:sz w:val="34"/>
+          <w:szCs w:val="34"/>
+          <w:lang w:val="en"/>
+          <w14:ligatures w14:val="none"/>
+        </w:rPr>
+        <w:t xml:space="preserve"> Use Cases</w:t>
       </w:r>
     </w:p>
     <w:p>
       <w:pPr>
-        <w:spacing w:before="240" w:after="240"/>
+        <w:spacing w:before="240" w:after="240" w:line="276" w:lineRule="auto"/>
+        <w:rPr>
+          <w:rFonts w:ascii="Arial" w:eastAsia="Arial" w:hAnsi="Arial" w:cs="Arial"/>
+          <w:kern w:val="0"/>
+          <w:sz w:val="22"/>
+          <w:szCs w:val="22"/>
+          <w:lang w:val="en"/>
+          <w14:ligatures w14:val="none"/>
+        </w:rPr>
       </w:pPr>
       <w:r>
         <w:rPr>
-          <w:b/>
+          <w:rFonts w:ascii="Arial" w:eastAsia="Arial" w:hAnsi="Arial" w:cs="Arial"/>
+          <w:b/>
+          <w:kern w:val="0"/>
+          <w:sz w:val="22"/>
+          <w:szCs w:val="22"/>
           <w:highlight w:val="darkGray"/>
+          <w:lang w:val="en"/>
+          <w14:ligatures w14:val="none"/>
         </w:rPr>
         <w:t># Source</w:t>
       </w:r>
       <w:r>
         <w:rPr>
+          <w:rFonts w:ascii="Arial" w:eastAsia="Arial" w:hAnsi="Arial" w:cs="Arial"/>
+          <w:kern w:val="0"/>
+          <w:sz w:val="22"/>
+          <w:szCs w:val="22"/>
           <w:highlight w:val="darkGray"/>
+          <w:lang w:val="en"/>
+          <w14:ligatures w14:val="none"/>
         </w:rPr>
         <w:t xml:space="preserve">: </w:t>
       </w:r>
       <w:r>
         <w:rPr>
-          <w:b/>
+          <w:rFonts w:ascii="Arial" w:eastAsia="Arial" w:hAnsi="Arial" w:cs="Arial"/>
+          <w:b/>
+          <w:kern w:val="0"/>
+          <w:sz w:val="22"/>
+          <w:szCs w:val="22"/>
           <w:highlight w:val="darkGray"/>
-        </w:rPr>
-        <w:t>Chatgpt (GPT‑5 Mini) at [12/18/2025]</w:t>
+          <w:lang w:val="en"/>
+          <w14:ligatures w14:val="none"/>
+        </w:rPr>
+        <w:t>Chatgpt (GPT</w:t>
+      </w:r>
+      <w:r>
+        <w:rPr>
+          <w:rFonts w:ascii="Cambria Math" w:eastAsia="Arial" w:hAnsi="Cambria Math" w:cs="Cambria Math"/>
+          <w:b/>
+          <w:kern w:val="0"/>
+          <w:sz w:val="22"/>
+          <w:szCs w:val="22"/>
+          <w:highlight w:val="darkGray"/>
+          <w:lang w:val="en"/>
+          <w14:ligatures w14:val="none"/>
+        </w:rPr>
+        <w:t>‑</w:t>
+      </w:r>
+      <w:r>
+        <w:rPr>
+          <w:rFonts w:ascii="Arial" w:eastAsia="Arial" w:hAnsi="Arial" w:cs="Arial"/>
+          <w:b/>
+          <w:kern w:val="0"/>
+          <w:sz w:val="22"/>
+          <w:szCs w:val="22"/>
+          <w:highlight w:val="darkGray"/>
+          <w:lang w:val="en"/>
+          <w14:ligatures w14:val="none"/>
+        </w:rPr>
+        <w:t>5 Mini) at [12/18/2025]</w:t>
       </w:r>
     </w:p>
     <w:p>
-      <w:r>
-        <w:rPr>
+      <w:pPr>
+        <w:spacing w:after="0" w:line="276" w:lineRule="auto"/>
+        <w:rPr>
+          <w:rFonts w:ascii="Arial" w:eastAsia="Arial" w:hAnsi="Arial" w:cs="Arial"/>
+          <w:kern w:val="0"/>
+          <w:sz w:val="22"/>
+          <w:szCs w:val="22"/>
+          <w:lang w:val="en"/>
+          <w14:ligatures w14:val="none"/>
+        </w:rPr>
+      </w:pPr>
+      <w:r>
+        <w:rPr>
+          <w:rFonts w:ascii="Arial" w:eastAsia="Arial" w:hAnsi="Arial" w:cs="Arial"/>
           <w:noProof/>
+          <w:kern w:val="0"/>
+          <w:sz w:val="22"/>
+          <w:szCs w:val="22"/>
+          <w:lang w:val="en"/>
+          <w14:ligatures w14:val="none"/>
         </w:rPr>
         <w:drawing>
-          <wp:inline distT="114300" distB="114300" distL="114300" distR="114300" wp14:anchorId="321C797E" wp14:editId="096DB184">
+          <wp:inline distT="114300" distB="114300" distL="114300" distR="114300" wp14:anchorId="5E3761A5" wp14:editId="0DA9DE32">
             <wp:extent cx="5943600" cy="1663700"/>
             <wp:effectExtent l="0" t="0" r="0" b="0"/>
             <wp:docPr id="6" name="image6.png"/>
@@ -1990,14 +3524,26 @@
           </w:tcPr>
           <w:p>
             <w:pPr>
+              <w:spacing w:after="0" w:line="276" w:lineRule="auto"/>
               <w:jc w:val="center"/>
+              <w:rPr>
+                <w:rFonts w:ascii="Arial" w:eastAsia="Arial" w:hAnsi="Arial" w:cs="Arial"/>
+                <w:kern w:val="0"/>
+                <w:sz w:val="22"/>
+                <w:szCs w:val="22"/>
+                <w:lang w:val="en"/>
+                <w14:ligatures w14:val="none"/>
+              </w:rPr>
             </w:pPr>
             <w:r>
               <w:rPr>
-                <w:rFonts w:ascii="Roboto Mono" w:eastAsia="Roboto Mono" w:hAnsi="Roboto Mono"/>
+                <w:rFonts w:ascii="Roboto Mono" w:eastAsia="Roboto Mono" w:hAnsi="Roboto Mono" w:cs="Arial"/>
                 <w:b/>
                 <w:bCs/>
-                <w:sz w:val="24"/>
+                <w:kern w:val="0"/>
+                <w:szCs w:val="22"/>
+                <w:lang w:val="en"/>
+                <w14:ligatures w14:val="none"/>
               </w:rPr>
               <w:t>Environment</w:t>
             </w:r>
@@ -2021,14 +3567,26 @@
           </w:tcPr>
           <w:p>
             <w:pPr>
+              <w:spacing w:after="0" w:line="276" w:lineRule="auto"/>
               <w:jc w:val="center"/>
+              <w:rPr>
+                <w:rFonts w:ascii="Arial" w:eastAsia="Arial" w:hAnsi="Arial" w:cs="Arial"/>
+                <w:kern w:val="0"/>
+                <w:sz w:val="22"/>
+                <w:szCs w:val="22"/>
+                <w:lang w:val="en"/>
+                <w14:ligatures w14:val="none"/>
+              </w:rPr>
             </w:pPr>
             <w:r>
               <w:rPr>
-                <w:rFonts w:ascii="Roboto Mono" w:eastAsia="Roboto Mono" w:hAnsi="Roboto Mono"/>
+                <w:rFonts w:ascii="Roboto Mono" w:eastAsia="Roboto Mono" w:hAnsi="Roboto Mono" w:cs="Arial"/>
                 <w:b/>
                 <w:bCs/>
-                <w:sz w:val="24"/>
+                <w:kern w:val="0"/>
+                <w:szCs w:val="22"/>
+                <w:lang w:val="en"/>
+                <w14:ligatures w14:val="none"/>
               </w:rPr>
               <w:t>Why Full Mesh Works Well</w:t>
             </w:r>
@@ -2056,12 +3614,36 @@
             </w:tcMar>
           </w:tcPr>
           <w:p>
-            <w:r>
-              <w:rPr>
-                <w:rFonts w:ascii="Roboto Mono" w:eastAsia="Roboto Mono" w:hAnsi="Roboto Mono"/>
-                <w:sz w:val="24"/>
-              </w:rPr>
-              <w:t>🧪 Small critical networks</w:t>
+            <w:pPr>
+              <w:spacing w:after="0" w:line="276" w:lineRule="auto"/>
+              <w:rPr>
+                <w:rFonts w:ascii="Arial" w:eastAsia="Arial" w:hAnsi="Arial" w:cs="Arial"/>
+                <w:kern w:val="0"/>
+                <w:sz w:val="22"/>
+                <w:szCs w:val="22"/>
+                <w:lang w:val="en"/>
+                <w14:ligatures w14:val="none"/>
+              </w:rPr>
+            </w:pPr>
+            <w:r>
+              <w:rPr>
+                <w:rFonts w:ascii="Segoe UI Emoji" w:eastAsia="Roboto Mono" w:hAnsi="Segoe UI Emoji" w:cs="Segoe UI Emoji"/>
+                <w:kern w:val="0"/>
+                <w:szCs w:val="22"/>
+                <w:lang w:val="en"/>
+                <w14:ligatures w14:val="none"/>
+              </w:rPr>
+              <w:t>🧪</w:t>
+            </w:r>
+            <w:r>
+              <w:rPr>
+                <w:rFonts w:ascii="Roboto Mono" w:eastAsia="Roboto Mono" w:hAnsi="Roboto Mono" w:cs="Arial"/>
+                <w:kern w:val="0"/>
+                <w:szCs w:val="22"/>
+                <w:lang w:val="en"/>
+                <w14:ligatures w14:val="none"/>
+              </w:rPr>
+              <w:t xml:space="preserve"> Small critical networks</w:t>
             </w:r>
           </w:p>
         </w:tc>
@@ -2082,19 +3664,36 @@
             </w:tcMar>
           </w:tcPr>
           <w:p>
-            <w:r>
-              <w:rPr>
-                <w:rFonts w:ascii="Roboto Mono" w:eastAsia="Roboto Mono" w:hAnsi="Roboto Mono"/>
-                <w:sz w:val="24"/>
+            <w:pPr>
+              <w:spacing w:after="0" w:line="276" w:lineRule="auto"/>
+              <w:rPr>
+                <w:rFonts w:ascii="Arial" w:eastAsia="Arial" w:hAnsi="Arial" w:cs="Arial"/>
+                <w:kern w:val="0"/>
+                <w:sz w:val="22"/>
+                <w:szCs w:val="22"/>
+                <w:lang w:val="en"/>
+                <w14:ligatures w14:val="none"/>
+              </w:rPr>
+            </w:pPr>
+            <w:r>
+              <w:rPr>
+                <w:rFonts w:ascii="Roboto Mono" w:eastAsia="Roboto Mono" w:hAnsi="Roboto Mono" w:cs="Arial"/>
+                <w:kern w:val="0"/>
+                <w:szCs w:val="22"/>
+                <w:lang w:val="en"/>
+                <w14:ligatures w14:val="none"/>
               </w:rPr>
               <w:t xml:space="preserve">Like </w:t>
             </w:r>
             <w:r>
               <w:rPr>
-                <w:rFonts w:ascii="Roboto Mono" w:eastAsia="Roboto Mono" w:hAnsi="Roboto Mono"/>
+                <w:rFonts w:ascii="Roboto Mono" w:eastAsia="Roboto Mono" w:hAnsi="Roboto Mono" w:cs="Arial"/>
                 <w:b/>
                 <w:bCs/>
-                <w:sz w:val="24"/>
+                <w:kern w:val="0"/>
+                <w:szCs w:val="22"/>
+                <w:lang w:val="en"/>
+                <w14:ligatures w14:val="none"/>
               </w:rPr>
               <w:t>data centers or labs</w:t>
             </w:r>
@@ -2122,13 +3721,36 @@
             </w:tcMar>
           </w:tcPr>
           <w:p>
-            <w:r>
-              <w:rPr>
-                <w:rFonts w:ascii="Roboto Mono" w:eastAsia="Roboto Mono" w:hAnsi="Roboto Mono"/>
-                <w:sz w:val="24"/>
-              </w:rPr>
-              <w:lastRenderedPageBreak/>
-              <w:t>🏥 Medical systems</w:t>
+            <w:pPr>
+              <w:spacing w:after="0" w:line="276" w:lineRule="auto"/>
+              <w:rPr>
+                <w:rFonts w:ascii="Arial" w:eastAsia="Arial" w:hAnsi="Arial" w:cs="Arial"/>
+                <w:kern w:val="0"/>
+                <w:sz w:val="22"/>
+                <w:szCs w:val="22"/>
+                <w:lang w:val="en"/>
+                <w14:ligatures w14:val="none"/>
+              </w:rPr>
+            </w:pPr>
+            <w:r>
+              <w:rPr>
+                <w:rFonts w:ascii="Segoe UI Emoji" w:eastAsia="Roboto Mono" w:hAnsi="Segoe UI Emoji" w:cs="Segoe UI Emoji"/>
+                <w:kern w:val="0"/>
+                <w:szCs w:val="22"/>
+                <w:lang w:val="en"/>
+                <w14:ligatures w14:val="none"/>
+              </w:rPr>
+              <w:t>🏥</w:t>
+            </w:r>
+            <w:r>
+              <w:rPr>
+                <w:rFonts w:ascii="Roboto Mono" w:eastAsia="Roboto Mono" w:hAnsi="Roboto Mono" w:cs="Arial"/>
+                <w:kern w:val="0"/>
+                <w:szCs w:val="22"/>
+                <w:lang w:val="en"/>
+                <w14:ligatures w14:val="none"/>
+              </w:rPr>
+              <w:t xml:space="preserve"> Medical systems</w:t>
             </w:r>
           </w:p>
         </w:tc>
@@ -2149,10 +3771,24 @@
             </w:tcMar>
           </w:tcPr>
           <w:p>
-            <w:r>
-              <w:rPr>
-                <w:rFonts w:ascii="Roboto Mono" w:eastAsia="Roboto Mono" w:hAnsi="Roboto Mono"/>
-                <w:sz w:val="24"/>
+            <w:pPr>
+              <w:spacing w:after="0" w:line="276" w:lineRule="auto"/>
+              <w:rPr>
+                <w:rFonts w:ascii="Arial" w:eastAsia="Arial" w:hAnsi="Arial" w:cs="Arial"/>
+                <w:kern w:val="0"/>
+                <w:sz w:val="22"/>
+                <w:szCs w:val="22"/>
+                <w:lang w:val="en"/>
+                <w14:ligatures w14:val="none"/>
+              </w:rPr>
+            </w:pPr>
+            <w:r>
+              <w:rPr>
+                <w:rFonts w:ascii="Roboto Mono" w:eastAsia="Roboto Mono" w:hAnsi="Roboto Mono" w:cs="Arial"/>
+                <w:kern w:val="0"/>
+                <w:szCs w:val="22"/>
+                <w:lang w:val="en"/>
+                <w14:ligatures w14:val="none"/>
               </w:rPr>
               <w:t>Where downtime is unacceptable</w:t>
             </w:r>
@@ -2180,12 +3816,36 @@
             </w:tcMar>
           </w:tcPr>
           <w:p>
-            <w:r>
-              <w:rPr>
-                <w:rFonts w:ascii="Roboto Mono" w:eastAsia="Roboto Mono" w:hAnsi="Roboto Mono"/>
-                <w:sz w:val="24"/>
-              </w:rPr>
-              <w:t>🛰️ Military/Defense</w:t>
+            <w:pPr>
+              <w:spacing w:after="0" w:line="276" w:lineRule="auto"/>
+              <w:rPr>
+                <w:rFonts w:ascii="Arial" w:eastAsia="Arial" w:hAnsi="Arial" w:cs="Arial"/>
+                <w:kern w:val="0"/>
+                <w:sz w:val="22"/>
+                <w:szCs w:val="22"/>
+                <w:lang w:val="en"/>
+                <w14:ligatures w14:val="none"/>
+              </w:rPr>
+            </w:pPr>
+            <w:r>
+              <w:rPr>
+                <w:rFonts w:ascii="Segoe UI Emoji" w:eastAsia="Roboto Mono" w:hAnsi="Segoe UI Emoji" w:cs="Segoe UI Emoji"/>
+                <w:kern w:val="0"/>
+                <w:szCs w:val="22"/>
+                <w:lang w:val="en"/>
+                <w14:ligatures w14:val="none"/>
+              </w:rPr>
+              <w:t>🛰️</w:t>
+            </w:r>
+            <w:r>
+              <w:rPr>
+                <w:rFonts w:ascii="Roboto Mono" w:eastAsia="Roboto Mono" w:hAnsi="Roboto Mono" w:cs="Arial"/>
+                <w:kern w:val="0"/>
+                <w:szCs w:val="22"/>
+                <w:lang w:val="en"/>
+                <w14:ligatures w14:val="none"/>
+              </w:rPr>
+              <w:t xml:space="preserve"> Military/Defense</w:t>
             </w:r>
           </w:p>
         </w:tc>
@@ -2206,19 +3866,36 @@
             </w:tcMar>
           </w:tcPr>
           <w:p>
-            <w:r>
-              <w:rPr>
-                <w:rFonts w:ascii="Roboto Mono" w:eastAsia="Roboto Mono" w:hAnsi="Roboto Mono"/>
-                <w:sz w:val="24"/>
+            <w:pPr>
+              <w:spacing w:after="0" w:line="276" w:lineRule="auto"/>
+              <w:rPr>
+                <w:rFonts w:ascii="Arial" w:eastAsia="Arial" w:hAnsi="Arial" w:cs="Arial"/>
+                <w:kern w:val="0"/>
+                <w:sz w:val="22"/>
+                <w:szCs w:val="22"/>
+                <w:lang w:val="en"/>
+                <w14:ligatures w14:val="none"/>
+              </w:rPr>
+            </w:pPr>
+            <w:r>
+              <w:rPr>
+                <w:rFonts w:ascii="Roboto Mono" w:eastAsia="Roboto Mono" w:hAnsi="Roboto Mono" w:cs="Arial"/>
+                <w:kern w:val="0"/>
+                <w:szCs w:val="22"/>
+                <w:lang w:val="en"/>
+                <w14:ligatures w14:val="none"/>
               </w:rPr>
               <w:t xml:space="preserve">For </w:t>
             </w:r>
             <w:r>
               <w:rPr>
-                <w:rFonts w:ascii="Roboto Mono" w:eastAsia="Roboto Mono" w:hAnsi="Roboto Mono"/>
+                <w:rFonts w:ascii="Roboto Mono" w:eastAsia="Roboto Mono" w:hAnsi="Roboto Mono" w:cs="Arial"/>
                 <w:b/>
                 <w:bCs/>
-                <w:sz w:val="24"/>
+                <w:kern w:val="0"/>
+                <w:szCs w:val="22"/>
+                <w:lang w:val="en"/>
+                <w14:ligatures w14:val="none"/>
               </w:rPr>
               <w:t>maximum fault tolerance</w:t>
             </w:r>
@@ -2246,12 +3923,36 @@
             </w:tcMar>
           </w:tcPr>
           <w:p>
-            <w:r>
-              <w:rPr>
-                <w:rFonts w:ascii="Roboto Mono" w:eastAsia="Roboto Mono" w:hAnsi="Roboto Mono"/>
-                <w:sz w:val="24"/>
-              </w:rPr>
-              <w:t>📡 Wireless mesh networks</w:t>
+            <w:pPr>
+              <w:spacing w:after="0" w:line="276" w:lineRule="auto"/>
+              <w:rPr>
+                <w:rFonts w:ascii="Arial" w:eastAsia="Arial" w:hAnsi="Arial" w:cs="Arial"/>
+                <w:kern w:val="0"/>
+                <w:sz w:val="22"/>
+                <w:szCs w:val="22"/>
+                <w:lang w:val="en"/>
+                <w14:ligatures w14:val="none"/>
+              </w:rPr>
+            </w:pPr>
+            <w:r>
+              <w:rPr>
+                <w:rFonts w:ascii="Segoe UI Emoji" w:eastAsia="Roboto Mono" w:hAnsi="Segoe UI Emoji" w:cs="Segoe UI Emoji"/>
+                <w:kern w:val="0"/>
+                <w:szCs w:val="22"/>
+                <w:lang w:val="en"/>
+                <w14:ligatures w14:val="none"/>
+              </w:rPr>
+              <w:t>📡</w:t>
+            </w:r>
+            <w:r>
+              <w:rPr>
+                <w:rFonts w:ascii="Roboto Mono" w:eastAsia="Roboto Mono" w:hAnsi="Roboto Mono" w:cs="Arial"/>
+                <w:kern w:val="0"/>
+                <w:szCs w:val="22"/>
+                <w:lang w:val="en"/>
+                <w14:ligatures w14:val="none"/>
+              </w:rPr>
+              <w:t xml:space="preserve"> Wireless mesh networks</w:t>
             </w:r>
           </w:p>
         </w:tc>
@@ -2272,10 +3973,24 @@
             </w:tcMar>
           </w:tcPr>
           <w:p>
-            <w:r>
-              <w:rPr>
-                <w:rFonts w:ascii="Roboto Mono" w:eastAsia="Roboto Mono" w:hAnsi="Roboto Mono"/>
-                <w:sz w:val="24"/>
+            <w:pPr>
+              <w:spacing w:after="0" w:line="276" w:lineRule="auto"/>
+              <w:rPr>
+                <w:rFonts w:ascii="Arial" w:eastAsia="Arial" w:hAnsi="Arial" w:cs="Arial"/>
+                <w:kern w:val="0"/>
+                <w:sz w:val="22"/>
+                <w:szCs w:val="22"/>
+                <w:lang w:val="en"/>
+                <w14:ligatures w14:val="none"/>
+              </w:rPr>
+            </w:pPr>
+            <w:r>
+              <w:rPr>
+                <w:rFonts w:ascii="Roboto Mono" w:eastAsia="Roboto Mono" w:hAnsi="Roboto Mono" w:cs="Arial"/>
+                <w:kern w:val="0"/>
+                <w:szCs w:val="22"/>
+                <w:lang w:val="en"/>
+                <w14:ligatures w14:val="none"/>
               </w:rPr>
               <w:t>Nodes can self-heal and reroute</w:t>
             </w:r>
@@ -2284,73 +3999,178 @@
       </w:tr>
     </w:tbl>
     <w:p>
-      <w:r>
-        <w:rPr>
-          <w:rFonts w:ascii="Roboto Mono" w:eastAsia="Roboto Mono" w:hAnsi="Roboto Mono"/>
-          <w:sz w:val="24"/>
-        </w:rPr>
-        <w:pict w14:anchorId="4DDA286C">
+      <w:pPr>
+        <w:spacing w:after="0" w:line="276" w:lineRule="auto"/>
+        <w:rPr>
+          <w:rFonts w:ascii="Arial" w:eastAsia="Arial" w:hAnsi="Arial" w:cs="Arial"/>
+          <w:kern w:val="0"/>
+          <w:sz w:val="22"/>
+          <w:szCs w:val="22"/>
+          <w:lang w:val="en"/>
+          <w14:ligatures w14:val="none"/>
+        </w:rPr>
+      </w:pPr>
+      <w:r>
+        <w:rPr>
+          <w:rFonts w:ascii="Roboto Mono" w:eastAsia="Roboto Mono" w:hAnsi="Roboto Mono" w:cs="Arial"/>
+          <w:kern w:val="0"/>
+          <w:szCs w:val="22"/>
+          <w:lang w:val="en"/>
+          <w14:ligatures w14:val="none"/>
+        </w:rPr>
+        <w:pict w14:anchorId="10B9EF43">
           <v:rect id="_x0000_i1032" style="width:0;height:1.5pt" o:hralign="center" o:hrstd="t" o:hr="t" fillcolor="#a0a0a0" stroked="f"/>
         </w:pict>
       </w:r>
     </w:p>
     <w:p>
       <w:pPr>
-        <w:pStyle w:val="Heading2"/>
-        <w:keepNext w:val="0"/>
-        <w:keepLines w:val="0"/>
-        <w:rPr>
+        <w:spacing w:before="160" w:after="80" w:line="276" w:lineRule="auto"/>
+        <w:outlineLvl w:val="1"/>
+        <w:rPr>
+          <w:rFonts w:asciiTheme="majorHAnsi" w:eastAsiaTheme="majorEastAsia" w:hAnsiTheme="majorHAnsi" w:cstheme="majorBidi"/>
           <w:b/>
           <w:bCs/>
+          <w:color w:val="2F5496" w:themeColor="accent1" w:themeShade="BF"/>
+          <w:kern w:val="0"/>
           <w:sz w:val="34"/>
           <w:szCs w:val="34"/>
+          <w:lang w:val="en"/>
+          <w14:ligatures w14:val="none"/>
         </w:rPr>
       </w:pPr>
       <w:bookmarkStart w:id="8" w:name="_5g1xarql12au" w:colFirst="0" w:colLast="0"/>
       <w:bookmarkEnd w:id="8"/>
       <w:r>
         <w:rPr>
-          <w:rFonts w:ascii="Arial Unicode MS" w:eastAsia="Arial Unicode MS" w:hAnsi="Arial Unicode MS" w:cs="Arial Unicode MS"/>
+          <w:rFonts w:ascii="Segoe UI Emoji" w:eastAsia="Arial Unicode MS" w:hAnsi="Segoe UI Emoji" w:cs="Segoe UI Emoji"/>
           <w:b/>
           <w:bCs/>
+          <w:color w:val="2F5496" w:themeColor="accent1" w:themeShade="BF"/>
+          <w:kern w:val="0"/>
           <w:sz w:val="34"/>
           <w:szCs w:val="34"/>
-        </w:rPr>
-        <w:t>✅ Summary</w:t>
+          <w:lang w:val="en"/>
+          <w14:ligatures w14:val="none"/>
+        </w:rPr>
+        <w:t>✅</w:t>
+      </w:r>
+      <w:r>
+        <w:rPr>
+          <w:rFonts w:ascii="Arial Unicode MS" w:eastAsia="Arial Unicode MS" w:hAnsi="Arial Unicode MS" w:cs="Arial Unicode MS"/>
+          <w:b/>
+          <w:bCs/>
+          <w:color w:val="2F5496" w:themeColor="accent1" w:themeShade="BF"/>
+          <w:kern w:val="0"/>
+          <w:sz w:val="34"/>
+          <w:szCs w:val="34"/>
+          <w:lang w:val="en"/>
+          <w14:ligatures w14:val="none"/>
+        </w:rPr>
+        <w:t xml:space="preserve"> Summary</w:t>
       </w:r>
     </w:p>
     <w:p>
       <w:pPr>
-        <w:spacing w:before="240" w:after="240"/>
+        <w:spacing w:before="240" w:after="240" w:line="276" w:lineRule="auto"/>
+        <w:rPr>
+          <w:rFonts w:ascii="Arial" w:eastAsia="Arial" w:hAnsi="Arial" w:cs="Arial"/>
+          <w:kern w:val="0"/>
+          <w:sz w:val="22"/>
+          <w:szCs w:val="22"/>
+          <w:lang w:val="en"/>
+          <w14:ligatures w14:val="none"/>
+        </w:rPr>
       </w:pPr>
       <w:r>
         <w:rPr>
-          <w:b/>
+          <w:rFonts w:ascii="Arial" w:eastAsia="Arial" w:hAnsi="Arial" w:cs="Arial"/>
+          <w:b/>
+          <w:kern w:val="0"/>
+          <w:sz w:val="22"/>
+          <w:szCs w:val="22"/>
           <w:highlight w:val="darkGray"/>
+          <w:lang w:val="en"/>
+          <w14:ligatures w14:val="none"/>
         </w:rPr>
         <w:t># Source</w:t>
       </w:r>
       <w:r>
         <w:rPr>
+          <w:rFonts w:ascii="Arial" w:eastAsia="Arial" w:hAnsi="Arial" w:cs="Arial"/>
+          <w:kern w:val="0"/>
+          <w:sz w:val="22"/>
+          <w:szCs w:val="22"/>
           <w:highlight w:val="darkGray"/>
+          <w:lang w:val="en"/>
+          <w14:ligatures w14:val="none"/>
         </w:rPr>
         <w:t xml:space="preserve">: </w:t>
       </w:r>
       <w:r>
         <w:rPr>
-          <w:b/>
+          <w:rFonts w:ascii="Arial" w:eastAsia="Arial" w:hAnsi="Arial" w:cs="Arial"/>
+          <w:b/>
+          <w:kern w:val="0"/>
+          <w:sz w:val="22"/>
+          <w:szCs w:val="22"/>
           <w:highlight w:val="darkGray"/>
-        </w:rPr>
-        <w:t>Chatgpt (GPT‑5 Mini) at [12/18/2025]</w:t>
+          <w:lang w:val="en"/>
+          <w14:ligatures w14:val="none"/>
+        </w:rPr>
+        <w:t>Chatgpt (GPT</w:t>
+      </w:r>
+      <w:r>
+        <w:rPr>
+          <w:rFonts w:ascii="Cambria Math" w:eastAsia="Arial" w:hAnsi="Cambria Math" w:cs="Cambria Math"/>
+          <w:b/>
+          <w:kern w:val="0"/>
+          <w:sz w:val="22"/>
+          <w:szCs w:val="22"/>
+          <w:highlight w:val="darkGray"/>
+          <w:lang w:val="en"/>
+          <w14:ligatures w14:val="none"/>
+        </w:rPr>
+        <w:t>‑</w:t>
+      </w:r>
+      <w:r>
+        <w:rPr>
+          <w:rFonts w:ascii="Arial" w:eastAsia="Arial" w:hAnsi="Arial" w:cs="Arial"/>
+          <w:b/>
+          <w:kern w:val="0"/>
+          <w:sz w:val="22"/>
+          <w:szCs w:val="22"/>
+          <w:highlight w:val="darkGray"/>
+          <w:lang w:val="en"/>
+          <w14:ligatures w14:val="none"/>
+        </w:rPr>
+        <w:t>5 Mini) at [12/18/2025]</w:t>
       </w:r>
     </w:p>
     <w:p>
-      <w:r>
-        <w:rPr>
+      <w:pPr>
+        <w:spacing w:after="0" w:line="276" w:lineRule="auto"/>
+        <w:rPr>
+          <w:rFonts w:ascii="Arial" w:eastAsia="Arial" w:hAnsi="Arial" w:cs="Arial"/>
+          <w:kern w:val="0"/>
+          <w:sz w:val="22"/>
+          <w:szCs w:val="22"/>
+          <w:lang w:val="en"/>
+          <w14:ligatures w14:val="none"/>
+        </w:rPr>
+      </w:pPr>
+      <w:r>
+        <w:rPr>
+          <w:rFonts w:ascii="Arial" w:eastAsia="Arial" w:hAnsi="Arial" w:cs="Arial"/>
           <w:noProof/>
+          <w:kern w:val="0"/>
+          <w:sz w:val="22"/>
+          <w:szCs w:val="22"/>
+          <w:lang w:val="en"/>
+          <w14:ligatures w14:val="none"/>
         </w:rPr>
         <w:drawing>
-          <wp:inline distT="114300" distB="114300" distL="114300" distR="114300" wp14:anchorId="503FC728" wp14:editId="39C817D5">
+          <wp:inline distT="114300" distB="114300" distL="114300" distR="114300" wp14:anchorId="48BDE32E" wp14:editId="37C12C56">
             <wp:extent cx="5943600" cy="1993900"/>
             <wp:effectExtent l="0" t="0" r="0" b="0"/>
             <wp:docPr id="4" name="image2.png"/>
@@ -2426,14 +4246,26 @@
           </w:tcPr>
           <w:p>
             <w:pPr>
+              <w:spacing w:after="0" w:line="276" w:lineRule="auto"/>
               <w:jc w:val="center"/>
+              <w:rPr>
+                <w:rFonts w:ascii="Arial" w:eastAsia="Arial" w:hAnsi="Arial" w:cs="Arial"/>
+                <w:kern w:val="0"/>
+                <w:sz w:val="22"/>
+                <w:szCs w:val="22"/>
+                <w:lang w:val="en"/>
+                <w14:ligatures w14:val="none"/>
+              </w:rPr>
             </w:pPr>
             <w:r>
               <w:rPr>
-                <w:rFonts w:ascii="Roboto Mono" w:eastAsia="Roboto Mono" w:hAnsi="Roboto Mono"/>
+                <w:rFonts w:ascii="Roboto Mono" w:eastAsia="Roboto Mono" w:hAnsi="Roboto Mono" w:cs="Arial"/>
                 <w:b/>
                 <w:bCs/>
-                <w:sz w:val="24"/>
+                <w:kern w:val="0"/>
+                <w:szCs w:val="22"/>
+                <w:lang w:val="en"/>
+                <w14:ligatures w14:val="none"/>
               </w:rPr>
               <w:t>Property</w:t>
             </w:r>
@@ -2457,14 +4289,26 @@
           </w:tcPr>
           <w:p>
             <w:pPr>
+              <w:spacing w:after="0" w:line="276" w:lineRule="auto"/>
               <w:jc w:val="center"/>
+              <w:rPr>
+                <w:rFonts w:ascii="Arial" w:eastAsia="Arial" w:hAnsi="Arial" w:cs="Arial"/>
+                <w:kern w:val="0"/>
+                <w:sz w:val="22"/>
+                <w:szCs w:val="22"/>
+                <w:lang w:val="en"/>
+                <w14:ligatures w14:val="none"/>
+              </w:rPr>
             </w:pPr>
             <w:r>
               <w:rPr>
-                <w:rFonts w:ascii="Roboto Mono" w:eastAsia="Roboto Mono" w:hAnsi="Roboto Mono"/>
+                <w:rFonts w:ascii="Roboto Mono" w:eastAsia="Roboto Mono" w:hAnsi="Roboto Mono" w:cs="Arial"/>
                 <w:b/>
                 <w:bCs/>
-                <w:sz w:val="24"/>
+                <w:kern w:val="0"/>
+                <w:szCs w:val="22"/>
+                <w:lang w:val="en"/>
+                <w14:ligatures w14:val="none"/>
               </w:rPr>
               <w:t>Full Mesh Topology</w:t>
             </w:r>
@@ -2492,10 +4336,24 @@
             </w:tcMar>
           </w:tcPr>
           <w:p>
-            <w:r>
-              <w:rPr>
-                <w:rFonts w:ascii="Roboto Mono" w:eastAsia="Roboto Mono" w:hAnsi="Roboto Mono"/>
-                <w:sz w:val="24"/>
+            <w:pPr>
+              <w:spacing w:after="0" w:line="276" w:lineRule="auto"/>
+              <w:rPr>
+                <w:rFonts w:ascii="Arial" w:eastAsia="Arial" w:hAnsi="Arial" w:cs="Arial"/>
+                <w:kern w:val="0"/>
+                <w:sz w:val="22"/>
+                <w:szCs w:val="22"/>
+                <w:lang w:val="en"/>
+                <w14:ligatures w14:val="none"/>
+              </w:rPr>
+            </w:pPr>
+            <w:r>
+              <w:rPr>
+                <w:rFonts w:ascii="Roboto Mono" w:eastAsia="Roboto Mono" w:hAnsi="Roboto Mono" w:cs="Arial"/>
+                <w:kern w:val="0"/>
+                <w:szCs w:val="22"/>
+                <w:lang w:val="en"/>
+                <w14:ligatures w14:val="none"/>
               </w:rPr>
               <w:t>Design</w:t>
             </w:r>
@@ -2518,10 +4376,24 @@
             </w:tcMar>
           </w:tcPr>
           <w:p>
-            <w:r>
-              <w:rPr>
-                <w:rFonts w:ascii="Roboto Mono" w:eastAsia="Roboto Mono" w:hAnsi="Roboto Mono"/>
-                <w:sz w:val="24"/>
+            <w:pPr>
+              <w:spacing w:after="0" w:line="276" w:lineRule="auto"/>
+              <w:rPr>
+                <w:rFonts w:ascii="Arial" w:eastAsia="Arial" w:hAnsi="Arial" w:cs="Arial"/>
+                <w:kern w:val="0"/>
+                <w:sz w:val="22"/>
+                <w:szCs w:val="22"/>
+                <w:lang w:val="en"/>
+                <w14:ligatures w14:val="none"/>
+              </w:rPr>
+            </w:pPr>
+            <w:r>
+              <w:rPr>
+                <w:rFonts w:ascii="Roboto Mono" w:eastAsia="Roboto Mono" w:hAnsi="Roboto Mono" w:cs="Arial"/>
+                <w:kern w:val="0"/>
+                <w:szCs w:val="22"/>
+                <w:lang w:val="en"/>
+                <w14:ligatures w14:val="none"/>
               </w:rPr>
               <w:t>All devices interconnected</w:t>
             </w:r>
@@ -2549,10 +4421,24 @@
             </w:tcMar>
           </w:tcPr>
           <w:p>
-            <w:r>
-              <w:rPr>
-                <w:rFonts w:ascii="Roboto Mono" w:eastAsia="Roboto Mono" w:hAnsi="Roboto Mono"/>
-                <w:sz w:val="24"/>
+            <w:pPr>
+              <w:spacing w:after="0" w:line="276" w:lineRule="auto"/>
+              <w:rPr>
+                <w:rFonts w:ascii="Arial" w:eastAsia="Arial" w:hAnsi="Arial" w:cs="Arial"/>
+                <w:kern w:val="0"/>
+                <w:sz w:val="22"/>
+                <w:szCs w:val="22"/>
+                <w:lang w:val="en"/>
+                <w14:ligatures w14:val="none"/>
+              </w:rPr>
+            </w:pPr>
+            <w:r>
+              <w:rPr>
+                <w:rFonts w:ascii="Roboto Mono" w:eastAsia="Roboto Mono" w:hAnsi="Roboto Mono" w:cs="Arial"/>
+                <w:kern w:val="0"/>
+                <w:szCs w:val="22"/>
+                <w:lang w:val="en"/>
+                <w14:ligatures w14:val="none"/>
               </w:rPr>
               <w:t>Redundancy</w:t>
             </w:r>
@@ -2575,10 +4461,24 @@
             </w:tcMar>
           </w:tcPr>
           <w:p>
-            <w:r>
-              <w:rPr>
-                <w:rFonts w:ascii="Roboto Mono" w:eastAsia="Roboto Mono" w:hAnsi="Roboto Mono"/>
-                <w:sz w:val="24"/>
+            <w:pPr>
+              <w:spacing w:after="0" w:line="276" w:lineRule="auto"/>
+              <w:rPr>
+                <w:rFonts w:ascii="Arial" w:eastAsia="Arial" w:hAnsi="Arial" w:cs="Arial"/>
+                <w:kern w:val="0"/>
+                <w:sz w:val="22"/>
+                <w:szCs w:val="22"/>
+                <w:lang w:val="en"/>
+                <w14:ligatures w14:val="none"/>
+              </w:rPr>
+            </w:pPr>
+            <w:r>
+              <w:rPr>
+                <w:rFonts w:ascii="Roboto Mono" w:eastAsia="Roboto Mono" w:hAnsi="Roboto Mono" w:cs="Arial"/>
+                <w:kern w:val="0"/>
+                <w:szCs w:val="22"/>
+                <w:lang w:val="en"/>
+                <w14:ligatures w14:val="none"/>
               </w:rPr>
               <w:t>Excellent</w:t>
             </w:r>
@@ -2606,10 +4506,24 @@
             </w:tcMar>
           </w:tcPr>
           <w:p>
-            <w:r>
-              <w:rPr>
-                <w:rFonts w:ascii="Roboto Mono" w:eastAsia="Roboto Mono" w:hAnsi="Roboto Mono"/>
-                <w:sz w:val="24"/>
+            <w:pPr>
+              <w:spacing w:after="0" w:line="276" w:lineRule="auto"/>
+              <w:rPr>
+                <w:rFonts w:ascii="Arial" w:eastAsia="Arial" w:hAnsi="Arial" w:cs="Arial"/>
+                <w:kern w:val="0"/>
+                <w:sz w:val="22"/>
+                <w:szCs w:val="22"/>
+                <w:lang w:val="en"/>
+                <w14:ligatures w14:val="none"/>
+              </w:rPr>
+            </w:pPr>
+            <w:r>
+              <w:rPr>
+                <w:rFonts w:ascii="Roboto Mono" w:eastAsia="Roboto Mono" w:hAnsi="Roboto Mono" w:cs="Arial"/>
+                <w:kern w:val="0"/>
+                <w:szCs w:val="22"/>
+                <w:lang w:val="en"/>
+                <w14:ligatures w14:val="none"/>
               </w:rPr>
               <w:t>Cost</w:t>
             </w:r>
@@ -2632,10 +4546,24 @@
             </w:tcMar>
           </w:tcPr>
           <w:p>
-            <w:r>
-              <w:rPr>
-                <w:rFonts w:ascii="Roboto Mono" w:eastAsia="Roboto Mono" w:hAnsi="Roboto Mono"/>
-                <w:sz w:val="24"/>
+            <w:pPr>
+              <w:spacing w:after="0" w:line="276" w:lineRule="auto"/>
+              <w:rPr>
+                <w:rFonts w:ascii="Arial" w:eastAsia="Arial" w:hAnsi="Arial" w:cs="Arial"/>
+                <w:kern w:val="0"/>
+                <w:sz w:val="22"/>
+                <w:szCs w:val="22"/>
+                <w:lang w:val="en"/>
+                <w14:ligatures w14:val="none"/>
+              </w:rPr>
+            </w:pPr>
+            <w:r>
+              <w:rPr>
+                <w:rFonts w:ascii="Roboto Mono" w:eastAsia="Roboto Mono" w:hAnsi="Roboto Mono" w:cs="Arial"/>
+                <w:kern w:val="0"/>
+                <w:szCs w:val="22"/>
+                <w:lang w:val="en"/>
+                <w14:ligatures w14:val="none"/>
               </w:rPr>
               <w:t>High</w:t>
             </w:r>
@@ -2663,10 +4591,24 @@
             </w:tcMar>
           </w:tcPr>
           <w:p>
-            <w:r>
-              <w:rPr>
-                <w:rFonts w:ascii="Roboto Mono" w:eastAsia="Roboto Mono" w:hAnsi="Roboto Mono"/>
-                <w:sz w:val="24"/>
+            <w:pPr>
+              <w:spacing w:after="0" w:line="276" w:lineRule="auto"/>
+              <w:rPr>
+                <w:rFonts w:ascii="Arial" w:eastAsia="Arial" w:hAnsi="Arial" w:cs="Arial"/>
+                <w:kern w:val="0"/>
+                <w:sz w:val="22"/>
+                <w:szCs w:val="22"/>
+                <w:lang w:val="en"/>
+                <w14:ligatures w14:val="none"/>
+              </w:rPr>
+            </w:pPr>
+            <w:r>
+              <w:rPr>
+                <w:rFonts w:ascii="Roboto Mono" w:eastAsia="Roboto Mono" w:hAnsi="Roboto Mono" w:cs="Arial"/>
+                <w:kern w:val="0"/>
+                <w:szCs w:val="22"/>
+                <w:lang w:val="en"/>
+                <w14:ligatures w14:val="none"/>
               </w:rPr>
               <w:t>Complexity</w:t>
             </w:r>
@@ -2689,10 +4631,24 @@
             </w:tcMar>
           </w:tcPr>
           <w:p>
-            <w:r>
-              <w:rPr>
-                <w:rFonts w:ascii="Roboto Mono" w:eastAsia="Roboto Mono" w:hAnsi="Roboto Mono"/>
-                <w:sz w:val="24"/>
+            <w:pPr>
+              <w:spacing w:after="0" w:line="276" w:lineRule="auto"/>
+              <w:rPr>
+                <w:rFonts w:ascii="Arial" w:eastAsia="Arial" w:hAnsi="Arial" w:cs="Arial"/>
+                <w:kern w:val="0"/>
+                <w:sz w:val="22"/>
+                <w:szCs w:val="22"/>
+                <w:lang w:val="en"/>
+                <w14:ligatures w14:val="none"/>
+              </w:rPr>
+            </w:pPr>
+            <w:r>
+              <w:rPr>
+                <w:rFonts w:ascii="Roboto Mono" w:eastAsia="Roboto Mono" w:hAnsi="Roboto Mono" w:cs="Arial"/>
+                <w:kern w:val="0"/>
+                <w:szCs w:val="22"/>
+                <w:lang w:val="en"/>
+                <w14:ligatures w14:val="none"/>
               </w:rPr>
               <w:t>High</w:t>
             </w:r>
@@ -2720,10 +4676,24 @@
             </w:tcMar>
           </w:tcPr>
           <w:p>
-            <w:r>
-              <w:rPr>
-                <w:rFonts w:ascii="Roboto Mono" w:eastAsia="Roboto Mono" w:hAnsi="Roboto Mono"/>
-                <w:sz w:val="24"/>
+            <w:pPr>
+              <w:spacing w:after="0" w:line="276" w:lineRule="auto"/>
+              <w:rPr>
+                <w:rFonts w:ascii="Arial" w:eastAsia="Arial" w:hAnsi="Arial" w:cs="Arial"/>
+                <w:kern w:val="0"/>
+                <w:sz w:val="22"/>
+                <w:szCs w:val="22"/>
+                <w:lang w:val="en"/>
+                <w14:ligatures w14:val="none"/>
+              </w:rPr>
+            </w:pPr>
+            <w:r>
+              <w:rPr>
+                <w:rFonts w:ascii="Roboto Mono" w:eastAsia="Roboto Mono" w:hAnsi="Roboto Mono" w:cs="Arial"/>
+                <w:kern w:val="0"/>
+                <w:szCs w:val="22"/>
+                <w:lang w:val="en"/>
+                <w14:ligatures w14:val="none"/>
               </w:rPr>
               <w:t>Best For</w:t>
             </w:r>
@@ -2746,10 +4716,24 @@
             </w:tcMar>
           </w:tcPr>
           <w:p>
-            <w:r>
-              <w:rPr>
-                <w:rFonts w:ascii="Roboto Mono" w:eastAsia="Roboto Mono" w:hAnsi="Roboto Mono"/>
-                <w:sz w:val="24"/>
+            <w:pPr>
+              <w:spacing w:after="0" w:line="276" w:lineRule="auto"/>
+              <w:rPr>
+                <w:rFonts w:ascii="Arial" w:eastAsia="Arial" w:hAnsi="Arial" w:cs="Arial"/>
+                <w:kern w:val="0"/>
+                <w:sz w:val="22"/>
+                <w:szCs w:val="22"/>
+                <w:lang w:val="en"/>
+                <w14:ligatures w14:val="none"/>
+              </w:rPr>
+            </w:pPr>
+            <w:r>
+              <w:rPr>
+                <w:rFonts w:ascii="Roboto Mono" w:eastAsia="Roboto Mono" w:hAnsi="Roboto Mono" w:cs="Arial"/>
+                <w:kern w:val="0"/>
+                <w:szCs w:val="22"/>
+                <w:lang w:val="en"/>
+                <w14:ligatures w14:val="none"/>
               </w:rPr>
               <w:t>Small, high-reliability networks</w:t>
             </w:r>
@@ -2758,18 +4742,56 @@
       </w:tr>
     </w:tbl>
     <w:p>
-      <w:r>
-        <w:rPr>
-          <w:rFonts w:ascii="Roboto Mono" w:eastAsia="Roboto Mono" w:hAnsi="Roboto Mono"/>
-          <w:sz w:val="24"/>
-        </w:rPr>
-        <w:lastRenderedPageBreak/>
-        <w:pict w14:anchorId="454D890F">
+      <w:pPr>
+        <w:spacing w:after="0" w:line="276" w:lineRule="auto"/>
+        <w:rPr>
+          <w:rFonts w:ascii="Arial" w:eastAsia="Arial" w:hAnsi="Arial" w:cs="Arial"/>
+          <w:kern w:val="0"/>
+          <w:sz w:val="22"/>
+          <w:szCs w:val="22"/>
+          <w:lang w:val="en"/>
+          <w14:ligatures w14:val="none"/>
+        </w:rPr>
+      </w:pPr>
+      <w:r>
+        <w:rPr>
+          <w:rFonts w:ascii="Roboto Mono" w:eastAsia="Roboto Mono" w:hAnsi="Roboto Mono" w:cs="Arial"/>
+          <w:kern w:val="0"/>
+          <w:szCs w:val="22"/>
+          <w:lang w:val="en"/>
+          <w14:ligatures w14:val="none"/>
+        </w:rPr>
+        <w:pict w14:anchorId="481CA44C">
           <v:rect id="_x0000_i1033" style="width:0;height:1.5pt" o:hralign="center" o:hrstd="t" o:hr="t" fillcolor="#a0a0a0" stroked="f"/>
         </w:pict>
       </w:r>
     </w:p>
-    <w:p/>
+    <w:p>
+      <w:pPr>
+        <w:spacing w:after="0" w:line="276" w:lineRule="auto"/>
+        <w:rPr>
+          <w:rFonts w:ascii="Arial" w:eastAsia="Arial" w:hAnsi="Arial" w:cs="Arial"/>
+          <w:kern w:val="0"/>
+          <w:sz w:val="22"/>
+          <w:szCs w:val="22"/>
+          <w:lang w:val="en"/>
+          <w14:ligatures w14:val="none"/>
+        </w:rPr>
+      </w:pPr>
+    </w:p>
+    <w:p>
+      <w:pPr>
+        <w:spacing w:after="0" w:line="276" w:lineRule="auto"/>
+        <w:rPr>
+          <w:rFonts w:ascii="Arial" w:eastAsia="Arial" w:hAnsi="Arial" w:cs="Arial"/>
+          <w:kern w:val="0"/>
+          <w:sz w:val="22"/>
+          <w:szCs w:val="22"/>
+          <w:lang w:val="en"/>
+          <w14:ligatures w14:val="none"/>
+        </w:rPr>
+      </w:pPr>
+    </w:p>
     <w:p/>
     <w:sectPr>
       <w:pgSz w:w="12240" w:h="15840"/>
@@ -3302,18 +5324,6 @@
   <w:style w:type="paragraph" w:default="1" w:styleId="Normal">
     <w:name w:val="Normal"/>
     <w:qFormat/>
-    <w:rsid w:val="001A290E"/>
-    <w:pPr>
-      <w:spacing w:after="0" w:line="276" w:lineRule="auto"/>
-    </w:pPr>
-    <w:rPr>
-      <w:rFonts w:ascii="Arial" w:eastAsia="Arial" w:hAnsi="Arial" w:cs="Arial"/>
-      <w:kern w:val="0"/>
-      <w:sz w:val="22"/>
-      <w:szCs w:val="22"/>
-      <w:lang w:val="en"/>
-      <w14:ligatures w14:val="none"/>
-    </w:rPr>
   </w:style>
   <w:style w:type="paragraph" w:styleId="Heading1">
     <w:name w:val="heading 1"/>
@@ -3322,7 +5332,7 @@
     <w:link w:val="Heading1Char"/>
     <w:uiPriority w:val="9"/>
     <w:qFormat/>
-    <w:rsid w:val="00664E3B"/>
+    <w:rsid w:val="00C36617"/>
     <w:pPr>
       <w:keepNext/>
       <w:keepLines/>
@@ -3342,9 +5352,10 @@
     <w:next w:val="Normal"/>
     <w:link w:val="Heading2Char"/>
     <w:uiPriority w:val="9"/>
+    <w:semiHidden/>
     <w:unhideWhenUsed/>
     <w:qFormat/>
-    <w:rsid w:val="00664E3B"/>
+    <w:rsid w:val="00C36617"/>
     <w:pPr>
       <w:keepNext/>
       <w:keepLines/>
@@ -3367,7 +5378,7 @@
     <w:semiHidden/>
     <w:unhideWhenUsed/>
     <w:qFormat/>
-    <w:rsid w:val="00664E3B"/>
+    <w:rsid w:val="00C36617"/>
     <w:pPr>
       <w:keepNext/>
       <w:keepLines/>
@@ -3390,7 +5401,7 @@
     <w:semiHidden/>
     <w:unhideWhenUsed/>
     <w:qFormat/>
-    <w:rsid w:val="00664E3B"/>
+    <w:rsid w:val="00C36617"/>
     <w:pPr>
       <w:keepNext/>
       <w:keepLines/>
@@ -3413,7 +5424,7 @@
     <w:semiHidden/>
     <w:unhideWhenUsed/>
     <w:qFormat/>
-    <w:rsid w:val="00664E3B"/>
+    <w:rsid w:val="00C36617"/>
     <w:pPr>
       <w:keepNext/>
       <w:keepLines/>
@@ -3434,11 +5445,11 @@
     <w:semiHidden/>
     <w:unhideWhenUsed/>
     <w:qFormat/>
-    <w:rsid w:val="00664E3B"/>
+    <w:rsid w:val="00C36617"/>
     <w:pPr>
       <w:keepNext/>
       <w:keepLines/>
-      <w:spacing w:before="40"/>
+      <w:spacing w:before="40" w:after="0"/>
       <w:outlineLvl w:val="5"/>
     </w:pPr>
     <w:rPr>
@@ -3457,11 +5468,11 @@
     <w:semiHidden/>
     <w:unhideWhenUsed/>
     <w:qFormat/>
-    <w:rsid w:val="00664E3B"/>
+    <w:rsid w:val="00C36617"/>
     <w:pPr>
       <w:keepNext/>
       <w:keepLines/>
-      <w:spacing w:before="40"/>
+      <w:spacing w:before="40" w:after="0"/>
       <w:outlineLvl w:val="6"/>
     </w:pPr>
     <w:rPr>
@@ -3478,10 +5489,11 @@
     <w:semiHidden/>
     <w:unhideWhenUsed/>
     <w:qFormat/>
-    <w:rsid w:val="00664E3B"/>
+    <w:rsid w:val="00C36617"/>
     <w:pPr>
       <w:keepNext/>
       <w:keepLines/>
+      <w:spacing w:after="0"/>
       <w:outlineLvl w:val="7"/>
     </w:pPr>
     <w:rPr>
@@ -3500,10 +5512,11 @@
     <w:semiHidden/>
     <w:unhideWhenUsed/>
     <w:qFormat/>
-    <w:rsid w:val="00664E3B"/>
+    <w:rsid w:val="00C36617"/>
     <w:pPr>
       <w:keepNext/>
       <w:keepLines/>
+      <w:spacing w:after="0"/>
       <w:outlineLvl w:val="8"/>
     </w:pPr>
     <w:rPr>
@@ -3543,7 +5556,7 @@
     <w:basedOn w:val="DefaultParagraphFont"/>
     <w:link w:val="Heading1"/>
     <w:uiPriority w:val="9"/>
-    <w:rsid w:val="00664E3B"/>
+    <w:rsid w:val="00C36617"/>
     <w:rPr>
       <w:rFonts w:asciiTheme="majorHAnsi" w:eastAsiaTheme="majorEastAsia" w:hAnsiTheme="majorHAnsi" w:cstheme="majorBidi"/>
       <w:color w:val="2F5496" w:themeColor="accent1" w:themeShade="BF"/>
@@ -3556,7 +5569,8 @@
     <w:basedOn w:val="DefaultParagraphFont"/>
     <w:link w:val="Heading2"/>
     <w:uiPriority w:val="9"/>
-    <w:rsid w:val="00664E3B"/>
+    <w:semiHidden/>
+    <w:rsid w:val="00C36617"/>
     <w:rPr>
       <w:rFonts w:asciiTheme="majorHAnsi" w:eastAsiaTheme="majorEastAsia" w:hAnsiTheme="majorHAnsi" w:cstheme="majorBidi"/>
       <w:color w:val="2F5496" w:themeColor="accent1" w:themeShade="BF"/>
@@ -3570,7 +5584,7 @@
     <w:link w:val="Heading3"/>
     <w:uiPriority w:val="9"/>
     <w:semiHidden/>
-    <w:rsid w:val="00664E3B"/>
+    <w:rsid w:val="00C36617"/>
     <w:rPr>
       <w:rFonts w:eastAsiaTheme="majorEastAsia" w:cstheme="majorBidi"/>
       <w:color w:val="2F5496" w:themeColor="accent1" w:themeShade="BF"/>
@@ -3584,7 +5598,7 @@
     <w:link w:val="Heading4"/>
     <w:uiPriority w:val="9"/>
     <w:semiHidden/>
-    <w:rsid w:val="00664E3B"/>
+    <w:rsid w:val="00C36617"/>
     <w:rPr>
       <w:rFonts w:eastAsiaTheme="majorEastAsia" w:cstheme="majorBidi"/>
       <w:i/>
@@ -3598,7 +5612,7 @@
     <w:link w:val="Heading5"/>
     <w:uiPriority w:val="9"/>
     <w:semiHidden/>
-    <w:rsid w:val="00664E3B"/>
+    <w:rsid w:val="00C36617"/>
     <w:rPr>
       <w:rFonts w:eastAsiaTheme="majorEastAsia" w:cstheme="majorBidi"/>
       <w:color w:val="2F5496" w:themeColor="accent1" w:themeShade="BF"/>
@@ -3610,7 +5624,7 @@
     <w:link w:val="Heading6"/>
     <w:uiPriority w:val="9"/>
     <w:semiHidden/>
-    <w:rsid w:val="00664E3B"/>
+    <w:rsid w:val="00C36617"/>
     <w:rPr>
       <w:rFonts w:eastAsiaTheme="majorEastAsia" w:cstheme="majorBidi"/>
       <w:i/>
@@ -3624,7 +5638,7 @@
     <w:link w:val="Heading7"/>
     <w:uiPriority w:val="9"/>
     <w:semiHidden/>
-    <w:rsid w:val="00664E3B"/>
+    <w:rsid w:val="00C36617"/>
     <w:rPr>
       <w:rFonts w:eastAsiaTheme="majorEastAsia" w:cstheme="majorBidi"/>
       <w:color w:val="595959" w:themeColor="text1" w:themeTint="A6"/>
@@ -3636,7 +5650,7 @@
     <w:link w:val="Heading8"/>
     <w:uiPriority w:val="9"/>
     <w:semiHidden/>
-    <w:rsid w:val="00664E3B"/>
+    <w:rsid w:val="00C36617"/>
     <w:rPr>
       <w:rFonts w:eastAsiaTheme="majorEastAsia" w:cstheme="majorBidi"/>
       <w:i/>
@@ -3650,7 +5664,7 @@
     <w:link w:val="Heading9"/>
     <w:uiPriority w:val="9"/>
     <w:semiHidden/>
-    <w:rsid w:val="00664E3B"/>
+    <w:rsid w:val="00C36617"/>
     <w:rPr>
       <w:rFonts w:eastAsiaTheme="majorEastAsia" w:cstheme="majorBidi"/>
       <w:color w:val="272727" w:themeColor="text1" w:themeTint="D8"/>
@@ -3663,7 +5677,7 @@
     <w:link w:val="TitleChar"/>
     <w:uiPriority w:val="10"/>
     <w:qFormat/>
-    <w:rsid w:val="00664E3B"/>
+    <w:rsid w:val="00C36617"/>
     <w:pPr>
       <w:spacing w:after="80" w:line="240" w:lineRule="auto"/>
       <w:contextualSpacing/>
@@ -3681,7 +5695,7 @@
     <w:basedOn w:val="DefaultParagraphFont"/>
     <w:link w:val="Title"/>
     <w:uiPriority w:val="10"/>
-    <w:rsid w:val="00664E3B"/>
+    <w:rsid w:val="00C36617"/>
     <w:rPr>
       <w:rFonts w:asciiTheme="majorHAnsi" w:eastAsiaTheme="majorEastAsia" w:hAnsiTheme="majorHAnsi" w:cstheme="majorBidi"/>
       <w:spacing w:val="-10"/>
@@ -3697,7 +5711,7 @@
     <w:link w:val="SubtitleChar"/>
     <w:uiPriority w:val="11"/>
     <w:qFormat/>
-    <w:rsid w:val="00664E3B"/>
+    <w:rsid w:val="00C36617"/>
     <w:pPr>
       <w:numPr>
         <w:ilvl w:val="1"/>
@@ -3716,7 +5730,7 @@
     <w:basedOn w:val="DefaultParagraphFont"/>
     <w:link w:val="Subtitle"/>
     <w:uiPriority w:val="11"/>
-    <w:rsid w:val="00664E3B"/>
+    <w:rsid w:val="00C36617"/>
     <w:rPr>
       <w:rFonts w:eastAsiaTheme="majorEastAsia" w:cstheme="majorBidi"/>
       <w:color w:val="595959" w:themeColor="text1" w:themeTint="A6"/>
@@ -3732,7 +5746,7 @@
     <w:link w:val="QuoteChar"/>
     <w:uiPriority w:val="29"/>
     <w:qFormat/>
-    <w:rsid w:val="00664E3B"/>
+    <w:rsid w:val="00C36617"/>
     <w:pPr>
       <w:spacing w:before="160"/>
       <w:jc w:val="center"/>
@@ -3748,7 +5762,7 @@
     <w:basedOn w:val="DefaultParagraphFont"/>
     <w:link w:val="Quote"/>
     <w:uiPriority w:val="29"/>
-    <w:rsid w:val="00664E3B"/>
+    <w:rsid w:val="00C36617"/>
     <w:rPr>
       <w:i/>
       <w:iCs/>
@@ -3760,7 +5774,7 @@
     <w:basedOn w:val="Normal"/>
     <w:uiPriority w:val="34"/>
     <w:qFormat/>
-    <w:rsid w:val="00664E3B"/>
+    <w:rsid w:val="00C36617"/>
     <w:pPr>
       <w:ind w:left="720"/>
       <w:contextualSpacing/>
@@ -3771,7 +5785,7 @@
     <w:basedOn w:val="DefaultParagraphFont"/>
     <w:uiPriority w:val="21"/>
     <w:qFormat/>
-    <w:rsid w:val="00664E3B"/>
+    <w:rsid w:val="00C36617"/>
     <w:rPr>
       <w:i/>
       <w:iCs/>
@@ -3785,7 +5799,7 @@
     <w:link w:val="IntenseQuoteChar"/>
     <w:uiPriority w:val="30"/>
     <w:qFormat/>
-    <w:rsid w:val="00664E3B"/>
+    <w:rsid w:val="00C36617"/>
     <w:pPr>
       <w:pBdr>
         <w:top w:val="single" w:sz="4" w:space="10" w:color="2F5496" w:themeColor="accent1" w:themeShade="BF"/>
@@ -3806,7 +5820,7 @@
     <w:basedOn w:val="DefaultParagraphFont"/>
     <w:link w:val="IntenseQuote"/>
     <w:uiPriority w:val="30"/>
-    <w:rsid w:val="00664E3B"/>
+    <w:rsid w:val="00C36617"/>
     <w:rPr>
       <w:i/>
       <w:iCs/>
@@ -3818,7 +5832,7 @@
     <w:basedOn w:val="DefaultParagraphFont"/>
     <w:uiPriority w:val="32"/>
     <w:qFormat/>
-    <w:rsid w:val="00664E3B"/>
+    <w:rsid w:val="00C36617"/>
     <w:rPr>
       <w:b/>
       <w:bCs/>

--- a/Knowledge/3-Work knowledge/1-Software Engineering/1-Software Engineering Fundamentals/5-My Source/3-Network Topologies/Types of Mesh Topology/3-Full Mesh.docx
+++ b/Knowledge/3-Work knowledge/1-Software Engineering/1-Software Engineering Fundamentals/5-My Source/3-Network Topologies/Types of Mesh Topology/3-Full Mesh.docx
@@ -4,58 +4,30 @@
   <w:body>
     <w:p>
       <w:pPr>
-        <w:spacing w:before="280" w:after="80" w:line="276" w:lineRule="auto"/>
-        <w:outlineLvl w:val="0"/>
-        <w:rPr>
-          <w:rFonts w:asciiTheme="majorHAnsi" w:eastAsiaTheme="majorEastAsia" w:hAnsiTheme="majorHAnsi" w:cstheme="majorBidi"/>
-          <w:color w:val="2F5496" w:themeColor="accent1" w:themeShade="BF"/>
-          <w:kern w:val="0"/>
-          <w:sz w:val="40"/>
-          <w:szCs w:val="40"/>
-          <w:lang w:val="en"/>
-          <w14:ligatures w14:val="none"/>
+        <w:pStyle w:val="Heading1"/>
+        <w:rPr>
+          <w:lang w:val="en"/>
         </w:rPr>
       </w:pPr>
       <w:bookmarkStart w:id="0" w:name="_hzk2yzpgb6ag" w:colFirst="0" w:colLast="0"/>
       <w:bookmarkEnd w:id="0"/>
       <w:r>
         <w:rPr>
-          <w:rFonts w:asciiTheme="majorHAnsi" w:eastAsiaTheme="majorEastAsia" w:hAnsiTheme="majorHAnsi" w:cstheme="majorBidi"/>
-          <w:color w:val="2F5496" w:themeColor="accent1" w:themeShade="BF"/>
-          <w:kern w:val="0"/>
-          <w:sz w:val="40"/>
-          <w:szCs w:val="40"/>
-          <w:lang w:val="en"/>
-          <w14:ligatures w14:val="none"/>
+          <w:lang w:val="en"/>
         </w:rPr>
         <w:t>Full Mesh</w:t>
       </w:r>
     </w:p>
     <w:p>
       <w:pPr>
-        <w:keepNext/>
-        <w:keepLines/>
-        <w:spacing w:before="160" w:after="80" w:line="276" w:lineRule="auto"/>
-        <w:outlineLvl w:val="1"/>
-        <w:rPr>
-          <w:rFonts w:asciiTheme="majorHAnsi" w:eastAsiaTheme="majorEastAsia" w:hAnsiTheme="majorHAnsi" w:cstheme="majorBidi"/>
-          <w:color w:val="2F5496" w:themeColor="accent1" w:themeShade="BF"/>
-          <w:kern w:val="0"/>
-          <w:sz w:val="32"/>
-          <w:szCs w:val="32"/>
-          <w:lang w:val="en"/>
-          <w14:ligatures w14:val="none"/>
+        <w:pStyle w:val="Heading2"/>
+        <w:rPr>
+          <w:lang w:val="en"/>
         </w:rPr>
       </w:pPr>
       <w:r>
         <w:rPr>
-          <w:rFonts w:asciiTheme="majorHAnsi" w:eastAsiaTheme="majorEastAsia" w:hAnsiTheme="majorHAnsi" w:cstheme="majorBidi"/>
-          <w:color w:val="2F5496" w:themeColor="accent1" w:themeShade="BF"/>
-          <w:kern w:val="0"/>
-          <w:sz w:val="32"/>
-          <w:szCs w:val="32"/>
-          <w:lang w:val="en"/>
-          <w14:ligatures w14:val="none"/>
+          <w:lang w:val="en"/>
         </w:rPr>
         <w:t>What Is Full Mesh?</w:t>
       </w:r>
@@ -97,6 +69,7 @@
         </w:rPr>
         <w:t xml:space="preserve">: </w:t>
       </w:r>
+      <w:proofErr w:type="spellStart"/>
       <w:r>
         <w:rPr>
           <w:rFonts w:ascii="Arial" w:eastAsia="Arial" w:hAnsi="Arial" w:cs="Arial"/>
@@ -108,7 +81,21 @@
           <w:lang w:val="en"/>
           <w14:ligatures w14:val="none"/>
         </w:rPr>
-        <w:t>Chatgpt (GPT</w:t>
+        <w:t>Chatgpt</w:t>
+      </w:r>
+      <w:proofErr w:type="spellEnd"/>
+      <w:r>
+        <w:rPr>
+          <w:rFonts w:ascii="Arial" w:eastAsia="Arial" w:hAnsi="Arial" w:cs="Arial"/>
+          <w:b/>
+          <w:kern w:val="0"/>
+          <w:sz w:val="22"/>
+          <w:szCs w:val="22"/>
+          <w:highlight w:val="darkGray"/>
+          <w:lang w:val="en"/>
+          <w14:ligatures w14:val="none"/>
+        </w:rPr>
+        <w:t xml:space="preserve"> (GPT</w:t>
       </w:r>
       <w:r>
         <w:rPr>
@@ -253,47 +240,23 @@
     </w:p>
     <w:p>
       <w:pPr>
-        <w:spacing w:before="160" w:after="80" w:line="276" w:lineRule="auto"/>
-        <w:outlineLvl w:val="1"/>
-        <w:rPr>
-          <w:rFonts w:asciiTheme="majorHAnsi" w:eastAsiaTheme="majorEastAsia" w:hAnsiTheme="majorHAnsi" w:cstheme="majorBidi"/>
-          <w:b/>
-          <w:bCs/>
-          <w:color w:val="2F5496" w:themeColor="accent1" w:themeShade="BF"/>
-          <w:kern w:val="0"/>
-          <w:sz w:val="34"/>
-          <w:szCs w:val="34"/>
-          <w:lang w:val="en"/>
-          <w14:ligatures w14:val="none"/>
+        <w:pStyle w:val="Heading2"/>
+        <w:rPr>
+          <w:lang w:val="en"/>
         </w:rPr>
       </w:pPr>
       <w:bookmarkStart w:id="1" w:name="_j8vui3ykhrry" w:colFirst="0" w:colLast="0"/>
       <w:bookmarkEnd w:id="1"/>
       <w:r>
         <w:rPr>
-          <w:rFonts w:ascii="Segoe UI Emoji" w:eastAsiaTheme="majorEastAsia" w:hAnsi="Segoe UI Emoji" w:cs="Segoe UI Emoji"/>
-          <w:b/>
-          <w:bCs/>
-          <w:color w:val="2F5496" w:themeColor="accent1" w:themeShade="BF"/>
-          <w:kern w:val="0"/>
-          <w:sz w:val="34"/>
-          <w:szCs w:val="34"/>
-          <w:lang w:val="en"/>
-          <w14:ligatures w14:val="none"/>
+          <w:rFonts w:ascii="Segoe UI Emoji" w:hAnsi="Segoe UI Emoji" w:cs="Segoe UI Emoji"/>
+          <w:lang w:val="en"/>
         </w:rPr>
         <w:t>🧠</w:t>
       </w:r>
       <w:r>
         <w:rPr>
-          <w:rFonts w:asciiTheme="majorHAnsi" w:eastAsiaTheme="majorEastAsia" w:hAnsiTheme="majorHAnsi" w:cstheme="majorBidi"/>
-          <w:b/>
-          <w:bCs/>
-          <w:color w:val="2F5496" w:themeColor="accent1" w:themeShade="BF"/>
-          <w:kern w:val="0"/>
-          <w:sz w:val="34"/>
-          <w:szCs w:val="34"/>
-          <w:lang w:val="en"/>
-          <w14:ligatures w14:val="none"/>
+          <w:lang w:val="en"/>
         </w:rPr>
         <w:t xml:space="preserve"> Simple Definition:</w:t>
       </w:r>
@@ -335,6 +298,7 @@
         </w:rPr>
         <w:t xml:space="preserve">: </w:t>
       </w:r>
+      <w:proofErr w:type="spellStart"/>
       <w:r>
         <w:rPr>
           <w:rFonts w:ascii="Arial" w:eastAsia="Arial" w:hAnsi="Arial" w:cs="Arial"/>
@@ -346,7 +310,21 @@
           <w:lang w:val="en"/>
           <w14:ligatures w14:val="none"/>
         </w:rPr>
-        <w:t>Chatgpt (GPT</w:t>
+        <w:t>Chatgpt</w:t>
+      </w:r>
+      <w:proofErr w:type="spellEnd"/>
+      <w:r>
+        <w:rPr>
+          <w:rFonts w:ascii="Arial" w:eastAsia="Arial" w:hAnsi="Arial" w:cs="Arial"/>
+          <w:b/>
+          <w:kern w:val="0"/>
+          <w:sz w:val="22"/>
+          <w:szCs w:val="22"/>
+          <w:highlight w:val="darkGray"/>
+          <w:lang w:val="en"/>
+          <w14:ligatures w14:val="none"/>
+        </w:rPr>
+        <w:t xml:space="preserve"> (GPT</w:t>
       </w:r>
       <w:r>
         <w:rPr>
@@ -476,6 +454,7 @@
         </w:rPr>
         <w:t xml:space="preserve">, resulting in </w:t>
       </w:r>
+      <w:proofErr w:type="gramStart"/>
       <w:r>
         <w:rPr>
           <w:rFonts w:ascii="Roboto Mono" w:eastAsia="Roboto Mono" w:hAnsi="Roboto Mono" w:cs="Roboto Mono"/>
@@ -487,7 +466,21 @@
           <w:lang w:val="en"/>
           <w14:ligatures w14:val="none"/>
         </w:rPr>
-        <w:t>n(n - 1)/2</w:t>
+        <w:t>n(</w:t>
+      </w:r>
+      <w:proofErr w:type="gramEnd"/>
+      <w:r>
+        <w:rPr>
+          <w:rFonts w:ascii="Roboto Mono" w:eastAsia="Roboto Mono" w:hAnsi="Roboto Mono" w:cs="Roboto Mono"/>
+          <w:b/>
+          <w:bCs/>
+          <w:color w:val="188038"/>
+          <w:kern w:val="0"/>
+          <w:szCs w:val="22"/>
+          <w:lang w:val="en"/>
+          <w14:ligatures w14:val="none"/>
+        </w:rPr>
+        <w:t>n - 1)/2</w:t>
       </w:r>
       <w:r>
         <w:rPr>
@@ -539,47 +532,23 @@
     </w:p>
     <w:p>
       <w:pPr>
-        <w:spacing w:before="160" w:after="80" w:line="276" w:lineRule="auto"/>
-        <w:outlineLvl w:val="1"/>
-        <w:rPr>
-          <w:rFonts w:asciiTheme="majorHAnsi" w:eastAsiaTheme="majorEastAsia" w:hAnsiTheme="majorHAnsi" w:cstheme="majorBidi"/>
-          <w:b/>
-          <w:bCs/>
-          <w:color w:val="2F5496" w:themeColor="accent1" w:themeShade="BF"/>
-          <w:kern w:val="0"/>
-          <w:sz w:val="34"/>
-          <w:szCs w:val="34"/>
-          <w:lang w:val="en"/>
-          <w14:ligatures w14:val="none"/>
+        <w:pStyle w:val="Heading2"/>
+        <w:rPr>
+          <w:lang w:val="en"/>
         </w:rPr>
       </w:pPr>
       <w:bookmarkStart w:id="2" w:name="_n8uetv1qco21" w:colFirst="0" w:colLast="0"/>
       <w:bookmarkEnd w:id="2"/>
       <w:r>
         <w:rPr>
-          <w:rFonts w:ascii="Segoe UI Emoji" w:eastAsiaTheme="majorEastAsia" w:hAnsi="Segoe UI Emoji" w:cs="Segoe UI Emoji"/>
-          <w:b/>
-          <w:bCs/>
-          <w:color w:val="2F5496" w:themeColor="accent1" w:themeShade="BF"/>
-          <w:kern w:val="0"/>
-          <w:sz w:val="34"/>
-          <w:szCs w:val="34"/>
-          <w:lang w:val="en"/>
-          <w14:ligatures w14:val="none"/>
+          <w:rFonts w:ascii="Segoe UI Emoji" w:hAnsi="Segoe UI Emoji" w:cs="Segoe UI Emoji"/>
+          <w:lang w:val="en"/>
         </w:rPr>
         <w:t>🖼️</w:t>
       </w:r>
       <w:r>
         <w:rPr>
-          <w:rFonts w:asciiTheme="majorHAnsi" w:eastAsiaTheme="majorEastAsia" w:hAnsiTheme="majorHAnsi" w:cstheme="majorBidi"/>
-          <w:b/>
-          <w:bCs/>
-          <w:color w:val="2F5496" w:themeColor="accent1" w:themeShade="BF"/>
-          <w:kern w:val="0"/>
-          <w:sz w:val="34"/>
-          <w:szCs w:val="34"/>
-          <w:lang w:val="en"/>
-          <w14:ligatures w14:val="none"/>
+          <w:lang w:val="en"/>
         </w:rPr>
         <w:t xml:space="preserve"> Visual Example (4 Devices):</w:t>
       </w:r>
@@ -621,6 +590,7 @@
         </w:rPr>
         <w:t xml:space="preserve">: </w:t>
       </w:r>
+      <w:proofErr w:type="spellStart"/>
       <w:r>
         <w:rPr>
           <w:rFonts w:ascii="Arial" w:eastAsia="Arial" w:hAnsi="Arial" w:cs="Arial"/>
@@ -632,7 +602,21 @@
           <w:lang w:val="en"/>
           <w14:ligatures w14:val="none"/>
         </w:rPr>
-        <w:t>Chatgpt (GPT</w:t>
+        <w:t>Chatgpt</w:t>
+      </w:r>
+      <w:proofErr w:type="spellEnd"/>
+      <w:r>
+        <w:rPr>
+          <w:rFonts w:ascii="Arial" w:eastAsia="Arial" w:hAnsi="Arial" w:cs="Arial"/>
+          <w:b/>
+          <w:kern w:val="0"/>
+          <w:sz w:val="22"/>
+          <w:szCs w:val="22"/>
+          <w:highlight w:val="darkGray"/>
+          <w:lang w:val="en"/>
+          <w14:ligatures w14:val="none"/>
+        </w:rPr>
+        <w:t xml:space="preserve"> (GPT</w:t>
       </w:r>
       <w:r>
         <w:rPr>
@@ -832,6 +816,7 @@
           <w:lang w:val="en"/>
           <w14:ligatures w14:val="none"/>
         </w:rPr>
+        <w:lastRenderedPageBreak/>
         <w:t xml:space="preserve">     [D]</w:t>
       </w:r>
     </w:p>
@@ -920,47 +905,23 @@
     </w:p>
     <w:p>
       <w:pPr>
-        <w:spacing w:before="160" w:after="80" w:line="276" w:lineRule="auto"/>
-        <w:outlineLvl w:val="1"/>
-        <w:rPr>
-          <w:rFonts w:asciiTheme="majorHAnsi" w:eastAsiaTheme="majorEastAsia" w:hAnsiTheme="majorHAnsi" w:cstheme="majorBidi"/>
-          <w:b/>
-          <w:bCs/>
-          <w:color w:val="2F5496" w:themeColor="accent1" w:themeShade="BF"/>
-          <w:kern w:val="0"/>
-          <w:sz w:val="34"/>
-          <w:szCs w:val="34"/>
-          <w:lang w:val="en"/>
-          <w14:ligatures w14:val="none"/>
+        <w:pStyle w:val="Heading2"/>
+        <w:rPr>
+          <w:lang w:val="en"/>
         </w:rPr>
       </w:pPr>
       <w:bookmarkStart w:id="3" w:name="_kphn5lc2wy1k" w:colFirst="0" w:colLast="0"/>
       <w:bookmarkEnd w:id="3"/>
       <w:r>
         <w:rPr>
-          <w:rFonts w:ascii="Segoe UI Emoji" w:eastAsiaTheme="majorEastAsia" w:hAnsi="Segoe UI Emoji" w:cs="Segoe UI Emoji"/>
-          <w:b/>
-          <w:bCs/>
-          <w:color w:val="2F5496" w:themeColor="accent1" w:themeShade="BF"/>
-          <w:kern w:val="0"/>
-          <w:sz w:val="34"/>
-          <w:szCs w:val="34"/>
-          <w:lang w:val="en"/>
-          <w14:ligatures w14:val="none"/>
+          <w:rFonts w:ascii="Segoe UI Emoji" w:hAnsi="Segoe UI Emoji" w:cs="Segoe UI Emoji"/>
+          <w:lang w:val="en"/>
         </w:rPr>
         <w:t>🔁</w:t>
       </w:r>
       <w:r>
         <w:rPr>
-          <w:rFonts w:asciiTheme="majorHAnsi" w:eastAsiaTheme="majorEastAsia" w:hAnsiTheme="majorHAnsi" w:cstheme="majorBidi"/>
-          <w:b/>
-          <w:bCs/>
-          <w:color w:val="2F5496" w:themeColor="accent1" w:themeShade="BF"/>
-          <w:kern w:val="0"/>
-          <w:sz w:val="34"/>
-          <w:szCs w:val="34"/>
-          <w:lang w:val="en"/>
-          <w14:ligatures w14:val="none"/>
+          <w:lang w:val="en"/>
         </w:rPr>
         <w:t xml:space="preserve"> How It Works</w:t>
       </w:r>
@@ -1002,6 +963,7 @@
         </w:rPr>
         <w:t xml:space="preserve">: </w:t>
       </w:r>
+      <w:proofErr w:type="spellStart"/>
       <w:r>
         <w:rPr>
           <w:rFonts w:ascii="Arial" w:eastAsia="Arial" w:hAnsi="Arial" w:cs="Arial"/>
@@ -1013,7 +975,21 @@
           <w:lang w:val="en"/>
           <w14:ligatures w14:val="none"/>
         </w:rPr>
-        <w:t>Chatgpt (GPT</w:t>
+        <w:t>Chatgpt</w:t>
+      </w:r>
+      <w:proofErr w:type="spellEnd"/>
+      <w:r>
+        <w:rPr>
+          <w:rFonts w:ascii="Arial" w:eastAsia="Arial" w:hAnsi="Arial" w:cs="Arial"/>
+          <w:b/>
+          <w:kern w:val="0"/>
+          <w:sz w:val="22"/>
+          <w:szCs w:val="22"/>
+          <w:highlight w:val="darkGray"/>
+          <w:lang w:val="en"/>
+          <w14:ligatures w14:val="none"/>
+        </w:rPr>
+        <w:t xml:space="preserve"> (GPT</w:t>
       </w:r>
       <w:r>
         <w:rPr>
@@ -1224,18 +1200,9 @@
     </w:p>
     <w:p>
       <w:pPr>
-        <w:spacing w:before="160" w:after="80" w:line="276" w:lineRule="auto"/>
-        <w:outlineLvl w:val="1"/>
-        <w:rPr>
-          <w:rFonts w:asciiTheme="majorHAnsi" w:eastAsiaTheme="majorEastAsia" w:hAnsiTheme="majorHAnsi" w:cstheme="majorBidi"/>
-          <w:b/>
-          <w:bCs/>
-          <w:color w:val="2F5496" w:themeColor="accent1" w:themeShade="BF"/>
-          <w:kern w:val="0"/>
-          <w:sz w:val="34"/>
-          <w:szCs w:val="34"/>
-          <w:lang w:val="en"/>
-          <w14:ligatures w14:val="none"/>
+        <w:pStyle w:val="Heading2"/>
+        <w:rPr>
+          <w:lang w:val="en"/>
         </w:rPr>
       </w:pPr>
       <w:bookmarkStart w:id="4" w:name="_4ev33t6ul6q6" w:colFirst="0" w:colLast="0"/>
@@ -1243,28 +1210,14 @@
       <w:r>
         <w:rPr>
           <w:rFonts w:ascii="Segoe UI Emoji" w:eastAsia="Arial Unicode MS" w:hAnsi="Segoe UI Emoji" w:cs="Segoe UI Emoji"/>
-          <w:b/>
-          <w:bCs/>
-          <w:color w:val="2F5496" w:themeColor="accent1" w:themeShade="BF"/>
-          <w:kern w:val="0"/>
-          <w:sz w:val="34"/>
-          <w:szCs w:val="34"/>
-          <w:lang w:val="en"/>
-          <w14:ligatures w14:val="none"/>
+          <w:lang w:val="en"/>
         </w:rPr>
         <w:t>✅</w:t>
       </w:r>
       <w:r>
         <w:rPr>
-          <w:rFonts w:ascii="Arial Unicode MS" w:eastAsia="Arial Unicode MS" w:hAnsi="Arial Unicode MS" w:cs="Arial Unicode MS"/>
-          <w:b/>
-          <w:bCs/>
-          <w:color w:val="2F5496" w:themeColor="accent1" w:themeShade="BF"/>
-          <w:kern w:val="0"/>
-          <w:sz w:val="34"/>
-          <w:szCs w:val="34"/>
-          <w:lang w:val="en"/>
-          <w14:ligatures w14:val="none"/>
+          <w:rFonts w:eastAsia="Arial Unicode MS"/>
+          <w:lang w:val="en"/>
         </w:rPr>
         <w:t xml:space="preserve"> Advantages</w:t>
       </w:r>
@@ -1306,6 +1259,7 @@
         </w:rPr>
         <w:t xml:space="preserve">: </w:t>
       </w:r>
+      <w:proofErr w:type="spellStart"/>
       <w:r>
         <w:rPr>
           <w:rFonts w:ascii="Arial" w:eastAsia="Arial" w:hAnsi="Arial" w:cs="Arial"/>
@@ -1317,7 +1271,21 @@
           <w:lang w:val="en"/>
           <w14:ligatures w14:val="none"/>
         </w:rPr>
-        <w:t>Chatgpt (GPT</w:t>
+        <w:t>Chatgpt</w:t>
+      </w:r>
+      <w:proofErr w:type="spellEnd"/>
+      <w:r>
+        <w:rPr>
+          <w:rFonts w:ascii="Arial" w:eastAsia="Arial" w:hAnsi="Arial" w:cs="Arial"/>
+          <w:b/>
+          <w:kern w:val="0"/>
+          <w:sz w:val="22"/>
+          <w:szCs w:val="22"/>
+          <w:highlight w:val="darkGray"/>
+          <w:lang w:val="en"/>
+          <w14:ligatures w14:val="none"/>
+        </w:rPr>
+        <w:t xml:space="preserve"> (GPT</w:t>
       </w:r>
       <w:r>
         <w:rPr>
@@ -1673,6 +1641,7 @@
                 <w:lang w:val="en"/>
                 <w14:ligatures w14:val="none"/>
               </w:rPr>
+              <w:lastRenderedPageBreak/>
               <w:t>🔒</w:t>
             </w:r>
             <w:r>
@@ -1946,18 +1915,9 @@
     </w:p>
     <w:p>
       <w:pPr>
-        <w:spacing w:before="160" w:after="80" w:line="276" w:lineRule="auto"/>
-        <w:outlineLvl w:val="1"/>
-        <w:rPr>
-          <w:rFonts w:asciiTheme="majorHAnsi" w:eastAsiaTheme="majorEastAsia" w:hAnsiTheme="majorHAnsi" w:cstheme="majorBidi"/>
-          <w:b/>
-          <w:bCs/>
-          <w:color w:val="2F5496" w:themeColor="accent1" w:themeShade="BF"/>
-          <w:kern w:val="0"/>
-          <w:sz w:val="34"/>
-          <w:szCs w:val="34"/>
-          <w:lang w:val="en"/>
-          <w14:ligatures w14:val="none"/>
+        <w:pStyle w:val="Heading2"/>
+        <w:rPr>
+          <w:lang w:val="en"/>
         </w:rPr>
       </w:pPr>
       <w:bookmarkStart w:id="5" w:name="_gdzcinmwa4qa" w:colFirst="0" w:colLast="0"/>
@@ -1965,28 +1925,14 @@
       <w:r>
         <w:rPr>
           <w:rFonts w:ascii="Segoe UI Emoji" w:eastAsia="Arial Unicode MS" w:hAnsi="Segoe UI Emoji" w:cs="Segoe UI Emoji"/>
-          <w:b/>
-          <w:bCs/>
-          <w:color w:val="2F5496" w:themeColor="accent1" w:themeShade="BF"/>
-          <w:kern w:val="0"/>
-          <w:sz w:val="34"/>
-          <w:szCs w:val="34"/>
-          <w:lang w:val="en"/>
-          <w14:ligatures w14:val="none"/>
+          <w:lang w:val="en"/>
         </w:rPr>
         <w:t>❌</w:t>
       </w:r>
       <w:r>
         <w:rPr>
-          <w:rFonts w:ascii="Arial Unicode MS" w:eastAsia="Arial Unicode MS" w:hAnsi="Arial Unicode MS" w:cs="Arial Unicode MS"/>
-          <w:b/>
-          <w:bCs/>
-          <w:color w:val="2F5496" w:themeColor="accent1" w:themeShade="BF"/>
-          <w:kern w:val="0"/>
-          <w:sz w:val="34"/>
-          <w:szCs w:val="34"/>
-          <w:lang w:val="en"/>
-          <w14:ligatures w14:val="none"/>
+          <w:rFonts w:eastAsia="Arial Unicode MS"/>
+          <w:lang w:val="en"/>
         </w:rPr>
         <w:t xml:space="preserve"> Disadvantages</w:t>
       </w:r>
@@ -2028,6 +1974,7 @@
         </w:rPr>
         <w:t xml:space="preserve">: </w:t>
       </w:r>
+      <w:proofErr w:type="spellStart"/>
       <w:r>
         <w:rPr>
           <w:rFonts w:ascii="Arial" w:eastAsia="Arial" w:hAnsi="Arial" w:cs="Arial"/>
@@ -2039,7 +1986,21 @@
           <w:lang w:val="en"/>
           <w14:ligatures w14:val="none"/>
         </w:rPr>
-        <w:t>Chatgpt (GPT</w:t>
+        <w:t>Chatgpt</w:t>
+      </w:r>
+      <w:proofErr w:type="spellEnd"/>
+      <w:r>
+        <w:rPr>
+          <w:rFonts w:ascii="Arial" w:eastAsia="Arial" w:hAnsi="Arial" w:cs="Arial"/>
+          <w:b/>
+          <w:kern w:val="0"/>
+          <w:sz w:val="22"/>
+          <w:szCs w:val="22"/>
+          <w:highlight w:val="darkGray"/>
+          <w:lang w:val="en"/>
+          <w14:ligatures w14:val="none"/>
+        </w:rPr>
+        <w:t xml:space="preserve"> (GPT</w:t>
       </w:r>
       <w:r>
         <w:rPr>
@@ -2573,47 +2534,23 @@
     </w:p>
     <w:p>
       <w:pPr>
-        <w:spacing w:before="160" w:after="80" w:line="276" w:lineRule="auto"/>
-        <w:outlineLvl w:val="1"/>
-        <w:rPr>
-          <w:rFonts w:asciiTheme="majorHAnsi" w:eastAsiaTheme="majorEastAsia" w:hAnsiTheme="majorHAnsi" w:cstheme="majorBidi"/>
-          <w:b/>
-          <w:bCs/>
-          <w:color w:val="2F5496" w:themeColor="accent1" w:themeShade="BF"/>
-          <w:kern w:val="0"/>
-          <w:sz w:val="34"/>
-          <w:szCs w:val="34"/>
-          <w:lang w:val="en"/>
-          <w14:ligatures w14:val="none"/>
+        <w:pStyle w:val="Heading2"/>
+        <w:rPr>
+          <w:lang w:val="en"/>
         </w:rPr>
       </w:pPr>
       <w:bookmarkStart w:id="6" w:name="_ep1u65u7vtdy" w:colFirst="0" w:colLast="0"/>
       <w:bookmarkEnd w:id="6"/>
       <w:r>
         <w:rPr>
-          <w:rFonts w:ascii="Segoe UI Emoji" w:eastAsiaTheme="majorEastAsia" w:hAnsi="Segoe UI Emoji" w:cs="Segoe UI Emoji"/>
-          <w:b/>
-          <w:bCs/>
-          <w:color w:val="2F5496" w:themeColor="accent1" w:themeShade="BF"/>
-          <w:kern w:val="0"/>
-          <w:sz w:val="34"/>
-          <w:szCs w:val="34"/>
-          <w:lang w:val="en"/>
-          <w14:ligatures w14:val="none"/>
+          <w:rFonts w:ascii="Segoe UI Emoji" w:hAnsi="Segoe UI Emoji" w:cs="Segoe UI Emoji"/>
+          <w:lang w:val="en"/>
         </w:rPr>
         <w:t>📊</w:t>
       </w:r>
       <w:r>
         <w:rPr>
-          <w:rFonts w:asciiTheme="majorHAnsi" w:eastAsiaTheme="majorEastAsia" w:hAnsiTheme="majorHAnsi" w:cstheme="majorBidi"/>
-          <w:b/>
-          <w:bCs/>
-          <w:color w:val="2F5496" w:themeColor="accent1" w:themeShade="BF"/>
-          <w:kern w:val="0"/>
-          <w:sz w:val="34"/>
-          <w:szCs w:val="34"/>
-          <w:lang w:val="en"/>
-          <w14:ligatures w14:val="none"/>
+          <w:lang w:val="en"/>
         </w:rPr>
         <w:t xml:space="preserve"> Connection Formula</w:t>
       </w:r>
@@ -2655,6 +2592,7 @@
         </w:rPr>
         <w:t xml:space="preserve">: </w:t>
       </w:r>
+      <w:proofErr w:type="spellStart"/>
       <w:r>
         <w:rPr>
           <w:rFonts w:ascii="Arial" w:eastAsia="Arial" w:hAnsi="Arial" w:cs="Arial"/>
@@ -2666,7 +2604,21 @@
           <w:lang w:val="en"/>
           <w14:ligatures w14:val="none"/>
         </w:rPr>
-        <w:t>Chatgpt (GPT</w:t>
+        <w:t>Chatgpt</w:t>
+      </w:r>
+      <w:proofErr w:type="spellEnd"/>
+      <w:r>
+        <w:rPr>
+          <w:rFonts w:ascii="Arial" w:eastAsia="Arial" w:hAnsi="Arial" w:cs="Arial"/>
+          <w:b/>
+          <w:kern w:val="0"/>
+          <w:sz w:val="22"/>
+          <w:szCs w:val="22"/>
+          <w:highlight w:val="darkGray"/>
+          <w:lang w:val="en"/>
+          <w14:ligatures w14:val="none"/>
+        </w:rPr>
+        <w:t xml:space="preserve"> (GPT</w:t>
       </w:r>
       <w:r>
         <w:rPr>
@@ -2764,7 +2716,33 @@
           <w:lang w:val="en"/>
           <w14:ligatures w14:val="none"/>
         </w:rPr>
-        <w:t>Total Connections = n(n - 1) / 2</w:t>
+        <w:t xml:space="preserve">Total Connections = </w:t>
+      </w:r>
+      <w:proofErr w:type="gramStart"/>
+      <w:r>
+        <w:rPr>
+          <w:rFonts w:ascii="Roboto Mono" w:eastAsia="Roboto Mono" w:hAnsi="Roboto Mono" w:cs="Arial"/>
+          <w:b/>
+          <w:bCs/>
+          <w:kern w:val="0"/>
+          <w:szCs w:val="22"/>
+          <w:lang w:val="en"/>
+          <w14:ligatures w14:val="none"/>
+        </w:rPr>
+        <w:t>n(</w:t>
+      </w:r>
+      <w:proofErr w:type="gramEnd"/>
+      <w:r>
+        <w:rPr>
+          <w:rFonts w:ascii="Roboto Mono" w:eastAsia="Roboto Mono" w:hAnsi="Roboto Mono" w:cs="Arial"/>
+          <w:b/>
+          <w:bCs/>
+          <w:kern w:val="0"/>
+          <w:szCs w:val="22"/>
+          <w:lang w:val="en"/>
+          <w14:ligatures w14:val="none"/>
+        </w:rPr>
+        <w:t>n - 1) / 2</w:t>
       </w:r>
     </w:p>
     <w:p>
@@ -2789,6 +2767,7 @@
           <w:lang w:val="en"/>
           <w14:ligatures w14:val="none"/>
         </w:rPr>
+        <w:lastRenderedPageBreak/>
         <w:drawing>
           <wp:inline distT="114300" distB="114300" distL="114300" distR="114300" wp14:anchorId="23C0BD60" wp14:editId="342DDB00">
             <wp:extent cx="5943600" cy="1651000"/>
@@ -3303,47 +3282,23 @@
     </w:p>
     <w:p>
       <w:pPr>
-        <w:spacing w:before="160" w:after="80" w:line="276" w:lineRule="auto"/>
-        <w:outlineLvl w:val="1"/>
-        <w:rPr>
-          <w:rFonts w:asciiTheme="majorHAnsi" w:eastAsiaTheme="majorEastAsia" w:hAnsiTheme="majorHAnsi" w:cstheme="majorBidi"/>
-          <w:b/>
-          <w:bCs/>
-          <w:color w:val="2F5496" w:themeColor="accent1" w:themeShade="BF"/>
-          <w:kern w:val="0"/>
-          <w:sz w:val="34"/>
-          <w:szCs w:val="34"/>
-          <w:lang w:val="en"/>
-          <w14:ligatures w14:val="none"/>
+        <w:pStyle w:val="Heading2"/>
+        <w:rPr>
+          <w:lang w:val="en"/>
         </w:rPr>
       </w:pPr>
       <w:bookmarkStart w:id="7" w:name="_9fev90xdb5d1" w:colFirst="0" w:colLast="0"/>
       <w:bookmarkEnd w:id="7"/>
       <w:r>
         <w:rPr>
-          <w:rFonts w:ascii="Segoe UI Symbol" w:eastAsiaTheme="majorEastAsia" w:hAnsi="Segoe UI Symbol" w:cs="Segoe UI Symbol"/>
-          <w:b/>
-          <w:bCs/>
-          <w:color w:val="2F5496" w:themeColor="accent1" w:themeShade="BF"/>
-          <w:kern w:val="0"/>
-          <w:sz w:val="34"/>
-          <w:szCs w:val="34"/>
-          <w:lang w:val="en"/>
-          <w14:ligatures w14:val="none"/>
+          <w:rFonts w:ascii="Segoe UI Symbol" w:hAnsi="Segoe UI Symbol" w:cs="Segoe UI Symbol"/>
+          <w:lang w:val="en"/>
         </w:rPr>
         <w:t>🛠</w:t>
       </w:r>
       <w:r>
         <w:rPr>
-          <w:rFonts w:asciiTheme="majorHAnsi" w:eastAsiaTheme="majorEastAsia" w:hAnsiTheme="majorHAnsi" w:cstheme="majorBidi"/>
-          <w:b/>
-          <w:bCs/>
-          <w:color w:val="2F5496" w:themeColor="accent1" w:themeShade="BF"/>
-          <w:kern w:val="0"/>
-          <w:sz w:val="34"/>
-          <w:szCs w:val="34"/>
-          <w:lang w:val="en"/>
-          <w14:ligatures w14:val="none"/>
+          <w:lang w:val="en"/>
         </w:rPr>
         <w:t xml:space="preserve"> Use Cases</w:t>
       </w:r>
@@ -3385,6 +3340,7 @@
         </w:rPr>
         <w:t xml:space="preserve">: </w:t>
       </w:r>
+      <w:proofErr w:type="spellStart"/>
       <w:r>
         <w:rPr>
           <w:rFonts w:ascii="Arial" w:eastAsia="Arial" w:hAnsi="Arial" w:cs="Arial"/>
@@ -3396,7 +3352,21 @@
           <w:lang w:val="en"/>
           <w14:ligatures w14:val="none"/>
         </w:rPr>
-        <w:t>Chatgpt (GPT</w:t>
+        <w:t>Chatgpt</w:t>
+      </w:r>
+      <w:proofErr w:type="spellEnd"/>
+      <w:r>
+        <w:rPr>
+          <w:rFonts w:ascii="Arial" w:eastAsia="Arial" w:hAnsi="Arial" w:cs="Arial"/>
+          <w:b/>
+          <w:kern w:val="0"/>
+          <w:sz w:val="22"/>
+          <w:szCs w:val="22"/>
+          <w:highlight w:val="darkGray"/>
+          <w:lang w:val="en"/>
+          <w14:ligatures w14:val="none"/>
+        </w:rPr>
+        <w:t xml:space="preserve"> (GPT</w:t>
       </w:r>
       <w:r>
         <w:rPr>
@@ -3740,6 +3710,7 @@
                 <w:lang w:val="en"/>
                 <w14:ligatures w14:val="none"/>
               </w:rPr>
+              <w:lastRenderedPageBreak/>
               <w:t>🏥</w:t>
             </w:r>
             <w:r>
@@ -4025,18 +3996,9 @@
     </w:p>
     <w:p>
       <w:pPr>
-        <w:spacing w:before="160" w:after="80" w:line="276" w:lineRule="auto"/>
-        <w:outlineLvl w:val="1"/>
-        <w:rPr>
-          <w:rFonts w:asciiTheme="majorHAnsi" w:eastAsiaTheme="majorEastAsia" w:hAnsiTheme="majorHAnsi" w:cstheme="majorBidi"/>
-          <w:b/>
-          <w:bCs/>
-          <w:color w:val="2F5496" w:themeColor="accent1" w:themeShade="BF"/>
-          <w:kern w:val="0"/>
-          <w:sz w:val="34"/>
-          <w:szCs w:val="34"/>
-          <w:lang w:val="en"/>
-          <w14:ligatures w14:val="none"/>
+        <w:pStyle w:val="Heading2"/>
+        <w:rPr>
+          <w:lang w:val="en"/>
         </w:rPr>
       </w:pPr>
       <w:bookmarkStart w:id="8" w:name="_5g1xarql12au" w:colFirst="0" w:colLast="0"/>
@@ -4044,28 +4006,14 @@
       <w:r>
         <w:rPr>
           <w:rFonts w:ascii="Segoe UI Emoji" w:eastAsia="Arial Unicode MS" w:hAnsi="Segoe UI Emoji" w:cs="Segoe UI Emoji"/>
-          <w:b/>
-          <w:bCs/>
-          <w:color w:val="2F5496" w:themeColor="accent1" w:themeShade="BF"/>
-          <w:kern w:val="0"/>
-          <w:sz w:val="34"/>
-          <w:szCs w:val="34"/>
-          <w:lang w:val="en"/>
-          <w14:ligatures w14:val="none"/>
+          <w:lang w:val="en"/>
         </w:rPr>
         <w:t>✅</w:t>
       </w:r>
       <w:r>
         <w:rPr>
-          <w:rFonts w:ascii="Arial Unicode MS" w:eastAsia="Arial Unicode MS" w:hAnsi="Arial Unicode MS" w:cs="Arial Unicode MS"/>
-          <w:b/>
-          <w:bCs/>
-          <w:color w:val="2F5496" w:themeColor="accent1" w:themeShade="BF"/>
-          <w:kern w:val="0"/>
-          <w:sz w:val="34"/>
-          <w:szCs w:val="34"/>
-          <w:lang w:val="en"/>
-          <w14:ligatures w14:val="none"/>
+          <w:rFonts w:eastAsia="Arial Unicode MS"/>
+          <w:lang w:val="en"/>
         </w:rPr>
         <w:t xml:space="preserve"> Summary</w:t>
       </w:r>
@@ -4107,6 +4055,7 @@
         </w:rPr>
         <w:t xml:space="preserve">: </w:t>
       </w:r>
+      <w:proofErr w:type="spellStart"/>
       <w:r>
         <w:rPr>
           <w:rFonts w:ascii="Arial" w:eastAsia="Arial" w:hAnsi="Arial" w:cs="Arial"/>
@@ -4118,7 +4067,21 @@
           <w:lang w:val="en"/>
           <w14:ligatures w14:val="none"/>
         </w:rPr>
-        <w:t>Chatgpt (GPT</w:t>
+        <w:t>Chatgpt</w:t>
+      </w:r>
+      <w:proofErr w:type="spellEnd"/>
+      <w:r>
+        <w:rPr>
+          <w:rFonts w:ascii="Arial" w:eastAsia="Arial" w:hAnsi="Arial" w:cs="Arial"/>
+          <w:b/>
+          <w:kern w:val="0"/>
+          <w:sz w:val="22"/>
+          <w:szCs w:val="22"/>
+          <w:highlight w:val="darkGray"/>
+          <w:lang w:val="en"/>
+          <w14:ligatures w14:val="none"/>
+        </w:rPr>
+        <w:t xml:space="preserve"> (GPT</w:t>
       </w:r>
       <w:r>
         <w:rPr>
@@ -4761,6 +4724,7 @@
           <w:lang w:val="en"/>
           <w14:ligatures w14:val="none"/>
         </w:rPr>
+        <w:lastRenderedPageBreak/>
         <w:pict w14:anchorId="481CA44C">
           <v:rect id="_x0000_i1033" style="width:0;height:1.5pt" o:hralign="center" o:hrstd="t" o:hr="t" fillcolor="#a0a0a0" stroked="f"/>
         </w:pict>
@@ -5352,7 +5316,6 @@
     <w:next w:val="Normal"/>
     <w:link w:val="Heading2Char"/>
     <w:uiPriority w:val="9"/>
-    <w:semiHidden/>
     <w:unhideWhenUsed/>
     <w:qFormat/>
     <w:rsid w:val="00C36617"/>
@@ -5569,7 +5532,6 @@
     <w:basedOn w:val="DefaultParagraphFont"/>
     <w:link w:val="Heading2"/>
     <w:uiPriority w:val="9"/>
-    <w:semiHidden/>
     <w:rsid w:val="00C36617"/>
     <w:rPr>
       <w:rFonts w:asciiTheme="majorHAnsi" w:eastAsiaTheme="majorEastAsia" w:hAnsiTheme="majorHAnsi" w:cstheme="majorBidi"/>
